--- a/development/architecture/PROPOSAL_mcp_metadata_architecture.docx
+++ b/development/architecture/PROPOSAL_mcp_metadata_architecture.docx
@@ -2,13 +2,13 @@
 <file path=word/document.xml><?xml version="1.0" encoding="utf-8"?>
 <w:document xmlns:w="http://schemas.openxmlformats.org/wordprocessingml/2006/main" xmlns:m="http://schemas.openxmlformats.org/officeDocument/2006/math" xmlns:r="http://schemas.openxmlformats.org/officeDocument/2006/relationships" xmlns:o="urn:schemas-microsoft-com:office:office" xmlns:v="urn:schemas-microsoft-com:vml" xmlns:w10="urn:schemas-microsoft-com:office:word" xmlns:a="http://schemas.openxmlformats.org/drawingml/2006/main" xmlns:pic="http://schemas.openxmlformats.org/drawingml/2006/picture" xmlns:wp="http://schemas.openxmlformats.org/drawingml/2006/wordprocessingDrawing">
   <w:body>
-    <w:bookmarkStart w:id="54" w:name="X92ea7c9db4cba7d57c9bf709493fc46cc3aa37e"/>
+    <w:bookmarkStart w:id="53" w:name="X6461460f42eec00e5d5bb4bdfa6f6e85c10178d"/>
     <w:p>
       <w:pPr>
         <w:pStyle w:val="Heading1"/>
       </w:pPr>
       <w:r>
-        <w:t xml:space="preserve">CCHS metadata architecture: a unified database and API for survey harmonization</w:t>
+        <w:t xml:space="preserve">CCHS metadata architecture: a unified database and API for survey harmonisation</w:t>
       </w:r>
     </w:p>
     <w:p>
@@ -26,7 +26,7 @@
         <w:t xml:space="preserve"> </w:t>
       </w:r>
       <w:r>
-        <w:t xml:space="preserve">— February 2026</w:t>
+        <w:t xml:space="preserve">— February 2026 (updated)</w:t>
       </w:r>
     </w:p>
     <w:p>
@@ -153,7 +153,7 @@
         <w:t xml:space="preserve">cchsflow-docs repository</w:t>
       </w:r>
       <w:r>
-        <w:t xml:space="preserve">. Houses CCHS documentation (PDFs, DDI XML files, data dictionaries) and a scraped DuckDB containing 14,005 variables across 231 datasets from the ICES Data Dictionary. The data is structured but has no query interface beyond raw SQL.</w:t>
+        <w:t xml:space="preserve">. Houses CCHS documentation (PDFs, DDI XML files, data dictionaries) and metadata from multiple sources. The data is structured but previously had no query interface beyond raw SQL.</w:t>
       </w:r>
     </w:p>
     <w:p>
@@ -207,13 +207,13 @@
       </w:r>
     </w:p>
     <w:bookmarkEnd w:id="22"/>
-    <w:bookmarkStart w:id="23" w:name="what-we-want-to-build"/>
+    <w:bookmarkStart w:id="26" w:name="pilot-status"/>
     <w:p>
       <w:pPr>
         <w:pStyle w:val="Heading2"/>
       </w:pPr>
       <w:r>
-        <w:t xml:space="preserve">What we want to build</w:t>
+        <w:t xml:space="preserve">Pilot status</w:t>
       </w:r>
     </w:p>
     <w:p>
@@ -221,228 +221,607 @@
         <w:pStyle w:val="FirstParagraph"/>
       </w:pPr>
       <w:r>
-        <w:t xml:space="preserve">A single, unified DuckDB database exposed through an MCP (Model Context Protocol) server that any LLM agent, R developer, or web application can query. The database merges metadata from multiple sources and the MCP server provides structured tool-use access.</w:t>
-      </w:r>
-    </w:p>
-    <w:p>
-      <w:pPr>
-        <w:pStyle w:val="BodyText"/>
-      </w:pPr>
-      <w:r>
-        <w:t xml:space="preserve">This is not a replacement for Joel’s Shiny app or cchsflow’s worksheets. It is the shared data layer that both could draw from — and that new tools (LLM agents, APIs, web frontends) could use directly.</w:t>
-      </w:r>
-    </w:p>
-    <w:bookmarkEnd w:id="23"/>
-    <w:bookmarkStart w:id="30" w:name="use-cases"/>
-    <w:p>
-      <w:pPr>
-        <w:pStyle w:val="Heading2"/>
-      </w:pPr>
-      <w:r>
-        <w:t xml:space="preserve">Use cases</w:t>
-      </w:r>
-    </w:p>
-    <w:bookmarkStart w:id="24" w:name="uc1-variable-lookup"/>
+        <w:t xml:space="preserve">We have built a working pilot of the unified database and MCP server. The core infrastructure is operational and being used for cchsflow harmonisation work. This section summarises what exists today; the rest of the document describes the full vision.</w:t>
+      </w:r>
+    </w:p>
+    <w:bookmarkStart w:id="23" w:name="whats-built"/>
     <w:p>
       <w:pPr>
         <w:pStyle w:val="Heading3"/>
       </w:pPr>
       <w:r>
-        <w:t xml:space="preserve">UC1: Variable lookup</w:t>
-      </w:r>
-    </w:p>
-    <w:p>
-      <w:pPr>
-        <w:pStyle w:val="FirstParagraph"/>
+        <w:t xml:space="preserve">What’s built</w:t>
+      </w:r>
+    </w:p>
+    <w:p>
+      <w:pPr>
+        <w:numPr>
+          <w:ilvl w:val="0"/>
+          <w:numId w:val="1002"/>
+        </w:numPr>
+        <w:pStyle w:val="Compact"/>
       </w:pPr>
       <w:r>
         <w:rPr>
           <w:bCs/>
           <w:b/>
         </w:rPr>
-        <w:t xml:space="preserve">Actor</w:t>
-      </w:r>
-      <w:r>
-        <w:t xml:space="preserve">: Researcher, LLM agent, or web application</w:t>
-      </w:r>
-    </w:p>
-    <w:p>
-      <w:pPr>
-        <w:pStyle w:val="BodyText"/>
+        <w:t xml:space="preserve">Unified DuckDB database</w:t>
+      </w:r>
+      <w:r>
+        <w:t xml:space="preserve"> </w:t>
+      </w:r>
+      <w:r>
+        <w:t xml:space="preserve">with 16,899 variables across 251 datasets, built from 6 data sources</w:t>
+      </w:r>
+    </w:p>
+    <w:p>
+      <w:pPr>
+        <w:numPr>
+          <w:ilvl w:val="0"/>
+          <w:numId w:val="1002"/>
+        </w:numPr>
+        <w:pStyle w:val="Compact"/>
       </w:pPr>
       <w:r>
         <w:rPr>
           <w:bCs/>
           <w:b/>
         </w:rPr>
-        <w:t xml:space="preserve">Query</w:t>
-      </w:r>
-      <w:r>
-        <w:t xml:space="preserve">:</w:t>
+        <w:t xml:space="preserve">MCP server</w:t>
       </w:r>
       <w:r>
         <w:t xml:space="preserve"> </w:t>
       </w:r>
       <w:r>
-        <w:t xml:space="preserve">“</w:t>
-      </w:r>
-      <w:r>
-        <w:t xml:space="preserve">Is SMKDSTY available in CCHS 2015?</w:t>
-      </w:r>
-      <w:r>
-        <w:t xml:space="preserve">”</w:t>
-      </w:r>
-    </w:p>
-    <w:p>
-      <w:pPr>
-        <w:pStyle w:val="BodyText"/>
+        <w:t xml:space="preserve">with 9 query tools, operational in Claude Code</w:t>
+      </w:r>
+    </w:p>
+    <w:p>
+      <w:pPr>
+        <w:numPr>
+          <w:ilvl w:val="0"/>
+          <w:numId w:val="1002"/>
+        </w:numPr>
+        <w:pStyle w:val="Compact"/>
       </w:pPr>
       <w:r>
         <w:rPr>
           <w:bCs/>
           <w:b/>
         </w:rPr>
-        <w:t xml:space="preserve">Current process</w:t>
-      </w:r>
-      <w:r>
-        <w:t xml:space="preserve">: Open Joel’s Shiny app and search manually, or grep through PDF documentation.</w:t>
-      </w:r>
-    </w:p>
-    <w:p>
-      <w:pPr>
-        <w:pStyle w:val="BodyText"/>
+        <w:t xml:space="preserve">Three-phase build pipeline</w:t>
+      </w:r>
+      <w:r>
+        <w:t xml:space="preserve">: CSV loading → PUMF RData ingestion → DDI XML extraction</w:t>
+      </w:r>
+    </w:p>
+    <w:p>
+      <w:pPr>
+        <w:numPr>
+          <w:ilvl w:val="0"/>
+          <w:numId w:val="1002"/>
+        </w:numPr>
+        <w:pStyle w:val="Compact"/>
       </w:pPr>
       <w:r>
         <w:rPr>
           <w:bCs/>
           <w:b/>
         </w:rPr>
-        <w:t xml:space="preserve">Proposed process</w:t>
-      </w:r>
-      <w:r>
-        <w:t xml:space="preserve">:</w:t>
-      </w:r>
-      <w:r>
-        <w:t xml:space="preserve"> </w:t>
-      </w:r>
-      <w:r>
-        <w:rPr>
-          <w:rStyle w:val="VerbatimChar"/>
-        </w:rPr>
-        <w:t xml:space="preserve">search_variables("SMKDSTY")</w:t>
-      </w:r>
-      <w:r>
-        <w:t xml:space="preserve"> </w:t>
-      </w:r>
-      <w:r>
-        <w:t xml:space="preserve">returns structured JSON with availability across all cycles, response categories, and (where available) the original question text.</w:t>
-      </w:r>
-    </w:p>
+        <w:t xml:space="preserve">Full provenance tracking</w:t>
+      </w:r>
+      <w:r>
+        <w:t xml:space="preserve">: every record traces to a specific data source with authority level</w:t>
+      </w:r>
+    </w:p>
+    <w:bookmarkEnd w:id="23"/>
+    <w:bookmarkStart w:id="24" w:name="current-data-sources-6"/>
+    <w:p>
+      <w:pPr>
+        <w:pStyle w:val="Heading3"/>
+      </w:pPr>
+      <w:r>
+        <w:t xml:space="preserve">Current data sources (6)</w:t>
+      </w:r>
+    </w:p>
+    <w:tbl>
+      <w:tblPr>
+        <w:tblStyle w:val="Table"/>
+        <w:tblW w:type="pct" w:w="5000"/>
+        <w:tblLook w:firstRow="1" w:lastRow="0" w:firstColumn="0" w:lastColumn="0" w:noHBand="0" w:noVBand="0" w:val="0020"/>
+        <w:jc w:val="start"/>
+      </w:tblPr>
+      <w:tblGrid>
+        <w:gridCol w:w="1760"/>
+        <w:gridCol w:w="2420"/>
+        <w:gridCol w:w="1980"/>
+        <w:gridCol w:w="1760"/>
+      </w:tblGrid>
+      <w:tr>
+        <w:trPr>
+          <w:tblHeader w:val="true"/>
+        </w:trPr>
+        <w:tc>
+          <w:tcPr/>
+          <w:p>
+            <w:pPr>
+              <w:pStyle w:val="Compact"/>
+              <w:jc w:val="left"/>
+            </w:pPr>
+            <w:r>
+              <w:t xml:space="preserve">Source</w:t>
+            </w:r>
+          </w:p>
+        </w:tc>
+        <w:tc>
+          <w:tcPr/>
+          <w:p>
+            <w:pPr>
+              <w:pStyle w:val="Compact"/>
+              <w:jc w:val="left"/>
+            </w:pPr>
+            <w:r>
+              <w:t xml:space="preserve">Authority</w:t>
+            </w:r>
+          </w:p>
+        </w:tc>
+        <w:tc>
+          <w:tcPr/>
+          <w:p>
+            <w:pPr>
+              <w:pStyle w:val="Compact"/>
+              <w:jc w:val="left"/>
+            </w:pPr>
+            <w:r>
+              <w:t xml:space="preserve">Content</w:t>
+            </w:r>
+          </w:p>
+        </w:tc>
+        <w:tc>
+          <w:tcPr/>
+          <w:p>
+            <w:pPr>
+              <w:pStyle w:val="Compact"/>
+              <w:jc w:val="left"/>
+            </w:pPr>
+            <w:r>
+              <w:t xml:space="preserve">Status</w:t>
+            </w:r>
+          </w:p>
+        </w:tc>
+      </w:tr>
+      <w:tr>
+        <w:tc>
+          <w:tcPr/>
+          <w:p>
+            <w:pPr>
+              <w:pStyle w:val="Compact"/>
+              <w:jc w:val="left"/>
+            </w:pPr>
+            <w:r>
+              <w:t xml:space="preserve">DDI XML (11 files)</w:t>
+            </w:r>
+          </w:p>
+        </w:tc>
+        <w:tc>
+          <w:tcPr/>
+          <w:p>
+            <w:pPr>
+              <w:pStyle w:val="Compact"/>
+              <w:jc w:val="left"/>
+            </w:pPr>
+            <w:r>
+              <w:t xml:space="preserve">Primary</w:t>
+            </w:r>
+          </w:p>
+        </w:tc>
+        <w:tc>
+          <w:tcPr/>
+          <w:p>
+            <w:pPr>
+              <w:pStyle w:val="Compact"/>
+              <w:jc w:val="left"/>
+            </w:pPr>
+            <w:r>
+              <w:t xml:space="preserve">Question text, value codes, frequencies, summary stats</w:t>
+            </w:r>
+          </w:p>
+        </w:tc>
+        <w:tc>
+          <w:tcPr/>
+          <w:p>
+            <w:pPr>
+              <w:pStyle w:val="Compact"/>
+              <w:jc w:val="left"/>
+            </w:pPr>
+            <w:r>
+              <w:t xml:space="preserve">Complete for PUMF 2001–2018</w:t>
+            </w:r>
+          </w:p>
+        </w:tc>
+      </w:tr>
+      <w:tr>
+        <w:tc>
+          <w:tcPr/>
+          <w:p>
+            <w:pPr>
+              <w:pStyle w:val="Compact"/>
+              <w:jc w:val="left"/>
+            </w:pPr>
+            <w:r>
+              <w:t xml:space="preserve">PUMF RData (11 files)</w:t>
+            </w:r>
+          </w:p>
+        </w:tc>
+        <w:tc>
+          <w:tcPr/>
+          <w:p>
+            <w:pPr>
+              <w:pStyle w:val="Compact"/>
+              <w:jc w:val="left"/>
+            </w:pPr>
+            <w:r>
+              <w:t xml:space="preserve">Primary</w:t>
+            </w:r>
+          </w:p>
+        </w:tc>
+        <w:tc>
+          <w:tcPr/>
+          <w:p>
+            <w:pPr>
+              <w:pStyle w:val="Compact"/>
+              <w:jc w:val="left"/>
+            </w:pPr>
+            <w:r>
+              <w:t xml:space="preserve">Variable types, value labels from data files</w:t>
+            </w:r>
+          </w:p>
+        </w:tc>
+        <w:tc>
+          <w:tcPr/>
+          <w:p>
+            <w:pPr>
+              <w:pStyle w:val="Compact"/>
+              <w:jc w:val="left"/>
+            </w:pPr>
+            <w:r>
+              <w:t xml:space="preserve">Complete for PUMF 2001–2022</w:t>
+            </w:r>
+          </w:p>
+        </w:tc>
+      </w:tr>
+      <w:tr>
+        <w:tc>
+          <w:tcPr/>
+          <w:p>
+            <w:pPr>
+              <w:pStyle w:val="Compact"/>
+              <w:jc w:val="left"/>
+            </w:pPr>
+            <w:r>
+              <w:t xml:space="preserve">Master SAS labels (35 files)</w:t>
+            </w:r>
+          </w:p>
+        </w:tc>
+        <w:tc>
+          <w:tcPr/>
+          <w:p>
+            <w:pPr>
+              <w:pStyle w:val="Compact"/>
+              <w:jc w:val="left"/>
+            </w:pPr>
+            <w:r>
+              <w:t xml:space="preserve">Primary</w:t>
+            </w:r>
+          </w:p>
+        </w:tc>
+        <w:tc>
+          <w:tcPr/>
+          <w:p>
+            <w:pPr>
+              <w:pStyle w:val="Compact"/>
+              <w:jc w:val="left"/>
+            </w:pPr>
+            <w:r>
+              <w:t xml:space="preserve">Variable labels from Master files</w:t>
+            </w:r>
+          </w:p>
+        </w:tc>
+        <w:tc>
+          <w:tcPr/>
+          <w:p>
+            <w:pPr>
+              <w:pStyle w:val="Compact"/>
+              <w:jc w:val="left"/>
+            </w:pPr>
+            <w:r>
+              <w:t xml:space="preserve">Complete for available cycles</w:t>
+            </w:r>
+          </w:p>
+        </w:tc>
+      </w:tr>
+      <w:tr>
+        <w:tc>
+          <w:tcPr/>
+          <w:p>
+            <w:pPr>
+              <w:pStyle w:val="Compact"/>
+              <w:jc w:val="left"/>
+            </w:pPr>
+            <w:r>
+              <w:t xml:space="preserve">cchsflow worksheets</w:t>
+            </w:r>
+          </w:p>
+        </w:tc>
+        <w:tc>
+          <w:tcPr/>
+          <w:p>
+            <w:pPr>
+              <w:pStyle w:val="Compact"/>
+              <w:jc w:val="left"/>
+            </w:pPr>
+            <w:r>
+              <w:t xml:space="preserve">Secondary</w:t>
+            </w:r>
+          </w:p>
+        </w:tc>
+        <w:tc>
+          <w:tcPr/>
+          <w:p>
+            <w:pPr>
+              <w:pStyle w:val="Compact"/>
+              <w:jc w:val="left"/>
+            </w:pPr>
+            <w:r>
+              <w:t xml:space="preserve">Harmonisation mappings</w:t>
+            </w:r>
+          </w:p>
+        </w:tc>
+        <w:tc>
+          <w:tcPr/>
+          <w:p>
+            <w:pPr>
+              <w:pStyle w:val="Compact"/>
+              <w:jc w:val="left"/>
+            </w:pPr>
+            <w:r>
+              <w:t xml:space="preserve">Loaded</w:t>
+            </w:r>
+          </w:p>
+        </w:tc>
+      </w:tr>
+      <w:tr>
+        <w:tc>
+          <w:tcPr/>
+          <w:p>
+            <w:pPr>
+              <w:pStyle w:val="Compact"/>
+              <w:jc w:val="left"/>
+            </w:pPr>
+            <w:r>
+              <w:t xml:space="preserve">ICES Data Dictionary</w:t>
+            </w:r>
+          </w:p>
+        </w:tc>
+        <w:tc>
+          <w:tcPr/>
+          <w:p>
+            <w:pPr>
+              <w:pStyle w:val="Compact"/>
+              <w:jc w:val="left"/>
+            </w:pPr>
+            <w:r>
+              <w:t xml:space="preserve">Secondary</w:t>
+            </w:r>
+          </w:p>
+        </w:tc>
+        <w:tc>
+          <w:tcPr/>
+          <w:p>
+            <w:pPr>
+              <w:pStyle w:val="Compact"/>
+              <w:jc w:val="left"/>
+            </w:pPr>
+            <w:r>
+              <w:t xml:space="preserve">Variable labels across 231 ICES datasets</w:t>
+            </w:r>
+          </w:p>
+        </w:tc>
+        <w:tc>
+          <w:tcPr/>
+          <w:p>
+            <w:pPr>
+              <w:pStyle w:val="Compact"/>
+              <w:jc w:val="left"/>
+            </w:pPr>
+            <w:r>
+              <w:t xml:space="preserve">Loaded</w:t>
+            </w:r>
+          </w:p>
+        </w:tc>
+      </w:tr>
+      <w:tr>
+        <w:tc>
+          <w:tcPr/>
+          <w:p>
+            <w:pPr>
+              <w:pStyle w:val="Compact"/>
+              <w:jc w:val="left"/>
+            </w:pPr>
+            <w:r>
+              <w:t xml:space="preserve">Extracted YAML</w:t>
+            </w:r>
+          </w:p>
+        </w:tc>
+        <w:tc>
+          <w:tcPr/>
+          <w:p>
+            <w:pPr>
+              <w:pStyle w:val="Compact"/>
+              <w:jc w:val="left"/>
+            </w:pPr>
+            <w:r>
+              <w:t xml:space="preserve">Secondary</w:t>
+            </w:r>
+          </w:p>
+        </w:tc>
+        <w:tc>
+          <w:tcPr/>
+          <w:p>
+            <w:pPr>
+              <w:pStyle w:val="Compact"/>
+              <w:jc w:val="left"/>
+            </w:pPr>
+            <w:r>
+              <w:t xml:space="preserve">Data dictionaries from PDF extraction</w:t>
+            </w:r>
+          </w:p>
+        </w:tc>
+        <w:tc>
+          <w:tcPr/>
+          <w:p>
+            <w:pPr>
+              <w:pStyle w:val="Compact"/>
+              <w:jc w:val="left"/>
+            </w:pPr>
+            <w:r>
+              <w:t xml:space="preserve">Loaded</w:t>
+            </w:r>
+          </w:p>
+        </w:tc>
+      </w:tr>
+    </w:tbl>
     <w:bookmarkEnd w:id="24"/>
-    <w:bookmarkStart w:id="25" w:name="uc2-variable-history"/>
+    <w:bookmarkStart w:id="25" w:name="known-gaps"/>
     <w:p>
       <w:pPr>
         <w:pStyle w:val="Heading3"/>
       </w:pPr>
       <w:r>
-        <w:t xml:space="preserve">UC2: Variable history</w:t>
-      </w:r>
-    </w:p>
-    <w:p>
-      <w:pPr>
-        <w:pStyle w:val="FirstParagraph"/>
+        <w:t xml:space="preserve">Known gaps</w:t>
+      </w:r>
+    </w:p>
+    <w:p>
+      <w:pPr>
+        <w:numPr>
+          <w:ilvl w:val="0"/>
+          <w:numId w:val="1003"/>
+        </w:numPr>
+        <w:pStyle w:val="Compact"/>
       </w:pPr>
       <w:r>
         <w:rPr>
           <w:bCs/>
           <w:b/>
         </w:rPr>
-        <w:t xml:space="preserve">Actor</w:t>
-      </w:r>
-      <w:r>
-        <w:t xml:space="preserve">: cchsflow developer or harmonisation agent</w:t>
-      </w:r>
-    </w:p>
-    <w:p>
-      <w:pPr>
-        <w:pStyle w:val="BodyText"/>
+        <w:t xml:space="preserve">Missing cycles</w:t>
+      </w:r>
+      <w:r>
+        <w:t xml:space="preserve">: PUMF DDI coverage ends at 2018. Cycles 2019–2022 have RData but no DDI question text. The 2022 single-year file has only 255 variables in our database.</w:t>
+      </w:r>
+    </w:p>
+    <w:p>
+      <w:pPr>
+        <w:numPr>
+          <w:ilvl w:val="0"/>
+          <w:numId w:val="1003"/>
+        </w:numPr>
+        <w:pStyle w:val="Compact"/>
       </w:pPr>
       <w:r>
         <w:rPr>
           <w:bCs/>
           <w:b/>
         </w:rPr>
-        <w:t xml:space="preserve">Query</w:t>
-      </w:r>
-      <w:r>
-        <w:t xml:space="preserve">:</w:t>
-      </w:r>
-      <w:r>
-        <w:t xml:space="preserve"> </w:t>
-      </w:r>
-      <w:r>
-        <w:t xml:space="preserve">“</w:t>
-      </w:r>
-      <w:r>
-        <w:t xml:space="preserve">What variable names has smoking status used from 2001 to 2024?</w:t>
-      </w:r>
-      <w:r>
-        <w:t xml:space="preserve">”</w:t>
-      </w:r>
-    </w:p>
-    <w:p>
-      <w:pPr>
-        <w:pStyle w:val="BodyText"/>
+        <w:t xml:space="preserve">Master file metadata</w:t>
+      </w:r>
+      <w:r>
+        <w:t xml:space="preserve">: We have SAS labels (variable names and descriptions) but not full Master data dictionaries with response categories and frequencies. Joel’s ground-truth documents from actual Master files would fill this gap.</w:t>
+      </w:r>
+    </w:p>
+    <w:p>
+      <w:pPr>
+        <w:numPr>
+          <w:ilvl w:val="0"/>
+          <w:numId w:val="1003"/>
+        </w:numPr>
+        <w:pStyle w:val="Compact"/>
       </w:pPr>
       <w:r>
         <w:rPr>
           <w:bCs/>
           <w:b/>
         </w:rPr>
-        <w:t xml:space="preserve">Current process</w:t>
-      </w:r>
-      <w:r>
-        <w:t xml:space="preserve">: Manually review data dictionaries for each cycle, noting name changes (SMKA_202 → SMKC_202 → SMKE_202 → SMK_202 → SMK_005 → CSS_05).</w:t>
-      </w:r>
-    </w:p>
-    <w:p>
-      <w:pPr>
-        <w:pStyle w:val="BodyText"/>
+        <w:t xml:space="preserve">Variable families</w:t>
+      </w:r>
+      <w:r>
+        <w:t xml:space="preserve">: Cross-cycle equivalence mappings (e.g., SMKA_202 in 2001 = SMK_202 in 2007 = SMK_005 in 2015) are not yet populated. The schema supports this but the data requires expert review.</w:t>
+      </w:r>
+    </w:p>
+    <w:p>
+      <w:pPr>
+        <w:numPr>
+          <w:ilvl w:val="0"/>
+          <w:numId w:val="1003"/>
+        </w:numPr>
+        <w:pStyle w:val="Compact"/>
       </w:pPr>
       <w:r>
         <w:rPr>
           <w:bCs/>
           <w:b/>
         </w:rPr>
-        <w:t xml:space="preserve">Proposed process</w:t>
-      </w:r>
-      <w:r>
-        <w:t xml:space="preserve">:</w:t>
-      </w:r>
-      <w:r>
-        <w:t xml:space="preserve"> </w:t>
-      </w:r>
-      <w:r>
-        <w:rPr>
-          <w:rStyle w:val="VerbatimChar"/>
-        </w:rPr>
-        <w:t xml:space="preserve">get_variable_history("SMK_202")</w:t>
-      </w:r>
-      <w:r>
-        <w:t xml:space="preserve"> </w:t>
-      </w:r>
-      <w:r>
-        <w:t xml:space="preserve">returns the full chain of datasets where this variable (or its equivalents) appears, with cycle years and file types.</w:t>
+        <w:t xml:space="preserve">No REST API</w:t>
+      </w:r>
+      <w:r>
+        <w:t xml:space="preserve">: The MCP server works for LLM agents and local scripts. A web-accessible API (for 613apps.ca or other frontends) would require a thin REST wrapper.</w:t>
       </w:r>
     </w:p>
     <w:bookmarkEnd w:id="25"/>
-    <w:bookmarkStart w:id="26" w:name="uc3-master-vs-pumf-comparison"/>
+    <w:bookmarkEnd w:id="26"/>
+    <w:bookmarkStart w:id="27" w:name="what-we-want-to-build"/>
+    <w:p>
+      <w:pPr>
+        <w:pStyle w:val="Heading2"/>
+      </w:pPr>
+      <w:r>
+        <w:t xml:space="preserve">What we want to build</w:t>
+      </w:r>
+    </w:p>
+    <w:p>
+      <w:pPr>
+        <w:pStyle w:val="FirstParagraph"/>
+      </w:pPr>
+      <w:r>
+        <w:t xml:space="preserve">A single, unified DuckDB database exposed through an MCP (Model Context Protocol) server that any LLM agent, R developer, or web application can query. The database merges metadata from multiple sources and the MCP server provides structured tool-use access.</w:t>
+      </w:r>
+    </w:p>
+    <w:p>
+      <w:pPr>
+        <w:pStyle w:val="BodyText"/>
+      </w:pPr>
+      <w:r>
+        <w:t xml:space="preserve">This is not a replacement for Joel’s Shiny app or cchsflow’s worksheets. It is the shared data layer that both could draw from — and that new tools (LLM agents, APIs, web frontends) could use directly.</w:t>
+      </w:r>
+    </w:p>
+    <w:bookmarkEnd w:id="27"/>
+    <w:bookmarkStart w:id="34" w:name="use-cases"/>
+    <w:p>
+      <w:pPr>
+        <w:pStyle w:val="Heading2"/>
+      </w:pPr>
+      <w:r>
+        <w:t xml:space="preserve">Use cases</w:t>
+      </w:r>
+    </w:p>
+    <w:bookmarkStart w:id="28" w:name="uc1-variable-lookup"/>
     <w:p>
       <w:pPr>
         <w:pStyle w:val="Heading3"/>
       </w:pPr>
       <w:r>
-        <w:t xml:space="preserve">UC3: Master vs PUMF comparison</w:t>
+        <w:t xml:space="preserve">UC1: Variable lookup</w:t>
       </w:r>
     </w:p>
     <w:p>
@@ -457,7 +836,7 @@
         <w:t xml:space="preserve">Actor</w:t>
       </w:r>
       <w:r>
-        <w:t xml:space="preserve">: Researcher choosing between file types</w:t>
+        <w:t xml:space="preserve">: Researcher, LLM agent, or web application</w:t>
       </w:r>
     </w:p>
     <w:p>
@@ -481,7 +860,7 @@
         <w:t xml:space="preserve">“</w:t>
       </w:r>
       <w:r>
-        <w:t xml:space="preserve">How does BMI differ between Master and PUMF in 2015–2016?</w:t>
+        <w:t xml:space="preserve">Is SMKDSTY available in CCHS 2015?</w:t>
       </w:r>
       <w:r>
         <w:t xml:space="preserve">”</w:t>
@@ -496,10 +875,10 @@
           <w:bCs/>
           <w:b/>
         </w:rPr>
-        <w:t xml:space="preserve">Current process</w:t>
-      </w:r>
-      <w:r>
-        <w:t xml:space="preserve">: Compare two separate data dictionaries side by side.</w:t>
+        <w:t xml:space="preserve">Previous process</w:t>
+      </w:r>
+      <w:r>
+        <w:t xml:space="preserve">: Open Joel’s Shiny app and search manually, or grep through PDF documentation.</w:t>
       </w:r>
     </w:p>
     <w:p>
@@ -511,7 +890,7 @@
           <w:bCs/>
           <w:b/>
         </w:rPr>
-        <w:t xml:space="preserve">Proposed process</w:t>
+        <w:t xml:space="preserve">With MCP</w:t>
       </w:r>
       <w:r>
         <w:t xml:space="preserve">:</w:t>
@@ -523,23 +902,33 @@
         <w:rPr>
           <w:rStyle w:val="VerbatimChar"/>
         </w:rPr>
-        <w:t xml:space="preserve">compare_master_pumf("HWTGBMI", "2015-2016")</w:t>
+        <w:t xml:space="preserve">search_variables("SMKDSTY")</w:t>
       </w:r>
       <w:r>
         <w:t xml:space="preserve"> </w:t>
       </w:r>
       <w:r>
-        <w:t xml:space="preserve">returns a structured diff showing that Master has continuous values while PUMF has categorical ranges.</w:t>
-      </w:r>
-    </w:p>
-    <w:bookmarkEnd w:id="26"/>
-    <w:bookmarkStart w:id="27" w:name="uc4-new-cycle-onboarding"/>
+        <w:t xml:space="preserve">returns structured JSON with availability across all cycles, response categories, and (where available) the original question text.</w:t>
+      </w:r>
+      <w:r>
+        <w:t xml:space="preserve"> </w:t>
+      </w:r>
+      <w:r>
+        <w:rPr>
+          <w:iCs/>
+          <w:i/>
+        </w:rPr>
+        <w:t xml:space="preserve">This works today in the pilot.</w:t>
+      </w:r>
+    </w:p>
+    <w:bookmarkEnd w:id="28"/>
+    <w:bookmarkStart w:id="29" w:name="uc2-variable-history"/>
     <w:p>
       <w:pPr>
         <w:pStyle w:val="Heading3"/>
       </w:pPr>
       <w:r>
-        <w:t xml:space="preserve">UC4: New cycle onboarding</w:t>
+        <w:t xml:space="preserve">UC2: Variable history</w:t>
       </w:r>
     </w:p>
     <w:p>
@@ -554,7 +943,7 @@
         <w:t xml:space="preserve">Actor</w:t>
       </w:r>
       <w:r>
-        <w:t xml:space="preserve">: cchsflow developer adding CCHS 2023 support</w:t>
+        <w:t xml:space="preserve">: cchsflow developer or harmonisation agent</w:t>
       </w:r>
     </w:p>
     <w:p>
@@ -578,7 +967,7 @@
         <w:t xml:space="preserve">“</w:t>
       </w:r>
       <w:r>
-        <w:t xml:space="preserve">What variables in CCHS 2023 don’t exist in our database yet?</w:t>
+        <w:t xml:space="preserve">What variable names has smoking status used from 2001 to 2024?</w:t>
       </w:r>
       <w:r>
         <w:t xml:space="preserve">”</w:t>
@@ -593,10 +982,10 @@
           <w:bCs/>
           <w:b/>
         </w:rPr>
-        <w:t xml:space="preserve">Current process</w:t>
-      </w:r>
-      <w:r>
-        <w:t xml:space="preserve">: Download the new data dictionary, manually compare against the existing variable list.</w:t>
+        <w:t xml:space="preserve">Previous process</w:t>
+      </w:r>
+      <w:r>
+        <w:t xml:space="preserve">: Manually review data dictionaries for each cycle, noting name changes (SMKA_202 → SMKC_202 → SMKE_202 → SMK_202 → SMK_005 → CSS_05).</w:t>
       </w:r>
     </w:p>
     <w:p>
@@ -608,7 +997,7 @@
           <w:bCs/>
           <w:b/>
         </w:rPr>
-        <w:t xml:space="preserve">Proposed process</w:t>
+        <w:t xml:space="preserve">With MCP</w:t>
       </w:r>
       <w:r>
         <w:t xml:space="preserve">:</w:t>
@@ -620,23 +1009,33 @@
         <w:rPr>
           <w:rStyle w:val="VerbatimChar"/>
         </w:rPr>
-        <w:t xml:space="preserve">get_dataset_variables("CCHS2023_...")</w:t>
+        <w:t xml:space="preserve">get_variable_history("SMK_202")</w:t>
       </w:r>
       <w:r>
         <w:t xml:space="preserve"> </w:t>
       </w:r>
       <w:r>
-        <w:t xml:space="preserve">returns the full variable list; a diff against existing data highlights new, renamed, or removed variables.</w:t>
-      </w:r>
-    </w:p>
-    <w:bookmarkEnd w:id="27"/>
-    <w:bookmarkStart w:id="28" w:name="uc5-response-category-browsing"/>
+        <w:t xml:space="preserve">returns the full chain of datasets where this variable appears, with cycle years and file types.</w:t>
+      </w:r>
+      <w:r>
+        <w:t xml:space="preserve"> </w:t>
+      </w:r>
+      <w:r>
+        <w:rPr>
+          <w:iCs/>
+          <w:i/>
+        </w:rPr>
+        <w:t xml:space="preserve">Works today for variables that share the same name. Cross-cycle equivalences (where the name changed) require the variable families feature — not yet populated.</w:t>
+      </w:r>
+    </w:p>
+    <w:bookmarkEnd w:id="29"/>
+    <w:bookmarkStart w:id="30" w:name="uc3-master-vs-pumf-comparison"/>
     <w:p>
       <w:pPr>
         <w:pStyle w:val="Heading3"/>
       </w:pPr>
       <w:r>
-        <w:t xml:space="preserve">UC5: Response category browsing</w:t>
+        <w:t xml:space="preserve">UC3: Master vs PUMF comparison</w:t>
       </w:r>
     </w:p>
     <w:p>
@@ -651,7 +1050,7 @@
         <w:t xml:space="preserve">Actor</w:t>
       </w:r>
       <w:r>
-        <w:t xml:space="preserve">: Researcher designing an analysis, web application user</w:t>
+        <w:t xml:space="preserve">: Researcher choosing between file types</w:t>
       </w:r>
     </w:p>
     <w:p>
@@ -675,7 +1074,7 @@
         <w:t xml:space="preserve">“</w:t>
       </w:r>
       <w:r>
-        <w:t xml:space="preserve">Show all response options for DHHGAGE across cycles.</w:t>
+        <w:t xml:space="preserve">How does BMI differ between Master and PUMF in 2015–2016?</w:t>
       </w:r>
       <w:r>
         <w:t xml:space="preserve">”</w:t>
@@ -690,10 +1089,10 @@
           <w:bCs/>
           <w:b/>
         </w:rPr>
-        <w:t xml:space="preserve">Current process</w:t>
-      </w:r>
-      <w:r>
-        <w:t xml:space="preserve">: Look up each cycle’s codebook individually.</w:t>
+        <w:t xml:space="preserve">Previous process</w:t>
+      </w:r>
+      <w:r>
+        <w:t xml:space="preserve">: Compare two separate data dictionaries side by side.</w:t>
       </w:r>
     </w:p>
     <w:p>
@@ -705,7 +1104,7 @@
           <w:bCs/>
           <w:b/>
         </w:rPr>
-        <w:t xml:space="preserve">Proposed process</w:t>
+        <w:t xml:space="preserve">With MCP</w:t>
       </w:r>
       <w:r>
         <w:t xml:space="preserve">:</w:t>
@@ -717,38 +1116,33 @@
         <w:rPr>
           <w:rStyle w:val="VerbatimChar"/>
         </w:rPr>
-        <w:t xml:space="preserve">get_value_codes("DHHGAGE")</w:t>
+        <w:t xml:space="preserve">compare_master_pumf("HWTGBMI", "2015-2016")</w:t>
       </w:r>
       <w:r>
         <w:t xml:space="preserve"> </w:t>
       </w:r>
       <w:r>
-        <w:t xml:space="preserve">returns the response categories, or</w:t>
+        <w:t xml:space="preserve">returns a structured diff showing differences between releases.</w:t>
       </w:r>
       <w:r>
         <w:t xml:space="preserve"> </w:t>
       </w:r>
       <w:r>
         <w:rPr>
-          <w:rStyle w:val="VerbatimChar"/>
-        </w:rPr>
-        <w:t xml:space="preserve">get_variable_detail("DHHGAGE")</w:t>
-      </w:r>
-      <w:r>
-        <w:t xml:space="preserve"> </w:t>
-      </w:r>
-      <w:r>
-        <w:t xml:space="preserve">returns the full metadata including DDI question text and universe logic.</w:t>
-      </w:r>
-    </w:p>
-    <w:bookmarkEnd w:id="28"/>
-    <w:bookmarkStart w:id="29" w:name="X89d76181f2eb4daa983b84fc4d7840000bb291b"/>
+          <w:iCs/>
+          <w:i/>
+        </w:rPr>
+        <w:t xml:space="preserve">Works today for cycles where both PUMF and Master metadata exist in the database. Currently strongest for PUMF files; Master file coverage would improve significantly with Joel’s data.</w:t>
+      </w:r>
+    </w:p>
+    <w:bookmarkEnd w:id="30"/>
+    <w:bookmarkStart w:id="31" w:name="uc4-new-cycle-onboarding"/>
     <w:p>
       <w:pPr>
         <w:pStyle w:val="Heading3"/>
       </w:pPr>
       <w:r>
-        <w:t xml:space="preserve">UC6: Programmatic API access (Data Dictionary Builder v2)</w:t>
+        <w:t xml:space="preserve">UC4: New cycle onboarding</w:t>
       </w:r>
     </w:p>
     <w:p>
@@ -763,7 +1157,7 @@
         <w:t xml:space="preserve">Actor</w:t>
       </w:r>
       <w:r>
-        <w:t xml:space="preserve">: External application or API client</w:t>
+        <w:t xml:space="preserve">: cchsflow developer adding CCHS 2023 support</w:t>
       </w:r>
     </w:p>
     <w:p>
@@ -778,7 +1172,19 @@
         <w:t xml:space="preserve">Query</w:t>
       </w:r>
       <w:r>
-        <w:t xml:space="preserve">: Same as UC1–UC5, but via HTTP.</w:t>
+        <w:t xml:space="preserve">:</w:t>
+      </w:r>
+      <w:r>
+        <w:t xml:space="preserve"> </w:t>
+      </w:r>
+      <w:r>
+        <w:t xml:space="preserve">“</w:t>
+      </w:r>
+      <w:r>
+        <w:t xml:space="preserve">What variables in CCHS 2023 don’t exist in our database yet?</w:t>
+      </w:r>
+      <w:r>
+        <w:t xml:space="preserve">”</w:t>
       </w:r>
     </w:p>
     <w:p>
@@ -790,10 +1196,10 @@
           <w:bCs/>
           <w:b/>
         </w:rPr>
-        <w:t xml:space="preserve">Current process</w:t>
-      </w:r>
-      <w:r>
-        <w:t xml:space="preserve">: Not possible. Joel’s Shiny app is interactive only.</w:t>
+        <w:t xml:space="preserve">Previous process</w:t>
+      </w:r>
+      <w:r>
+        <w:t xml:space="preserve">: Download the new data dictionary, manually compare against the existing variable list.</w:t>
       </w:r>
     </w:p>
     <w:p>
@@ -805,15 +1211,242 @@
           <w:bCs/>
           <w:b/>
         </w:rPr>
-        <w:t xml:space="preserve">Proposed process</w:t>
+        <w:t xml:space="preserve">With MCP</w:t>
+      </w:r>
+      <w:r>
+        <w:t xml:space="preserve">:</w:t>
+      </w:r>
+      <w:r>
+        <w:t xml:space="preserve"> </w:t>
+      </w:r>
+      <w:r>
+        <w:rPr>
+          <w:rStyle w:val="VerbatimChar"/>
+        </w:rPr>
+        <w:t xml:space="preserve">get_dataset_variables("cchs-2022s-p-can")</w:t>
+      </w:r>
+      <w:r>
+        <w:t xml:space="preserve"> </w:t>
+      </w:r>
+      <w:r>
+        <w:t xml:space="preserve">returns the full variable list; a diff against existing data highlights new, renamed, or removed variables.</w:t>
+      </w:r>
+      <w:r>
+        <w:t xml:space="preserve"> </w:t>
+      </w:r>
+      <w:r>
+        <w:rPr>
+          <w:iCs/>
+          <w:i/>
+        </w:rPr>
+        <w:t xml:space="preserve">Works today — we used this during the pilot to identify 362 variables present only in YAML extracts.</w:t>
+      </w:r>
+    </w:p>
+    <w:bookmarkEnd w:id="31"/>
+    <w:bookmarkStart w:id="32" w:name="uc5-response-category-browsing"/>
+    <w:p>
+      <w:pPr>
+        <w:pStyle w:val="Heading3"/>
+      </w:pPr>
+      <w:r>
+        <w:t xml:space="preserve">UC5: Response category browsing</w:t>
+      </w:r>
+    </w:p>
+    <w:p>
+      <w:pPr>
+        <w:pStyle w:val="FirstParagraph"/>
+      </w:pPr>
+      <w:r>
+        <w:rPr>
+          <w:bCs/>
+          <w:b/>
+        </w:rPr>
+        <w:t xml:space="preserve">Actor</w:t>
+      </w:r>
+      <w:r>
+        <w:t xml:space="preserve">: Researcher designing an analysis, web application user</w:t>
+      </w:r>
+    </w:p>
+    <w:p>
+      <w:pPr>
+        <w:pStyle w:val="BodyText"/>
+      </w:pPr>
+      <w:r>
+        <w:rPr>
+          <w:bCs/>
+          <w:b/>
+        </w:rPr>
+        <w:t xml:space="preserve">Query</w:t>
+      </w:r>
+      <w:r>
+        <w:t xml:space="preserve">:</w:t>
+      </w:r>
+      <w:r>
+        <w:t xml:space="preserve"> </w:t>
+      </w:r>
+      <w:r>
+        <w:t xml:space="preserve">“</w:t>
+      </w:r>
+      <w:r>
+        <w:t xml:space="preserve">Show all response options for DHHGAGE across cycles.</w:t>
+      </w:r>
+      <w:r>
+        <w:t xml:space="preserve">”</w:t>
+      </w:r>
+    </w:p>
+    <w:p>
+      <w:pPr>
+        <w:pStyle w:val="BodyText"/>
+      </w:pPr>
+      <w:r>
+        <w:rPr>
+          <w:bCs/>
+          <w:b/>
+        </w:rPr>
+        <w:t xml:space="preserve">Previous process</w:t>
+      </w:r>
+      <w:r>
+        <w:t xml:space="preserve">: Look up each cycle’s codebook individually.</w:t>
+      </w:r>
+    </w:p>
+    <w:p>
+      <w:pPr>
+        <w:pStyle w:val="BodyText"/>
+      </w:pPr>
+      <w:r>
+        <w:rPr>
+          <w:bCs/>
+          <w:b/>
+        </w:rPr>
+        <w:t xml:space="preserve">With MCP</w:t>
+      </w:r>
+      <w:r>
+        <w:t xml:space="preserve">:</w:t>
+      </w:r>
+      <w:r>
+        <w:t xml:space="preserve"> </w:t>
+      </w:r>
+      <w:r>
+        <w:rPr>
+          <w:rStyle w:val="VerbatimChar"/>
+        </w:rPr>
+        <w:t xml:space="preserve">get_value_codes("DHHGAGE")</w:t>
+      </w:r>
+      <w:r>
+        <w:t xml:space="preserve"> </w:t>
+      </w:r>
+      <w:r>
+        <w:t xml:space="preserve">returns the response categories with frequencies, or</w:t>
+      </w:r>
+      <w:r>
+        <w:t xml:space="preserve"> </w:t>
+      </w:r>
+      <w:r>
+        <w:rPr>
+          <w:rStyle w:val="VerbatimChar"/>
+        </w:rPr>
+        <w:t xml:space="preserve">get_variable_detail("DHHGAGE")</w:t>
+      </w:r>
+      <w:r>
+        <w:t xml:space="preserve"> </w:t>
+      </w:r>
+      <w:r>
+        <w:t xml:space="preserve">returns the full metadata including DDI question text and universe logic.</w:t>
+      </w:r>
+      <w:r>
+        <w:t xml:space="preserve"> </w:t>
+      </w:r>
+      <w:r>
+        <w:rPr>
+          <w:iCs/>
+          <w:i/>
+        </w:rPr>
+        <w:t xml:space="preserve">Works today for variables with DDI data.</w:t>
+      </w:r>
+    </w:p>
+    <w:bookmarkEnd w:id="32"/>
+    <w:bookmarkStart w:id="33" w:name="X89d76181f2eb4daa983b84fc4d7840000bb291b"/>
+    <w:p>
+      <w:pPr>
+        <w:pStyle w:val="Heading3"/>
+      </w:pPr>
+      <w:r>
+        <w:t xml:space="preserve">UC6: Programmatic API access (Data Dictionary Builder v2)</w:t>
+      </w:r>
+    </w:p>
+    <w:p>
+      <w:pPr>
+        <w:pStyle w:val="FirstParagraph"/>
+      </w:pPr>
+      <w:r>
+        <w:rPr>
+          <w:bCs/>
+          <w:b/>
+        </w:rPr>
+        <w:t xml:space="preserve">Actor</w:t>
+      </w:r>
+      <w:r>
+        <w:t xml:space="preserve">: External application or API client</w:t>
+      </w:r>
+    </w:p>
+    <w:p>
+      <w:pPr>
+        <w:pStyle w:val="BodyText"/>
+      </w:pPr>
+      <w:r>
+        <w:rPr>
+          <w:bCs/>
+          <w:b/>
+        </w:rPr>
+        <w:t xml:space="preserve">Query</w:t>
+      </w:r>
+      <w:r>
+        <w:t xml:space="preserve">: Same as UC1–UC5, but via HTTP.</w:t>
+      </w:r>
+    </w:p>
+    <w:p>
+      <w:pPr>
+        <w:pStyle w:val="BodyText"/>
+      </w:pPr>
+      <w:r>
+        <w:rPr>
+          <w:bCs/>
+          <w:b/>
+        </w:rPr>
+        <w:t xml:space="preserve">Previous process</w:t>
+      </w:r>
+      <w:r>
+        <w:t xml:space="preserve">: Not possible. Joel’s Shiny app is interactive only.</w:t>
+      </w:r>
+    </w:p>
+    <w:p>
+      <w:pPr>
+        <w:pStyle w:val="BodyText"/>
+      </w:pPr>
+      <w:r>
+        <w:rPr>
+          <w:bCs/>
+          <w:b/>
+        </w:rPr>
+        <w:t xml:space="preserve">With MCP/REST</w:t>
       </w:r>
       <w:r>
         <w:t xml:space="preserve">: The MCP server could serve as the backend for a next-generation Data Dictionary Builder — either directly (MCP protocol) or wrapped in a lightweight REST API. Any web frontend could query the same database that LLM agents use.</w:t>
       </w:r>
-    </w:p>
-    <w:bookmarkEnd w:id="29"/>
-    <w:bookmarkEnd w:id="30"/>
-    <w:bookmarkStart w:id="32" w:name="data-sources"/>
+      <w:r>
+        <w:t xml:space="preserve"> </w:t>
+      </w:r>
+      <w:r>
+        <w:rPr>
+          <w:iCs/>
+          <w:i/>
+        </w:rPr>
+        <w:t xml:space="preserve">The MCP server works today; the REST wrapper is a future step that would need to be assessed for use cases like 613apps.ca.</w:t>
+      </w:r>
+    </w:p>
+    <w:bookmarkEnd w:id="33"/>
+    <w:bookmarkEnd w:id="34"/>
+    <w:bookmarkStart w:id="36" w:name="data-sources"/>
     <w:p>
       <w:pPr>
         <w:pStyle w:val="Heading2"/>
@@ -827,7 +1460,7 @@
         <w:pStyle w:val="FirstParagraph"/>
       </w:pPr>
       <w:r>
-        <w:t xml:space="preserve">We have metadata from four complementary sources. Each has strengths the others lack.</w:t>
+        <w:t xml:space="preserve">We have metadata from six sources. Each has strengths the others lack. The pilot has ingested all six; Joel’s ground-truth data would be the seventh and most valuable addition.</w:t>
       </w:r>
     </w:p>
     <w:tbl>
@@ -909,43 +1542,49 @@
                 <w:bCs/>
                 <w:b/>
               </w:rPr>
-              <w:t xml:space="preserve">ICES Data Dictionary scrape</w:t>
-            </w:r>
-          </w:p>
-        </w:tc>
-        <w:tc>
-          <w:tcPr/>
-          <w:p>
-            <w:pPr>
-              <w:pStyle w:val="Compact"/>
-              <w:jc w:val="left"/>
-            </w:pPr>
-            <w:r>
-              <w:t xml:space="preserve">14,005 variables, 231 datasets (PUMF, Master, Ontario Share, Ontario Linked), response categories</w:t>
-            </w:r>
-          </w:p>
-        </w:tc>
-        <w:tc>
-          <w:tcPr/>
-          <w:p>
-            <w:pPr>
-              <w:pStyle w:val="Compact"/>
-              <w:jc w:val="left"/>
-            </w:pPr>
-            <w:r>
-              <w:t xml:space="preserve">Broadest coverage: every CCHS variable ICES has catalogued</w:t>
-            </w:r>
-          </w:p>
-        </w:tc>
-        <w:tc>
-          <w:tcPr/>
-          <w:p>
-            <w:pPr>
-              <w:pStyle w:val="Compact"/>
-              <w:jc w:val="left"/>
-            </w:pPr>
-            <w:r>
-              <w:t xml:space="preserve">No question text, no universe logic, limited to ICES holdings</w:t>
+              <w:t xml:space="preserve">PUMF RData files</w:t>
+            </w:r>
+            <w:r>
+              <w:t xml:space="preserve"> </w:t>
+            </w:r>
+            <w:r>
+              <w:t xml:space="preserve">(11 files)</w:t>
+            </w:r>
+          </w:p>
+        </w:tc>
+        <w:tc>
+          <w:tcPr/>
+          <w:p>
+            <w:pPr>
+              <w:pStyle w:val="Compact"/>
+              <w:jc w:val="left"/>
+            </w:pPr>
+            <w:r>
+              <w:t xml:space="preserve">Variable types and value labels from actual data files</w:t>
+            </w:r>
+          </w:p>
+        </w:tc>
+        <w:tc>
+          <w:tcPr/>
+          <w:p>
+            <w:pPr>
+              <w:pStyle w:val="Compact"/>
+              <w:jc w:val="left"/>
+            </w:pPr>
+            <w:r>
+              <w:t xml:space="preserve">Ground truth for PUMF variables</w:t>
+            </w:r>
+          </w:p>
+        </w:tc>
+        <w:tc>
+          <w:tcPr/>
+          <w:p>
+            <w:pPr>
+              <w:pStyle w:val="Compact"/>
+              <w:jc w:val="left"/>
+            </w:pPr>
+            <w:r>
+              <w:t xml:space="preserve">PUMF only, no question text</w:t>
             </w:r>
           </w:p>
         </w:tc>
@@ -969,19 +1608,19 @@
               <w:t xml:space="preserve"> </w:t>
             </w:r>
             <w:r>
-              <w:t xml:space="preserve">(14 PUMF files)</w:t>
-            </w:r>
-          </w:p>
-        </w:tc>
-        <w:tc>
-          <w:tcPr/>
-          <w:p>
-            <w:pPr>
-              <w:pStyle w:val="Compact"/>
-              <w:jc w:val="left"/>
-            </w:pPr>
-            <w:r>
-              <w:t xml:space="preserve">Variable definitions with question text, universe/skip logic, response categories</w:t>
+              <w:t xml:space="preserve">(11 files)</w:t>
+            </w:r>
+          </w:p>
+        </w:tc>
+        <w:tc>
+          <w:tcPr/>
+          <w:p>
+            <w:pPr>
+              <w:pStyle w:val="Compact"/>
+              <w:jc w:val="left"/>
+            </w:pPr>
+            <w:r>
+              <w:t xml:space="preserve">Variable definitions with question text, universe/skip logic, frequencies</w:t>
             </w:r>
           </w:p>
         </w:tc>
@@ -1006,6 +1645,228 @@
             </w:pPr>
             <w:r>
               <w:t xml:space="preserve">PUMF only, covers 2001–2018</w:t>
+            </w:r>
+          </w:p>
+        </w:tc>
+      </w:tr>
+      <w:tr>
+        <w:tc>
+          <w:tcPr/>
+          <w:p>
+            <w:pPr>
+              <w:pStyle w:val="Compact"/>
+              <w:jc w:val="left"/>
+            </w:pPr>
+            <w:r>
+              <w:rPr>
+                <w:bCs/>
+                <w:b/>
+              </w:rPr>
+              <w:t xml:space="preserve">Master SAS labels</w:t>
+            </w:r>
+            <w:r>
+              <w:t xml:space="preserve"> </w:t>
+            </w:r>
+            <w:r>
+              <w:t xml:space="preserve">(35 files)</w:t>
+            </w:r>
+          </w:p>
+        </w:tc>
+        <w:tc>
+          <w:tcPr/>
+          <w:p>
+            <w:pPr>
+              <w:pStyle w:val="Compact"/>
+              <w:jc w:val="left"/>
+            </w:pPr>
+            <w:r>
+              <w:t xml:space="preserve">Variable names and labels from Master file layouts</w:t>
+            </w:r>
+          </w:p>
+        </w:tc>
+        <w:tc>
+          <w:tcPr/>
+          <w:p>
+            <w:pPr>
+              <w:pStyle w:val="Compact"/>
+              <w:jc w:val="left"/>
+            </w:pPr>
+            <w:r>
+              <w:t xml:space="preserve">Covers Master-only variables not in PUMF</w:t>
+            </w:r>
+          </w:p>
+        </w:tc>
+        <w:tc>
+          <w:tcPr/>
+          <w:p>
+            <w:pPr>
+              <w:pStyle w:val="Compact"/>
+              <w:jc w:val="left"/>
+            </w:pPr>
+            <w:r>
+              <w:t xml:space="preserve">Labels only — no response categories or frequencies</w:t>
+            </w:r>
+          </w:p>
+        </w:tc>
+      </w:tr>
+      <w:tr>
+        <w:tc>
+          <w:tcPr/>
+          <w:p>
+            <w:pPr>
+              <w:pStyle w:val="Compact"/>
+              <w:jc w:val="left"/>
+            </w:pPr>
+            <w:r>
+              <w:rPr>
+                <w:bCs/>
+                <w:b/>
+              </w:rPr>
+              <w:t xml:space="preserve">ICES Data Dictionary</w:t>
+            </w:r>
+          </w:p>
+        </w:tc>
+        <w:tc>
+          <w:tcPr/>
+          <w:p>
+            <w:pPr>
+              <w:pStyle w:val="Compact"/>
+              <w:jc w:val="left"/>
+            </w:pPr>
+            <w:r>
+              <w:t xml:space="preserve">14,005 variables, 231 datasets (PUMF, Master, Ontario Share, Linked)</w:t>
+            </w:r>
+          </w:p>
+        </w:tc>
+        <w:tc>
+          <w:tcPr/>
+          <w:p>
+            <w:pPr>
+              <w:pStyle w:val="Compact"/>
+              <w:jc w:val="left"/>
+            </w:pPr>
+            <w:r>
+              <w:t xml:space="preserve">Broadest coverage: every variable ICES has catalogued</w:t>
+            </w:r>
+          </w:p>
+        </w:tc>
+        <w:tc>
+          <w:tcPr/>
+          <w:p>
+            <w:pPr>
+              <w:pStyle w:val="Compact"/>
+              <w:jc w:val="left"/>
+            </w:pPr>
+            <w:r>
+              <w:t xml:space="preserve">No question text, no universe logic, limited to ICES holdings</w:t>
+            </w:r>
+          </w:p>
+        </w:tc>
+      </w:tr>
+      <w:tr>
+        <w:tc>
+          <w:tcPr/>
+          <w:p>
+            <w:pPr>
+              <w:pStyle w:val="Compact"/>
+              <w:jc w:val="left"/>
+            </w:pPr>
+            <w:r>
+              <w:rPr>
+                <w:bCs/>
+                <w:b/>
+              </w:rPr>
+              <w:t xml:space="preserve">cchsflow worksheets</w:t>
+            </w:r>
+          </w:p>
+        </w:tc>
+        <w:tc>
+          <w:tcPr/>
+          <w:p>
+            <w:pPr>
+              <w:pStyle w:val="Compact"/>
+              <w:jc w:val="left"/>
+            </w:pPr>
+            <w:r>
+              <w:t xml:space="preserve">Harmonisation mappings (variable_details.csv)</w:t>
+            </w:r>
+          </w:p>
+        </w:tc>
+        <w:tc>
+          <w:tcPr/>
+          <w:p>
+            <w:pPr>
+              <w:pStyle w:val="Compact"/>
+              <w:jc w:val="left"/>
+            </w:pPr>
+            <w:r>
+              <w:t xml:space="preserve">Knows which variables are equivalent across cycles</w:t>
+            </w:r>
+          </w:p>
+        </w:tc>
+        <w:tc>
+          <w:tcPr/>
+          <w:p>
+            <w:pPr>
+              <w:pStyle w:val="Compact"/>
+              <w:jc w:val="left"/>
+            </w:pPr>
+            <w:r>
+              <w:t xml:space="preserve">Focused on harmonised variables only (~300), not the full 16K</w:t>
+            </w:r>
+          </w:p>
+        </w:tc>
+      </w:tr>
+      <w:tr>
+        <w:tc>
+          <w:tcPr/>
+          <w:p>
+            <w:pPr>
+              <w:pStyle w:val="Compact"/>
+              <w:jc w:val="left"/>
+            </w:pPr>
+            <w:r>
+              <w:rPr>
+                <w:bCs/>
+                <w:b/>
+              </w:rPr>
+              <w:t xml:space="preserve">Extracted YAML</w:t>
+            </w:r>
+          </w:p>
+        </w:tc>
+        <w:tc>
+          <w:tcPr/>
+          <w:p>
+            <w:pPr>
+              <w:pStyle w:val="Compact"/>
+              <w:jc w:val="left"/>
+            </w:pPr>
+            <w:r>
+              <w:t xml:space="preserve">Data dictionaries parsed from PDF documentation</w:t>
+            </w:r>
+          </w:p>
+        </w:tc>
+        <w:tc>
+          <w:tcPr/>
+          <w:p>
+            <w:pPr>
+              <w:pStyle w:val="Compact"/>
+              <w:jc w:val="left"/>
+            </w:pPr>
+            <w:r>
+              <w:t xml:space="preserve">Covers some Master and Share files</w:t>
+            </w:r>
+          </w:p>
+        </w:tc>
+        <w:tc>
+          <w:tcPr/>
+          <w:p>
+            <w:pPr>
+              <w:pStyle w:val="Compact"/>
+              <w:jc w:val="left"/>
+            </w:pPr>
+            <w:r>
+              <w:t xml:space="preserve">Variable quality; PDF parsing is imperfect</w:t>
             </w:r>
           </w:p>
         </w:tc>
@@ -1053,79 +1914,32 @@
               <w:jc w:val="left"/>
             </w:pPr>
             <w:r>
-              <w:t xml:space="preserve">Ground truth: derived from the data files themselves</w:t>
-            </w:r>
-          </w:p>
-        </w:tc>
-        <w:tc>
-          <w:tcPr/>
-          <w:p>
-            <w:pPr>
-              <w:pStyle w:val="Compact"/>
-              <w:jc w:val="left"/>
-            </w:pPr>
-            <w:r>
-              <w:t xml:space="preserve">Currently not available programmatically</w:t>
-            </w:r>
-          </w:p>
-        </w:tc>
-      </w:tr>
-      <w:tr>
-        <w:tc>
-          <w:tcPr/>
-          <w:p>
-            <w:pPr>
-              <w:pStyle w:val="Compact"/>
-              <w:jc w:val="left"/>
-            </w:pPr>
-            <w:r>
               <w:rPr>
                 <w:bCs/>
                 <w:b/>
               </w:rPr>
-              <w:t xml:space="preserve">cchsflow worksheets</w:t>
-            </w:r>
-          </w:p>
-        </w:tc>
-        <w:tc>
-          <w:tcPr/>
-          <w:p>
-            <w:pPr>
-              <w:pStyle w:val="Compact"/>
-              <w:jc w:val="left"/>
-            </w:pPr>
-            <w:r>
-              <w:t xml:space="preserve">Harmonisation mappings (variable_details.csv)</w:t>
-            </w:r>
-          </w:p>
-        </w:tc>
-        <w:tc>
-          <w:tcPr/>
-          <w:p>
-            <w:pPr>
-              <w:pStyle w:val="Compact"/>
-              <w:jc w:val="left"/>
-            </w:pPr>
-            <w:r>
-              <w:t xml:space="preserve">Knows which variables are equivalent across cycles</w:t>
-            </w:r>
-          </w:p>
-        </w:tc>
-        <w:tc>
-          <w:tcPr/>
-          <w:p>
-            <w:pPr>
-              <w:pStyle w:val="Compact"/>
-              <w:jc w:val="left"/>
-            </w:pPr>
-            <w:r>
-              <w:t xml:space="preserve">Focused on harmonised variables only (~300), not the full 14K</w:t>
+              <w:t xml:space="preserve">Ground truth</w:t>
+            </w:r>
+            <w:r>
+              <w:t xml:space="preserve">: derived from the data files themselves, with full response categories</w:t>
+            </w:r>
+          </w:p>
+        </w:tc>
+        <w:tc>
+          <w:tcPr/>
+          <w:p>
+            <w:pPr>
+              <w:pStyle w:val="Compact"/>
+              <w:jc w:val="left"/>
+            </w:pPr>
+            <w:r>
+              <w:t xml:space="preserve">Not yet integrated</w:t>
             </w:r>
           </w:p>
         </w:tc>
       </w:tr>
     </w:tbl>
-    <w:bookmarkStart w:id="31" w:name="how-they-fit-together"/>
+    <w:bookmarkStart w:id="35" w:name="how-they-fit-together"/>
     <w:p>
       <w:pPr>
         <w:pStyle w:val="Heading3"/>
@@ -1142,7 +1956,7 @@
         <w:rPr>
           <w:rStyle w:val="VerbatimChar"/>
         </w:rPr>
-        <w:t xml:space="preserve">                    ┌──────────────────────────┐</w:t>
+        <w:t xml:space="preserve">                    ┌──────────────────────────────────┐</w:t>
       </w:r>
       <w:r>
         <w:br/>
@@ -1151,7 +1965,7 @@
         <w:rPr>
           <w:rStyle w:val="VerbatimChar"/>
         </w:rPr>
-        <w:t xml:space="preserve">                    │    Unified DuckDB         │</w:t>
+        <w:t xml:space="preserve">                    │    Unified DuckDB (16,899 vars)   │</w:t>
       </w:r>
       <w:r>
         <w:br/>
@@ -1160,7 +1974,7 @@
         <w:rPr>
           <w:rStyle w:val="VerbatimChar"/>
         </w:rPr>
-        <w:t xml:space="preserve">                    │                           │</w:t>
+        <w:t xml:space="preserve">                    │                                   │</w:t>
       </w:r>
       <w:r>
         <w:br/>
@@ -1169,7 +1983,7 @@
         <w:rPr>
           <w:rStyle w:val="VerbatimChar"/>
         </w:rPr>
-        <w:t xml:space="preserve">  ICES scrape ─────►│  variables (14,005)       │</w:t>
+        <w:t xml:space="preserve">  PUMF RData ──────►│  variables          (16,899)      │</w:t>
       </w:r>
       <w:r>
         <w:br/>
@@ -1178,7 +1992,7 @@
         <w:rPr>
           <w:rStyle w:val="VerbatimChar"/>
         </w:rPr>
-        <w:t xml:space="preserve">  (broadest)        │  variable_availability    │</w:t>
+        <w:t xml:space="preserve">  DDI XML ─────────►│  variable_datasets  (21,810)      │</w:t>
       </w:r>
       <w:r>
         <w:br/>
@@ -1187,7 +2001,7 @@
         <w:rPr>
           <w:rStyle w:val="VerbatimChar"/>
         </w:rPr>
-        <w:t xml:space="preserve">                    │  value_formats            │</w:t>
+        <w:t xml:space="preserve">  Master SAS ──────►│  value_codes        (145,910)     │</w:t>
       </w:r>
       <w:r>
         <w:br/>
@@ -1196,7 +2010,7 @@
         <w:rPr>
           <w:rStyle w:val="VerbatimChar"/>
         </w:rPr>
-        <w:t xml:space="preserve">                    │                           │</w:t>
+        <w:t xml:space="preserve">  ICES scrape ─────►│  variable_groups    (562)         │</w:t>
       </w:r>
       <w:r>
         <w:br/>
@@ -1205,7 +2019,7 @@
         <w:rPr>
           <w:rStyle w:val="VerbatimChar"/>
         </w:rPr>
-        <w:t xml:space="preserve">  DDI XML ─────────►│  ddi_variables            │</w:t>
+        <w:t xml:space="preserve">  cchsflow ────────►│  datasets           (251)         │</w:t>
       </w:r>
       <w:r>
         <w:br/>
@@ -1214,7 +2028,7 @@
         <w:rPr>
           <w:rStyle w:val="VerbatimChar"/>
         </w:rPr>
-        <w:t xml:space="preserve">  (richest)         │  (question text,          │</w:t>
+        <w:t xml:space="preserve">  YAML extract ────►│  sources            (6)           │</w:t>
       </w:r>
       <w:r>
         <w:br/>
@@ -1223,7 +2037,7 @@
         <w:rPr>
           <w:rStyle w:val="VerbatimChar"/>
         </w:rPr>
-        <w:t xml:space="preserve">                    │   universe logic)         │</w:t>
+        <w:t xml:space="preserve">                    │                                   │</w:t>
       </w:r>
       <w:r>
         <w:br/>
@@ -1232,7 +2046,7 @@
         <w:rPr>
           <w:rStyle w:val="VerbatimChar"/>
         </w:rPr>
-        <w:t xml:space="preserve">                    │                           │</w:t>
+        <w:t xml:space="preserve">  Joel's data ────►│  [future integration]              │</w:t>
       </w:r>
       <w:r>
         <w:br/>
@@ -1241,7 +2055,7 @@
         <w:rPr>
           <w:rStyle w:val="VerbatimChar"/>
         </w:rPr>
-        <w:t xml:space="preserve">  Joel's data ─────►│  statcan_variables        │</w:t>
+        <w:t xml:space="preserve">  (ground truth)    │                                   │</w:t>
       </w:r>
       <w:r>
         <w:br/>
@@ -1250,7 +2064,7 @@
         <w:rPr>
           <w:rStyle w:val="VerbatimChar"/>
         </w:rPr>
-        <w:t xml:space="preserve">  (ground truth)    │  (actual file contents)   │</w:t>
+        <w:t xml:space="preserve">                    └─────────┬─────────────────────────┘</w:t>
       </w:r>
       <w:r>
         <w:br/>
@@ -1259,7 +2073,7 @@
         <w:rPr>
           <w:rStyle w:val="VerbatimChar"/>
         </w:rPr>
-        <w:t xml:space="preserve">                    │                           │</w:t>
+        <w:t xml:space="preserve">                              │</w:t>
       </w:r>
       <w:r>
         <w:br/>
@@ -1268,7 +2082,7 @@
         <w:rPr>
           <w:rStyle w:val="VerbatimChar"/>
         </w:rPr>
-        <w:t xml:space="preserve">  cchsflow ────────►│  harmonisation_mappings   │</w:t>
+        <w:t xml:space="preserve">                              ▼</w:t>
       </w:r>
       <w:r>
         <w:br/>
@@ -1277,7 +2091,7 @@
         <w:rPr>
           <w:rStyle w:val="VerbatimChar"/>
         </w:rPr>
-        <w:t xml:space="preserve">  (relationships)   │  (rec_from, rec_to)       │</w:t>
+        <w:t xml:space="preserve">                    ┌──────────────────────────────────┐</w:t>
       </w:r>
       <w:r>
         <w:br/>
@@ -1286,7 +2100,7 @@
         <w:rPr>
           <w:rStyle w:val="VerbatimChar"/>
         </w:rPr>
-        <w:t xml:space="preserve">                    │                           │</w:t>
+        <w:t xml:space="preserve">                    │    MCP Server (9 tools)           │</w:t>
       </w:r>
       <w:r>
         <w:br/>
@@ -1295,7 +2109,7 @@
         <w:rPr>
           <w:rStyle w:val="VerbatimChar"/>
         </w:rPr>
-        <w:t xml:space="preserve">                    └─────────┬────────────────┘</w:t>
+        <w:t xml:space="preserve">                    │                                   │</w:t>
       </w:r>
       <w:r>
         <w:br/>
@@ -1304,6 +2118,96 @@
         <w:rPr>
           <w:rStyle w:val="VerbatimChar"/>
         </w:rPr>
+        <w:t xml:space="preserve">                    │  search_variables()               │</w:t>
+      </w:r>
+      <w:r>
+        <w:br/>
+      </w:r>
+      <w:r>
+        <w:rPr>
+          <w:rStyle w:val="VerbatimChar"/>
+        </w:rPr>
+        <w:t xml:space="preserve">                    │  get_variable_detail()            │</w:t>
+      </w:r>
+      <w:r>
+        <w:br/>
+      </w:r>
+      <w:r>
+        <w:rPr>
+          <w:rStyle w:val="VerbatimChar"/>
+        </w:rPr>
+        <w:t xml:space="preserve">                    │  get_variable_history()           │</w:t>
+      </w:r>
+      <w:r>
+        <w:br/>
+      </w:r>
+      <w:r>
+        <w:rPr>
+          <w:rStyle w:val="VerbatimChar"/>
+        </w:rPr>
+        <w:t xml:space="preserve">                    │  compare_master_pumf()            │</w:t>
+      </w:r>
+      <w:r>
+        <w:br/>
+      </w:r>
+      <w:r>
+        <w:rPr>
+          <w:rStyle w:val="VerbatimChar"/>
+        </w:rPr>
+        <w:t xml:space="preserve">                    │  get_value_codes()                │</w:t>
+      </w:r>
+      <w:r>
+        <w:br/>
+      </w:r>
+      <w:r>
+        <w:rPr>
+          <w:rStyle w:val="VerbatimChar"/>
+        </w:rPr>
+        <w:t xml:space="preserve">                    │  get_dataset_variables()          │</w:t>
+      </w:r>
+      <w:r>
+        <w:br/>
+      </w:r>
+      <w:r>
+        <w:rPr>
+          <w:rStyle w:val="VerbatimChar"/>
+        </w:rPr>
+        <w:t xml:space="preserve">                    │  get_common_variables()           │</w:t>
+      </w:r>
+      <w:r>
+        <w:br/>
+      </w:r>
+      <w:r>
+        <w:rPr>
+          <w:rStyle w:val="VerbatimChar"/>
+        </w:rPr>
+        <w:t xml:space="preserve">                    │  suggest_cchsflow_row()           │</w:t>
+      </w:r>
+      <w:r>
+        <w:br/>
+      </w:r>
+      <w:r>
+        <w:rPr>
+          <w:rStyle w:val="VerbatimChar"/>
+        </w:rPr>
+        <w:t xml:space="preserve">                    │  get_database_summary()           │</w:t>
+      </w:r>
+      <w:r>
+        <w:br/>
+      </w:r>
+      <w:r>
+        <w:rPr>
+          <w:rStyle w:val="VerbatimChar"/>
+        </w:rPr>
+        <w:t xml:space="preserve">                    └─────────┬─────────────────────────┘</w:t>
+      </w:r>
+      <w:r>
+        <w:br/>
+      </w:r>
+      <w:r>
+        <w:rPr>
+          <w:rStyle w:val="VerbatimChar"/>
+        </w:rPr>
         <w:t xml:space="preserve">                              │</w:t>
       </w:r>
       <w:r>
@@ -1313,7 +2217,7 @@
         <w:rPr>
           <w:rStyle w:val="VerbatimChar"/>
         </w:rPr>
-        <w:t xml:space="preserve">                              ▼</w:t>
+        <w:t xml:space="preserve">                 ┌────────────┼────────────────┐</w:t>
       </w:r>
       <w:r>
         <w:br/>
@@ -1322,7 +2226,7 @@
         <w:rPr>
           <w:rStyle w:val="VerbatimChar"/>
         </w:rPr>
-        <w:t xml:space="preserve">                    ┌──────────────────────────┐</w:t>
+        <w:t xml:space="preserve">                 ▼            ▼                ▼</w:t>
       </w:r>
       <w:r>
         <w:br/>
@@ -1331,7 +2235,7 @@
         <w:rPr>
           <w:rStyle w:val="VerbatimChar"/>
         </w:rPr>
-        <w:t xml:space="preserve">                    │    MCP Server (API)       │</w:t>
+        <w:t xml:space="preserve">           LLM Agents    Web Frontend    R/Python</w:t>
       </w:r>
       <w:r>
         <w:br/>
@@ -1340,7 +2244,7 @@
         <w:rPr>
           <w:rStyle w:val="VerbatimChar"/>
         </w:rPr>
-        <w:t xml:space="preserve">                    │                           │</w:t>
+        <w:t xml:space="preserve">           (Claude,      (Data Dict     scripts</w:t>
       </w:r>
       <w:r>
         <w:br/>
@@ -1349,7 +2253,7 @@
         <w:rPr>
           <w:rStyle w:val="VerbatimChar"/>
         </w:rPr>
-        <w:t xml:space="preserve">                    │  search_variables()       │</w:t>
+        <w:t xml:space="preserve">            ChatGPT)      Builder v2,</w:t>
       </w:r>
       <w:r>
         <w:br/>
@@ -1358,120 +2262,12 @@
         <w:rPr>
           <w:rStyle w:val="VerbatimChar"/>
         </w:rPr>
-        <w:t xml:space="preserve">                    │  get_variable_detail()    │</w:t>
-      </w:r>
-      <w:r>
-        <w:br/>
-      </w:r>
-      <w:r>
-        <w:rPr>
-          <w:rStyle w:val="VerbatimChar"/>
-        </w:rPr>
-        <w:t xml:space="preserve">                    │  get_variable_history()   │</w:t>
-      </w:r>
-      <w:r>
-        <w:br/>
-      </w:r>
-      <w:r>
-        <w:rPr>
-          <w:rStyle w:val="VerbatimChar"/>
-        </w:rPr>
-        <w:t xml:space="preserve">                    │  compare_master_pumf()    │</w:t>
-      </w:r>
-      <w:r>
-        <w:br/>
-      </w:r>
-      <w:r>
-        <w:rPr>
-          <w:rStyle w:val="VerbatimChar"/>
-        </w:rPr>
-        <w:t xml:space="preserve">                    │  get_value_codes()        │</w:t>
-      </w:r>
-      <w:r>
-        <w:br/>
-      </w:r>
-      <w:r>
-        <w:rPr>
-          <w:rStyle w:val="VerbatimChar"/>
-        </w:rPr>
-        <w:t xml:space="preserve">                    │  get_database_summary()   │</w:t>
-      </w:r>
-      <w:r>
-        <w:br/>
-      </w:r>
-      <w:r>
-        <w:rPr>
-          <w:rStyle w:val="VerbatimChar"/>
-        </w:rPr>
-        <w:t xml:space="preserve">                    │  ...                      │</w:t>
-      </w:r>
-      <w:r>
-        <w:br/>
-      </w:r>
-      <w:r>
-        <w:rPr>
-          <w:rStyle w:val="VerbatimChar"/>
-        </w:rPr>
-        <w:t xml:space="preserve">                    └─────────┬────────────────┘</w:t>
-      </w:r>
-      <w:r>
-        <w:br/>
-      </w:r>
-      <w:r>
-        <w:rPr>
-          <w:rStyle w:val="VerbatimChar"/>
-        </w:rPr>
-        <w:t xml:space="preserve">                              │</w:t>
-      </w:r>
-      <w:r>
-        <w:br/>
-      </w:r>
-      <w:r>
-        <w:rPr>
-          <w:rStyle w:val="VerbatimChar"/>
-        </w:rPr>
-        <w:t xml:space="preserve">                 ┌────────────┼────────────────┐</w:t>
-      </w:r>
-      <w:r>
-        <w:br/>
-      </w:r>
-      <w:r>
-        <w:rPr>
-          <w:rStyle w:val="VerbatimChar"/>
-        </w:rPr>
-        <w:t xml:space="preserve">                 ▼            ▼                ▼</w:t>
-      </w:r>
-      <w:r>
-        <w:br/>
-      </w:r>
-      <w:r>
-        <w:rPr>
-          <w:rStyle w:val="VerbatimChar"/>
-        </w:rPr>
-        <w:t xml:space="preserve">           LLM Agents    Web Frontend    R/Python</w:t>
-      </w:r>
-      <w:r>
-        <w:br/>
-      </w:r>
-      <w:r>
-        <w:rPr>
-          <w:rStyle w:val="VerbatimChar"/>
-        </w:rPr>
-        <w:t xml:space="preserve">           (Claude,      (Data Dict     scripts</w:t>
-      </w:r>
-      <w:r>
-        <w:br/>
-      </w:r>
-      <w:r>
-        <w:rPr>
-          <w:rStyle w:val="VerbatimChar"/>
-        </w:rPr>
-        <w:t xml:space="preserve">            Gemini)       Builder v2)</w:t>
-      </w:r>
-    </w:p>
-    <w:bookmarkEnd w:id="31"/>
-    <w:bookmarkEnd w:id="32"/>
-    <w:bookmarkStart w:id="36" w:name="architecture"/>
+        <w:t xml:space="preserve">                          613apps.ca)</w:t>
+      </w:r>
+    </w:p>
+    <w:bookmarkEnd w:id="35"/>
+    <w:bookmarkEnd w:id="36"/>
+    <w:bookmarkStart w:id="40" w:name="architecture"/>
     <w:p>
       <w:pPr>
         <w:pStyle w:val="Heading2"/>
@@ -1480,7 +2276,7 @@
         <w:t xml:space="preserve">Architecture</w:t>
       </w:r>
     </w:p>
-    <w:bookmarkStart w:id="33" w:name="the-database"/>
+    <w:bookmarkStart w:id="37" w:name="the-database"/>
     <w:p>
       <w:pPr>
         <w:pStyle w:val="Heading3"/>
@@ -1528,10 +2324,10 @@
           <w:bCs/>
           <w:b/>
         </w:rPr>
-        <w:t xml:space="preserve">Schema overview</w:t>
-      </w:r>
-      <w:r>
-        <w:t xml:space="preserve">:</w:t>
+        <w:t xml:space="preserve">Schema (v2)</w:t>
+      </w:r>
+      <w:r>
+        <w:t xml:space="preserve">: 13 tables and 6 views. The schema has evolved from the original proposal based on what we learned during the pilot.</w:t>
       </w:r>
     </w:p>
     <w:tbl>
@@ -1542,10 +2338,10 @@
         <w:jc w:val="start"/>
       </w:tblPr>
       <w:tblGrid>
-        <w:gridCol w:w="1352"/>
-        <w:gridCol w:w="1545"/>
-        <w:gridCol w:w="3283"/>
-        <w:gridCol w:w="1738"/>
+        <w:gridCol w:w="1848"/>
+        <w:gridCol w:w="2112"/>
+        <w:gridCol w:w="1584"/>
+        <w:gridCol w:w="2376"/>
       </w:tblGrid>
       <w:tr>
         <w:trPr>
@@ -1583,7 +2379,7 @@
               <w:jc w:val="left"/>
             </w:pPr>
             <w:r>
-              <w:t xml:space="preserve">Rows (current)</w:t>
+              <w:t xml:space="preserve">Rows</w:t>
             </w:r>
           </w:p>
         </w:tc>
@@ -1596,6 +2392,59 @@
             </w:pPr>
             <w:r>
               <w:t xml:space="preserve">Purpose</w:t>
+            </w:r>
+          </w:p>
+        </w:tc>
+      </w:tr>
+      <w:tr>
+        <w:tc>
+          <w:tcPr/>
+          <w:p>
+            <w:pPr>
+              <w:pStyle w:val="Compact"/>
+              <w:jc w:val="left"/>
+            </w:pPr>
+            <w:r>
+              <w:rPr>
+                <w:rStyle w:val="VerbatimChar"/>
+              </w:rPr>
+              <w:t xml:space="preserve">sources</w:t>
+            </w:r>
+          </w:p>
+        </w:tc>
+        <w:tc>
+          <w:tcPr/>
+          <w:p>
+            <w:pPr>
+              <w:pStyle w:val="Compact"/>
+              <w:jc w:val="left"/>
+            </w:pPr>
+            <w:r>
+              <w:t xml:space="preserve">CSV</w:t>
+            </w:r>
+          </w:p>
+        </w:tc>
+        <w:tc>
+          <w:tcPr/>
+          <w:p>
+            <w:pPr>
+              <w:pStyle w:val="Compact"/>
+              <w:jc w:val="left"/>
+            </w:pPr>
+            <w:r>
+              <w:t xml:space="preserve">6</w:t>
+            </w:r>
+          </w:p>
+        </w:tc>
+        <w:tc>
+          <w:tcPr/>
+          <w:p>
+            <w:pPr>
+              <w:pStyle w:val="Compact"/>
+              <w:jc w:val="left"/>
+            </w:pPr>
+            <w:r>
+              <w:t xml:space="preserve">Data source registry with authority level</w:t>
             </w:r>
           </w:p>
         </w:tc>
@@ -1624,31 +2473,31 @@
               <w:jc w:val="left"/>
             </w:pPr>
             <w:r>
-              <w:t xml:space="preserve">ICES scrape</w:t>
-            </w:r>
-          </w:p>
-        </w:tc>
-        <w:tc>
-          <w:tcPr/>
-          <w:p>
-            <w:pPr>
-              <w:pStyle w:val="Compact"/>
-              <w:jc w:val="left"/>
-            </w:pPr>
-            <w:r>
-              <w:t xml:space="preserve">231</w:t>
-            </w:r>
-          </w:p>
-        </w:tc>
-        <w:tc>
-          <w:tcPr/>
-          <w:p>
-            <w:pPr>
-              <w:pStyle w:val="Compact"/>
-              <w:jc w:val="left"/>
-            </w:pPr>
-            <w:r>
-              <w:t xml:space="preserve">Dataset identifiers with explicit cycle and file type columns</w:t>
+              <w:t xml:space="preserve">CSV</w:t>
+            </w:r>
+          </w:p>
+        </w:tc>
+        <w:tc>
+          <w:tcPr/>
+          <w:p>
+            <w:pPr>
+              <w:pStyle w:val="Compact"/>
+              <w:jc w:val="left"/>
+            </w:pPr>
+            <w:r>
+              <w:t xml:space="preserve">251</w:t>
+            </w:r>
+          </w:p>
+        </w:tc>
+        <w:tc>
+          <w:tcPr/>
+          <w:p>
+            <w:pPr>
+              <w:pStyle w:val="Compact"/>
+              <w:jc w:val="left"/>
+            </w:pPr>
+            <w:r>
+              <w:t xml:space="preserve">One row per survey file release</w:t>
             </w:r>
           </w:p>
         </w:tc>
@@ -1677,31 +2526,31 @@
               <w:jc w:val="left"/>
             </w:pPr>
             <w:r>
-              <w:t xml:space="preserve">ICES scrape</w:t>
-            </w:r>
-          </w:p>
-        </w:tc>
-        <w:tc>
-          <w:tcPr/>
-          <w:p>
-            <w:pPr>
-              <w:pStyle w:val="Compact"/>
-              <w:jc w:val="left"/>
-            </w:pPr>
-            <w:r>
-              <w:t xml:space="preserve">14,005</w:t>
-            </w:r>
-          </w:p>
-        </w:tc>
-        <w:tc>
-          <w:tcPr/>
-          <w:p>
-            <w:pPr>
-              <w:pStyle w:val="Compact"/>
-              <w:jc w:val="left"/>
-            </w:pPr>
-            <w:r>
-              <w:t xml:space="preserve">One row per unique variable name, with label and type</w:t>
+              <w:t xml:space="preserve">CSV</w:t>
+            </w:r>
+          </w:p>
+        </w:tc>
+        <w:tc>
+          <w:tcPr/>
+          <w:p>
+            <w:pPr>
+              <w:pStyle w:val="Compact"/>
+              <w:jc w:val="left"/>
+            </w:pPr>
+            <w:r>
+              <w:t xml:space="preserve">16,899</w:t>
+            </w:r>
+          </w:p>
+        </w:tc>
+        <w:tc>
+          <w:tcPr/>
+          <w:p>
+            <w:pPr>
+              <w:pStyle w:val="Compact"/>
+              <w:jc w:val="left"/>
+            </w:pPr>
+            <w:r>
+              <w:t xml:space="preserve">One row per unique variable name</w:t>
             </w:r>
           </w:p>
         </w:tc>
@@ -1718,43 +2567,43 @@
               <w:rPr>
                 <w:rStyle w:val="VerbatimChar"/>
               </w:rPr>
-              <w:t xml:space="preserve">variable_availability</w:t>
-            </w:r>
-          </w:p>
-        </w:tc>
-        <w:tc>
-          <w:tcPr/>
-          <w:p>
-            <w:pPr>
-              <w:pStyle w:val="Compact"/>
-              <w:jc w:val="left"/>
-            </w:pPr>
-            <w:r>
-              <w:t xml:space="preserve">ICES scrape</w:t>
-            </w:r>
-          </w:p>
-        </w:tc>
-        <w:tc>
-          <w:tcPr/>
-          <w:p>
-            <w:pPr>
-              <w:pStyle w:val="Compact"/>
-              <w:jc w:val="left"/>
-            </w:pPr>
-            <w:r>
-              <w:t xml:space="preserve">118,668</w:t>
-            </w:r>
-          </w:p>
-        </w:tc>
-        <w:tc>
-          <w:tcPr/>
-          <w:p>
-            <w:pPr>
-              <w:pStyle w:val="Compact"/>
-              <w:jc w:val="left"/>
-            </w:pPr>
-            <w:r>
-              <w:t xml:space="preserve">Which variables appear in which datasets</w:t>
+              <w:t xml:space="preserve">variable_datasets</w:t>
+            </w:r>
+          </w:p>
+        </w:tc>
+        <w:tc>
+          <w:tcPr/>
+          <w:p>
+            <w:pPr>
+              <w:pStyle w:val="Compact"/>
+              <w:jc w:val="left"/>
+            </w:pPr>
+            <w:r>
+              <w:t xml:space="preserve">Ingestion</w:t>
+            </w:r>
+          </w:p>
+        </w:tc>
+        <w:tc>
+          <w:tcPr/>
+          <w:p>
+            <w:pPr>
+              <w:pStyle w:val="Compact"/>
+              <w:jc w:val="left"/>
+            </w:pPr>
+            <w:r>
+              <w:t xml:space="preserve">21,810</w:t>
+            </w:r>
+          </w:p>
+        </w:tc>
+        <w:tc>
+          <w:tcPr/>
+          <w:p>
+            <w:pPr>
+              <w:pStyle w:val="Compact"/>
+              <w:jc w:val="left"/>
+            </w:pPr>
+            <w:r>
+              <w:t xml:space="preserve">Per-source metadata for each variable-dataset pair</w:t>
             </w:r>
           </w:p>
         </w:tc>
@@ -1771,43 +2620,43 @@
               <w:rPr>
                 <w:rStyle w:val="VerbatimChar"/>
               </w:rPr>
-              <w:t xml:space="preserve">value_formats</w:t>
-            </w:r>
-          </w:p>
-        </w:tc>
-        <w:tc>
-          <w:tcPr/>
-          <w:p>
-            <w:pPr>
-              <w:pStyle w:val="Compact"/>
-              <w:jc w:val="left"/>
-            </w:pPr>
-            <w:r>
-              <w:t xml:space="preserve">ICES scrape</w:t>
-            </w:r>
-          </w:p>
-        </w:tc>
-        <w:tc>
-          <w:tcPr/>
-          <w:p>
-            <w:pPr>
-              <w:pStyle w:val="Compact"/>
-              <w:jc w:val="left"/>
-            </w:pPr>
-            <w:r>
-              <w:t xml:space="preserve">11,065</w:t>
-            </w:r>
-          </w:p>
-        </w:tc>
-        <w:tc>
-          <w:tcPr/>
-          <w:p>
-            <w:pPr>
-              <w:pStyle w:val="Compact"/>
-              <w:jc w:val="left"/>
-            </w:pPr>
-            <w:r>
-              <w:t xml:space="preserve">Response categories (code → label mappings)</w:t>
+              <w:t xml:space="preserve">value_codes</w:t>
+            </w:r>
+          </w:p>
+        </w:tc>
+        <w:tc>
+          <w:tcPr/>
+          <w:p>
+            <w:pPr>
+              <w:pStyle w:val="Compact"/>
+              <w:jc w:val="left"/>
+            </w:pPr>
+            <w:r>
+              <w:t xml:space="preserve">Ingestion</w:t>
+            </w:r>
+          </w:p>
+        </w:tc>
+        <w:tc>
+          <w:tcPr/>
+          <w:p>
+            <w:pPr>
+              <w:pStyle w:val="Compact"/>
+              <w:jc w:val="left"/>
+            </w:pPr>
+            <w:r>
+              <w:t xml:space="preserve">145,910</w:t>
+            </w:r>
+          </w:p>
+        </w:tc>
+        <w:tc>
+          <w:tcPr/>
+          <w:p>
+            <w:pPr>
+              <w:pStyle w:val="Compact"/>
+              <w:jc w:val="left"/>
+            </w:pPr>
+            <w:r>
+              <w:t xml:space="preserve">Response categories with frequencies</w:t>
             </w:r>
           </w:p>
         </w:tc>
@@ -1824,43 +2673,43 @@
               <w:rPr>
                 <w:rStyle w:val="VerbatimChar"/>
               </w:rPr>
-              <w:t xml:space="preserve">ddi_variables</w:t>
-            </w:r>
-          </w:p>
-        </w:tc>
-        <w:tc>
-          <w:tcPr/>
-          <w:p>
-            <w:pPr>
-              <w:pStyle w:val="Compact"/>
-              <w:jc w:val="left"/>
-            </w:pPr>
-            <w:r>
-              <w:t xml:space="preserve">DDI XML</w:t>
-            </w:r>
-          </w:p>
-        </w:tc>
-        <w:tc>
-          <w:tcPr/>
-          <w:p>
-            <w:pPr>
-              <w:pStyle w:val="Compact"/>
-              <w:jc w:val="left"/>
-            </w:pPr>
-            <w:r>
-              <w:t xml:space="preserve">~TBD</w:t>
-            </w:r>
-          </w:p>
-        </w:tc>
-        <w:tc>
-          <w:tcPr/>
-          <w:p>
-            <w:pPr>
-              <w:pStyle w:val="Compact"/>
-              <w:jc w:val="left"/>
-            </w:pPr>
-            <w:r>
-              <w:t xml:space="preserve">Question text, universe logic, and structured categories from DDI</w:t>
+              <w:t xml:space="preserve">variable_summary_stats</w:t>
+            </w:r>
+          </w:p>
+        </w:tc>
+        <w:tc>
+          <w:tcPr/>
+          <w:p>
+            <w:pPr>
+              <w:pStyle w:val="Compact"/>
+              <w:jc w:val="left"/>
+            </w:pPr>
+            <w:r>
+              <w:t xml:space="preserve">DDI</w:t>
+            </w:r>
+          </w:p>
+        </w:tc>
+        <w:tc>
+          <w:tcPr/>
+          <w:p>
+            <w:pPr>
+              <w:pStyle w:val="Compact"/>
+              <w:jc w:val="left"/>
+            </w:pPr>
+            <w:r>
+              <w:t xml:space="preserve">10,893</w:t>
+            </w:r>
+          </w:p>
+        </w:tc>
+        <w:tc>
+          <w:tcPr/>
+          <w:p>
+            <w:pPr>
+              <w:pStyle w:val="Compact"/>
+              <w:jc w:val="left"/>
+            </w:pPr>
+            <w:r>
+              <w:t xml:space="preserve">Distributional statistics</w:t>
             </w:r>
           </w:p>
         </w:tc>
@@ -1877,43 +2726,308 @@
               <w:rPr>
                 <w:rStyle w:val="VerbatimChar"/>
               </w:rPr>
-              <w:t xml:space="preserve">ontology_stubs</w:t>
-            </w:r>
-          </w:p>
-        </w:tc>
-        <w:tc>
-          <w:tcPr/>
-          <w:p>
-            <w:pPr>
-              <w:pStyle w:val="Compact"/>
-              <w:jc w:val="left"/>
-            </w:pPr>
-            <w:r>
-              <w:t xml:space="preserve">Manual</w:t>
-            </w:r>
-          </w:p>
-        </w:tc>
-        <w:tc>
-          <w:tcPr/>
-          <w:p>
-            <w:pPr>
-              <w:pStyle w:val="Compact"/>
-              <w:jc w:val="left"/>
-            </w:pPr>
-            <w:r>
-              <w:t xml:space="preserve">0 (v1)</w:t>
-            </w:r>
-          </w:p>
-        </w:tc>
-        <w:tc>
-          <w:tcPr/>
-          <w:p>
-            <w:pPr>
-              <w:pStyle w:val="Compact"/>
-              <w:jc w:val="left"/>
-            </w:pPr>
-            <w:r>
-              <w:t xml:space="preserve">Empty tables for capturing variable equivalences as they’re discovered</w:t>
+              <w:t xml:space="preserve">variable_groups</w:t>
+            </w:r>
+          </w:p>
+        </w:tc>
+        <w:tc>
+          <w:tcPr/>
+          <w:p>
+            <w:pPr>
+              <w:pStyle w:val="Compact"/>
+              <w:jc w:val="left"/>
+            </w:pPr>
+            <w:r>
+              <w:t xml:space="preserve">DDI</w:t>
+            </w:r>
+          </w:p>
+        </w:tc>
+        <w:tc>
+          <w:tcPr/>
+          <w:p>
+            <w:pPr>
+              <w:pStyle w:val="Compact"/>
+              <w:jc w:val="left"/>
+            </w:pPr>
+            <w:r>
+              <w:t xml:space="preserve">562</w:t>
+            </w:r>
+          </w:p>
+        </w:tc>
+        <w:tc>
+          <w:tcPr/>
+          <w:p>
+            <w:pPr>
+              <w:pStyle w:val="Compact"/>
+              <w:jc w:val="left"/>
+            </w:pPr>
+            <w:r>
+              <w:t xml:space="preserve">Module classifications</w:t>
+            </w:r>
+          </w:p>
+        </w:tc>
+      </w:tr>
+      <w:tr>
+        <w:tc>
+          <w:tcPr/>
+          <w:p>
+            <w:pPr>
+              <w:pStyle w:val="Compact"/>
+              <w:jc w:val="left"/>
+            </w:pPr>
+            <w:r>
+              <w:rPr>
+                <w:rStyle w:val="VerbatimChar"/>
+              </w:rPr>
+              <w:t xml:space="preserve">variable_group_members</w:t>
+            </w:r>
+          </w:p>
+        </w:tc>
+        <w:tc>
+          <w:tcPr/>
+          <w:p>
+            <w:pPr>
+              <w:pStyle w:val="Compact"/>
+              <w:jc w:val="left"/>
+            </w:pPr>
+            <w:r>
+              <w:t xml:space="preserve">DDI</w:t>
+            </w:r>
+          </w:p>
+        </w:tc>
+        <w:tc>
+          <w:tcPr/>
+          <w:p>
+            <w:pPr>
+              <w:pStyle w:val="Compact"/>
+              <w:jc w:val="left"/>
+            </w:pPr>
+            <w:r>
+              <w:t xml:space="preserve">9,642</w:t>
+            </w:r>
+          </w:p>
+        </w:tc>
+        <w:tc>
+          <w:tcPr/>
+          <w:p>
+            <w:pPr>
+              <w:pStyle w:val="Compact"/>
+              <w:jc w:val="left"/>
+            </w:pPr>
+            <w:r>
+              <w:t xml:space="preserve">Variable-to-group membership</w:t>
+            </w:r>
+          </w:p>
+        </w:tc>
+      </w:tr>
+      <w:tr>
+        <w:tc>
+          <w:tcPr/>
+          <w:p>
+            <w:pPr>
+              <w:pStyle w:val="Compact"/>
+              <w:jc w:val="left"/>
+            </w:pPr>
+            <w:r>
+              <w:rPr>
+                <w:rStyle w:val="VerbatimChar"/>
+              </w:rPr>
+              <w:t xml:space="preserve">dataset_sources</w:t>
+            </w:r>
+          </w:p>
+        </w:tc>
+        <w:tc>
+          <w:tcPr/>
+          <w:p>
+            <w:pPr>
+              <w:pStyle w:val="Compact"/>
+              <w:jc w:val="left"/>
+            </w:pPr>
+            <w:r>
+              <w:t xml:space="preserve">Ingestion</w:t>
+            </w:r>
+          </w:p>
+        </w:tc>
+        <w:tc>
+          <w:tcPr/>
+          <w:p>
+            <w:pPr>
+              <w:pStyle w:val="Compact"/>
+              <w:jc w:val="left"/>
+            </w:pPr>
+            <w:r>
+              <w:t xml:space="preserve">253</w:t>
+            </w:r>
+          </w:p>
+        </w:tc>
+        <w:tc>
+          <w:tcPr/>
+          <w:p>
+            <w:pPr>
+              <w:pStyle w:val="Compact"/>
+              <w:jc w:val="left"/>
+            </w:pPr>
+            <w:r>
+              <w:t xml:space="preserve">Which files attest each dataset</w:t>
+            </w:r>
+          </w:p>
+        </w:tc>
+      </w:tr>
+      <w:tr>
+        <w:tc>
+          <w:tcPr/>
+          <w:p>
+            <w:pPr>
+              <w:pStyle w:val="Compact"/>
+              <w:jc w:val="left"/>
+            </w:pPr>
+            <w:r>
+              <w:rPr>
+                <w:rStyle w:val="VerbatimChar"/>
+              </w:rPr>
+              <w:t xml:space="preserve">dataset_aliases</w:t>
+            </w:r>
+          </w:p>
+        </w:tc>
+        <w:tc>
+          <w:tcPr/>
+          <w:p>
+            <w:pPr>
+              <w:pStyle w:val="Compact"/>
+              <w:jc w:val="left"/>
+            </w:pPr>
+            <w:r>
+              <w:t xml:space="preserve">Ingestion</w:t>
+            </w:r>
+          </w:p>
+        </w:tc>
+        <w:tc>
+          <w:tcPr/>
+          <w:p>
+            <w:pPr>
+              <w:pStyle w:val="Compact"/>
+              <w:jc w:val="left"/>
+            </w:pPr>
+            <w:r>
+              <w:t xml:space="preserve">253</w:t>
+            </w:r>
+          </w:p>
+        </w:tc>
+        <w:tc>
+          <w:tcPr/>
+          <w:p>
+            <w:pPr>
+              <w:pStyle w:val="Compact"/>
+              <w:jc w:val="left"/>
+            </w:pPr>
+            <w:r>
+              <w:t xml:space="preserve">External ID → canonical dataset_id mapping</w:t>
+            </w:r>
+          </w:p>
+        </w:tc>
+      </w:tr>
+      <w:tr>
+        <w:tc>
+          <w:tcPr/>
+          <w:p>
+            <w:pPr>
+              <w:pStyle w:val="Compact"/>
+              <w:jc w:val="left"/>
+            </w:pPr>
+            <w:r>
+              <w:rPr>
+                <w:rStyle w:val="VerbatimChar"/>
+              </w:rPr>
+              <w:t xml:space="preserve">variable_families</w:t>
+            </w:r>
+          </w:p>
+        </w:tc>
+        <w:tc>
+          <w:tcPr/>
+          <w:p>
+            <w:pPr>
+              <w:pStyle w:val="Compact"/>
+              <w:jc w:val="left"/>
+            </w:pPr>
+            <w:r>
+              <w:t xml:space="preserve">Future</w:t>
+            </w:r>
+          </w:p>
+        </w:tc>
+        <w:tc>
+          <w:tcPr/>
+          <w:p>
+            <w:pPr>
+              <w:pStyle w:val="Compact"/>
+              <w:jc w:val="left"/>
+            </w:pPr>
+            <w:r>
+              <w:t xml:space="preserve">0</w:t>
+            </w:r>
+          </w:p>
+        </w:tc>
+        <w:tc>
+          <w:tcPr/>
+          <w:p>
+            <w:pPr>
+              <w:pStyle w:val="Compact"/>
+              <w:jc w:val="left"/>
+            </w:pPr>
+            <w:r>
+              <w:t xml:space="preserve">Cross-cycle equivalences</w:t>
+            </w:r>
+          </w:p>
+        </w:tc>
+      </w:tr>
+      <w:tr>
+        <w:tc>
+          <w:tcPr/>
+          <w:p>
+            <w:pPr>
+              <w:pStyle w:val="Compact"/>
+              <w:jc w:val="left"/>
+            </w:pPr>
+            <w:r>
+              <w:rPr>
+                <w:rStyle w:val="VerbatimChar"/>
+              </w:rPr>
+              <w:t xml:space="preserve">variable_family_members</w:t>
+            </w:r>
+          </w:p>
+        </w:tc>
+        <w:tc>
+          <w:tcPr/>
+          <w:p>
+            <w:pPr>
+              <w:pStyle w:val="Compact"/>
+              <w:jc w:val="left"/>
+            </w:pPr>
+            <w:r>
+              <w:t xml:space="preserve">Future</w:t>
+            </w:r>
+          </w:p>
+        </w:tc>
+        <w:tc>
+          <w:tcPr/>
+          <w:p>
+            <w:pPr>
+              <w:pStyle w:val="Compact"/>
+              <w:jc w:val="left"/>
+            </w:pPr>
+            <w:r>
+              <w:t xml:space="preserve">0</w:t>
+            </w:r>
+          </w:p>
+        </w:tc>
+        <w:tc>
+          <w:tcPr/>
+          <w:p>
+            <w:pPr>
+              <w:pStyle w:val="Compact"/>
+              <w:jc w:val="left"/>
+            </w:pPr>
+            <w:r>
+              <w:t xml:space="preserve">Cycle-specific name → family mapping</w:t>
             </w:r>
           </w:p>
         </w:tc>
@@ -1942,31 +3056,31 @@
               <w:jc w:val="left"/>
             </w:pPr>
             <w:r>
-              <w:t xml:space="preserve">Various</w:t>
-            </w:r>
-          </w:p>
-        </w:tc>
-        <w:tc>
-          <w:tcPr/>
-          <w:p>
-            <w:pPr>
-              <w:pStyle w:val="Compact"/>
-              <w:jc w:val="left"/>
-            </w:pPr>
-            <w:r>
-              <w:t xml:space="preserve">9</w:t>
-            </w:r>
-          </w:p>
-        </w:tc>
-        <w:tc>
-          <w:tcPr/>
-          <w:p>
-            <w:pPr>
-              <w:pStyle w:val="Compact"/>
-              <w:jc w:val="left"/>
-            </w:pPr>
-            <w:r>
-              <w:t xml:space="preserve">Database version, source provenance</w:t>
+              <w:t xml:space="preserve">Build</w:t>
+            </w:r>
+          </w:p>
+        </w:tc>
+        <w:tc>
+          <w:tcPr/>
+          <w:p>
+            <w:pPr>
+              <w:pStyle w:val="Compact"/>
+              <w:jc w:val="left"/>
+            </w:pPr>
+            <w:r>
+              <w:t xml:space="preserve">3</w:t>
+            </w:r>
+          </w:p>
+        </w:tc>
+        <w:tc>
+          <w:tcPr/>
+          <w:p>
+            <w:pPr>
+              <w:pStyle w:val="Compact"/>
+              <w:jc w:val="left"/>
+            </w:pPr>
+            <w:r>
+              <w:t xml:space="preserve">Schema version, build date</w:t>
             </w:r>
           </w:p>
         </w:tc>
@@ -1977,47 +3091,53 @@
         <w:pStyle w:val="BodyText"/>
       </w:pPr>
       <w:r>
-        <w:t xml:space="preserve">The schema is designed so that each source populates its own table(s) and views join them together. This means:</w:t>
+        <w:t xml:space="preserve">The schema is designed so that each source populates its own records with provenance. Views join them together for querying. This means:</w:t>
       </w:r>
     </w:p>
     <w:p>
       <w:pPr>
         <w:numPr>
           <w:ilvl w:val="0"/>
-          <w:numId w:val="1002"/>
+          <w:numId w:val="1004"/>
         </w:numPr>
         <w:pStyle w:val="Compact"/>
       </w:pPr>
       <w:r>
-        <w:t xml:space="preserve">Adding Joel’s data is a matter of creating a new table (</w:t>
-      </w:r>
-      <w:r>
-        <w:rPr>
-          <w:rStyle w:val="VerbatimChar"/>
-        </w:rPr>
-        <w:t xml:space="preserve">statcan_variables</w:t>
-      </w:r>
-      <w:r>
-        <w:t xml:space="preserve">) and updating the views — no restructuring required.</w:t>
+        <w:t xml:space="preserve">Adding Joel’s data is a matter of registering a new source in</w:t>
+      </w:r>
+      <w:r>
+        <w:t xml:space="preserve"> </w:t>
+      </w:r>
+      <w:r>
+        <w:rPr>
+          <w:rStyle w:val="VerbatimChar"/>
+        </w:rPr>
+        <w:t xml:space="preserve">sources.csv</w:t>
+      </w:r>
+      <w:r>
+        <w:t xml:space="preserve"> </w:t>
+      </w:r>
+      <w:r>
+        <w:t xml:space="preserve">and running an ingestion script — no restructuring required.</w:t>
       </w:r>
     </w:p>
     <w:p>
       <w:pPr>
         <w:numPr>
           <w:ilvl w:val="0"/>
-          <w:numId w:val="1002"/>
+          <w:numId w:val="1004"/>
         </w:numPr>
         <w:pStyle w:val="Compact"/>
       </w:pPr>
       <w:r>
-        <w:t xml:space="preserve">Missing data from one source does not break queries. A LEFT JOIN fills in what’s available.</w:t>
+        <w:t xml:space="preserve">Missing data from one source does not break queries. Provenance tracking shows which sources attest each record.</w:t>
       </w:r>
     </w:p>
     <w:p>
       <w:pPr>
         <w:numPr>
           <w:ilvl w:val="0"/>
-          <w:numId w:val="1002"/>
+          <w:numId w:val="1004"/>
         </w:numPr>
         <w:pStyle w:val="Compact"/>
       </w:pPr>
@@ -2034,125 +3154,194 @@
           <w:bCs/>
           <w:b/>
         </w:rPr>
-        <w:t xml:space="preserve">Key design decision</w:t>
-      </w:r>
-      <w:r>
-        <w:t xml:space="preserve">: Variable names are the primary key. Our analysis of DDI XML files confirmed that the</w:t>
-      </w:r>
-      <w:r>
-        <w:t xml:space="preserve"> </w:t>
-      </w:r>
-      <w:r>
-        <w:rPr>
-          <w:rStyle w:val="VerbatimChar"/>
-        </w:rPr>
-        <w:t xml:space="preserve">ID</w:t>
-      </w:r>
-      <w:r>
-        <w:t xml:space="preserve"> </w:t>
-      </w:r>
-      <w:r>
-        <w:t xml:space="preserve">attribute (e.g., V622) is a sequential position identifier that changes between cycles. The</w:t>
-      </w:r>
-      <w:r>
-        <w:t xml:space="preserve"> </w:t>
-      </w:r>
-      <w:r>
-        <w:rPr>
-          <w:rStyle w:val="VerbatimChar"/>
-        </w:rPr>
-        <w:t xml:space="preserve">name</w:t>
-      </w:r>
-      <w:r>
-        <w:t xml:space="preserve"> </w:t>
-      </w:r>
-      <w:r>
-        <w:t xml:space="preserve">attribute (e.g., SMKDSTY) is what researchers use and search for.</w:t>
-      </w:r>
-    </w:p>
-    <w:bookmarkEnd w:id="33"/>
-    <w:bookmarkStart w:id="34" w:name="the-mcp-server"/>
-    <w:p>
-      <w:pPr>
-        <w:pStyle w:val="Heading3"/>
-      </w:pPr>
-      <w:r>
-        <w:t xml:space="preserve">The MCP server</w:t>
-      </w:r>
-    </w:p>
-    <w:p>
-      <w:pPr>
-        <w:pStyle w:val="FirstParagraph"/>
+        <w:t xml:space="preserve">Key design decisions</w:t>
+      </w:r>
+      <w:r>
+        <w:t xml:space="preserve">:</w:t>
+      </w:r>
+    </w:p>
+    <w:p>
+      <w:pPr>
+        <w:numPr>
+          <w:ilvl w:val="0"/>
+          <w:numId w:val="1005"/>
+        </w:numPr>
+        <w:pStyle w:val="Compact"/>
       </w:pPr>
       <w:r>
         <w:rPr>
           <w:bCs/>
           <w:b/>
         </w:rPr>
-        <w:t xml:space="preserve">Technology</w:t>
-      </w:r>
-      <w:r>
-        <w:t xml:space="preserve">: Python FastMCP — a lightweight framework for exposing tools via the Model Context Protocol.</w:t>
-      </w:r>
-    </w:p>
-    <w:p>
-      <w:pPr>
-        <w:pStyle w:val="BodyText"/>
+        <w:t xml:space="preserve">Variable names are the primary key.</w:t>
+      </w:r>
+      <w:r>
+        <w:t xml:space="preserve"> </w:t>
+      </w:r>
+      <w:r>
+        <w:t xml:space="preserve">Our analysis of DDI XML files confirmed that the</w:t>
+      </w:r>
+      <w:r>
+        <w:t xml:space="preserve"> </w:t>
+      </w:r>
+      <w:r>
+        <w:rPr>
+          <w:rStyle w:val="VerbatimChar"/>
+        </w:rPr>
+        <w:t xml:space="preserve">ID</w:t>
+      </w:r>
+      <w:r>
+        <w:t xml:space="preserve"> </w:t>
+      </w:r>
+      <w:r>
+        <w:t xml:space="preserve">attribute (e.g., V622) is a sequential position identifier that changes between cycles. The</w:t>
+      </w:r>
+      <w:r>
+        <w:t xml:space="preserve"> </w:t>
+      </w:r>
+      <w:r>
+        <w:rPr>
+          <w:rStyle w:val="VerbatimChar"/>
+        </w:rPr>
+        <w:t xml:space="preserve">name</w:t>
+      </w:r>
+      <w:r>
+        <w:t xml:space="preserve"> </w:t>
+      </w:r>
+      <w:r>
+        <w:t xml:space="preserve">attribute (e.g., SMKDSTY) is what researchers use and search for.</w:t>
+      </w:r>
+    </w:p>
+    <w:p>
+      <w:pPr>
+        <w:numPr>
+          <w:ilvl w:val="0"/>
+          <w:numId w:val="1005"/>
+        </w:numPr>
+        <w:pStyle w:val="Compact"/>
       </w:pPr>
       <w:r>
         <w:rPr>
           <w:bCs/>
           <w:b/>
         </w:rPr>
-        <w:t xml:space="preserve">What is MCP?</w:t>
+        <w:t xml:space="preserve">Three-tier architecture.</w:t>
       </w:r>
       <w:r>
         <w:t xml:space="preserve"> </w:t>
       </w:r>
       <w:r>
-        <w:t xml:space="preserve">The Model Context Protocol is a standard that allows LLM applications (Claude, Gemini, etc.) to call structured functions (</w:t>
-      </w:r>
-      <w:r>
-        <w:t xml:space="preserve">“</w:t>
-      </w:r>
-      <w:r>
-        <w:t xml:space="preserve">tools</w:t>
-      </w:r>
-      <w:r>
-        <w:t xml:space="preserve">”</w:t>
-      </w:r>
-      <w:r>
-        <w:t xml:space="preserve">) rather than relying on raw text dumps. Instead of pasting a 14,000-row CSV into a prompt, the LLM calls</w:t>
-      </w:r>
-      <w:r>
-        <w:t xml:space="preserve"> </w:t>
-      </w:r>
-      <w:r>
-        <w:rPr>
-          <w:rStyle w:val="VerbatimChar"/>
-        </w:rPr>
-        <w:t xml:space="preserve">search_variables("smoking")</w:t>
-      </w:r>
-      <w:r>
-        <w:t xml:space="preserve"> </w:t>
-      </w:r>
-      <w:r>
-        <w:t xml:space="preserve">and gets back exactly the 15 relevant rows as structured JSON.</w:t>
-      </w:r>
-    </w:p>
-    <w:p>
-      <w:pPr>
-        <w:pStyle w:val="BodyText"/>
+        <w:t xml:space="preserve">CSVs are the source of truth (human-editable, version-controlled). DuckDB is a build artefact. The MCP server reads DuckDB. This separation means the database can always be rebuilt from source.</w:t>
+      </w:r>
+    </w:p>
+    <w:p>
+      <w:pPr>
+        <w:numPr>
+          <w:ilvl w:val="0"/>
+          <w:numId w:val="1005"/>
+        </w:numPr>
+        <w:pStyle w:val="Compact"/>
       </w:pPr>
       <w:r>
         <w:rPr>
           <w:bCs/>
           <w:b/>
         </w:rPr>
-        <w:t xml:space="preserve">Proposed tools</w:t>
-      </w:r>
-      <w:r>
-        <w:t xml:space="preserve">:</w:t>
+        <w:t xml:space="preserve">Authority levels.</w:t>
+      </w:r>
+      <w:r>
+        <w:t xml:space="preserve"> </w:t>
+      </w:r>
+      <w:r>
+        <w:t xml:space="preserve">Primary sources (Statistics Canada documentation) take precedence over secondary sources (ICES scrape, cchsflow) when conflicts exist.</w:t>
+      </w:r>
+    </w:p>
+    <w:bookmarkEnd w:id="37"/>
+    <w:bookmarkStart w:id="38" w:name="the-mcp-server"/>
+    <w:p>
+      <w:pPr>
+        <w:pStyle w:val="Heading3"/>
+      </w:pPr>
+      <w:r>
+        <w:t xml:space="preserve">The MCP server</w:t>
+      </w:r>
+    </w:p>
+    <w:p>
+      <w:pPr>
+        <w:pStyle w:val="FirstParagraph"/>
+      </w:pPr>
+      <w:r>
+        <w:rPr>
+          <w:bCs/>
+          <w:b/>
+        </w:rPr>
+        <w:t xml:space="preserve">Technology</w:t>
+      </w:r>
+      <w:r>
+        <w:t xml:space="preserve">: Python FastMCP v2 — a lightweight framework for exposing tools via the Model Context Protocol.</w:t>
+      </w:r>
+    </w:p>
+    <w:p>
+      <w:pPr>
+        <w:pStyle w:val="BodyText"/>
+      </w:pPr>
+      <w:r>
+        <w:rPr>
+          <w:bCs/>
+          <w:b/>
+        </w:rPr>
+        <w:t xml:space="preserve">What is MCP?</w:t>
+      </w:r>
+      <w:r>
+        <w:t xml:space="preserve"> </w:t>
+      </w:r>
+      <w:r>
+        <w:t xml:space="preserve">The Model Context Protocol is a standard that allows LLM applications (Claude, ChatGPT, etc.) to call structured functions (</w:t>
+      </w:r>
+      <w:r>
+        <w:t xml:space="preserve">“</w:t>
+      </w:r>
+      <w:r>
+        <w:t xml:space="preserve">tools</w:t>
+      </w:r>
+      <w:r>
+        <w:t xml:space="preserve">”</w:t>
+      </w:r>
+      <w:r>
+        <w:t xml:space="preserve">) rather than relying on raw text dumps. Instead of pasting a 16,000-row CSV into a prompt, the LLM calls</w:t>
+      </w:r>
+      <w:r>
+        <w:t xml:space="preserve"> </w:t>
+      </w:r>
+      <w:r>
+        <w:rPr>
+          <w:rStyle w:val="VerbatimChar"/>
+        </w:rPr>
+        <w:t xml:space="preserve">search_variables("smoking")</w:t>
+      </w:r>
+      <w:r>
+        <w:t xml:space="preserve"> </w:t>
+      </w:r>
+      <w:r>
+        <w:t xml:space="preserve">and gets back exactly the relevant rows as structured JSON.</w:t>
+      </w:r>
+    </w:p>
+    <w:p>
+      <w:pPr>
+        <w:pStyle w:val="BodyText"/>
+      </w:pPr>
+      <w:r>
+        <w:rPr>
+          <w:bCs/>
+          <w:b/>
+        </w:rPr>
+        <w:t xml:space="preserve">Implemented tools</w:t>
+      </w:r>
+      <w:r>
+        <w:t xml:space="preserve"> </w:t>
+      </w:r>
+      <w:r>
+        <w:t xml:space="preserve">(all 9 operational):</w:t>
       </w:r>
     </w:p>
     <w:tbl>
@@ -2515,7 +3704,7 @@
               <w:jc w:val="left"/>
             </w:pPr>
             <w:r>
-              <w:t xml:space="preserve">Side-by-side comparison of Master vs PUMF metadata</w:t>
+              <w:t xml:space="preserve">Side-by-side comparison of different release types</w:t>
             </w:r>
           </w:p>
         </w:tc>
@@ -2615,19 +3804,7 @@
               <w:jc w:val="left"/>
             </w:pPr>
             <w:r>
-              <w:t xml:space="preserve">Draft cchsflow worksheet row (</w:t>
-            </w:r>
-            <w:r>
-              <w:rPr>
-                <w:rStyle w:val="VerbatimChar"/>
-              </w:rPr>
-              <w:t xml:space="preserve">rec_with_table</w:t>
-            </w:r>
-            <w:r>
-              <w:t xml:space="preserve"> </w:t>
-            </w:r>
-            <w:r>
-              <w:t xml:space="preserve">format) for a variable in a new cycle</w:t>
+              <w:t xml:space="preserve">Draft cchsflow worksheet row for a variable in a new cycle</w:t>
             </w:r>
           </w:p>
         </w:tc>
@@ -2682,8 +3859,8 @@
         <w:t xml:space="preserve">Each tool returns structured JSON. The same tools could be wrapped in a REST API with minimal additional code.</w:t>
       </w:r>
     </w:p>
-    <w:bookmarkEnd w:id="34"/>
-    <w:bookmarkStart w:id="35" w:name="from-mcp-to-rest-api"/>
+    <w:bookmarkEnd w:id="38"/>
+    <w:bookmarkStart w:id="39" w:name="from-mcp-to-rest-api"/>
     <w:p>
       <w:pPr>
         <w:pStyle w:val="Heading3"/>
@@ -2725,18 +3902,18 @@
         <w:pStyle w:val="FirstParagraph"/>
       </w:pPr>
       <w:r>
-        <w:t xml:space="preserve">This means Joel’s next-generation Data Dictionary Builder could consume the same backend that LLM agents use. One database, multiple interfaces.</w:t>
-      </w:r>
-    </w:p>
-    <w:bookmarkEnd w:id="35"/>
-    <w:bookmarkEnd w:id="36"/>
-    <w:bookmarkStart w:id="37" w:name="repository-structure"/>
+        <w:t xml:space="preserve">This means Joel’s next-generation Data Dictionary Builder or other web applications (e.g., 613apps.ca) could consume the same backend that LLM agents use. One database, multiple interfaces. Whether this makes sense depends on the specific use cases — a REST API adds hosting, authentication, and maintenance requirements that need to be assessed.</w:t>
+      </w:r>
+    </w:p>
+    <w:bookmarkEnd w:id="39"/>
+    <w:bookmarkEnd w:id="40"/>
+    <w:bookmarkStart w:id="41" w:name="ingestion-pipeline"/>
     <w:p>
       <w:pPr>
         <w:pStyle w:val="Heading2"/>
       </w:pPr>
       <w:r>
-        <w:t xml:space="preserve">Repository structure</w:t>
+        <w:t xml:space="preserve">Ingestion pipeline</w:t>
       </w:r>
     </w:p>
     <w:p>
@@ -2744,7 +3921,7 @@
         <w:pStyle w:val="FirstParagraph"/>
       </w:pPr>
       <w:r>
-        <w:t xml:space="preserve">The cchsflow-docs repository currently contains ~2.5 GB of documentation mirrors (PDFs synced from OSF.io). These PDFs now live on Google Drive. We propose restructuring around the database and MCP server:</w:t>
+        <w:t xml:space="preserve">The database is built from source data in a reproducible pipeline (~2 minutes):</w:t>
       </w:r>
     </w:p>
     <w:p>
@@ -2755,7 +3932,7 @@
         <w:rPr>
           <w:rStyle w:val="VerbatimChar"/>
         </w:rPr>
-        <w:t xml:space="preserve">cchsflow-docs/</w:t>
+        <w:t xml:space="preserve">Phase 0: CSV loading</w:t>
       </w:r>
       <w:r>
         <w:br/>
@@ -2764,7 +3941,7 @@
         <w:rPr>
           <w:rStyle w:val="VerbatimChar"/>
         </w:rPr>
-        <w:t xml:space="preserve">├── database/</w:t>
+        <w:t xml:space="preserve">  ├── Load data/sources.csv (6 sources)</w:t>
       </w:r>
       <w:r>
         <w:br/>
@@ -2773,7 +3950,7 @@
         <w:rPr>
           <w:rStyle w:val="VerbatimChar"/>
         </w:rPr>
-        <w:t xml:space="preserve">│   ├── cchs_metadata.duckdb       # The unified database (built artefact)</w:t>
+        <w:t xml:space="preserve">  ├── Load data/datasets.csv (251 datasets)</w:t>
       </w:r>
       <w:r>
         <w:br/>
@@ -2782,25 +3959,19 @@
         <w:rPr>
           <w:rStyle w:val="VerbatimChar"/>
         </w:rPr>
-        <w:t xml:space="preserve">│   ├── schema.sql                 # DuckDB schema DDL</w:t>
+        <w:t xml:space="preserve">  └── Load data/variables.csv (16,899 variables)</w:t>
       </w:r>
       <w:r>
         <w:br/>
       </w:r>
       <w:r>
-        <w:rPr>
-          <w:rStyle w:val="VerbatimChar"/>
-        </w:rPr>
-        <w:t xml:space="preserve">│   └── build_db.R                 # Master build script</w:t>
-      </w:r>
-      <w:r>
         <w:br/>
       </w:r>
       <w:r>
         <w:rPr>
           <w:rStyle w:val="VerbatimChar"/>
         </w:rPr>
-        <w:t xml:space="preserve">├── ingestion/</w:t>
+        <w:t xml:space="preserve">Phase 1: PUMF RData ingestion</w:t>
       </w:r>
       <w:r>
         <w:br/>
@@ -2809,7 +3980,7 @@
         <w:rPr>
           <w:rStyle w:val="VerbatimChar"/>
         </w:rPr>
-        <w:t xml:space="preserve">│   ├── ingest_ices_scrape.R       # Load ICES data → DuckDB</w:t>
+        <w:t xml:space="preserve">  ├── Parse 11 RData files (2001–2022 PUMF)</w:t>
       </w:r>
       <w:r>
         <w:br/>
@@ -2818,7 +3989,7 @@
         <w:rPr>
           <w:rStyle w:val="VerbatimChar"/>
         </w:rPr>
-        <w:t xml:space="preserve">│   ├── ingest_ddi_xml.R           # Parse DDI XML → DuckDB</w:t>
+        <w:t xml:space="preserve">  ├── Extract: variable types, value labels (haven_labelled)</w:t>
       </w:r>
       <w:r>
         <w:br/>
@@ -2827,7 +3998,7 @@
         <w:rPr>
           <w:rStyle w:val="VerbatimChar"/>
         </w:rPr>
-        <w:t xml:space="preserve">│   ├── ingest_extracted_yaml.R    # Load extracted YAMLs → DuckDB</w:t>
+        <w:t xml:space="preserve">  ├── Populate variable_datasets (10,905 links)</w:t>
       </w:r>
       <w:r>
         <w:br/>
@@ -2836,25 +4007,19 @@
         <w:rPr>
           <w:rStyle w:val="VerbatimChar"/>
         </w:rPr>
-        <w:t xml:space="preserve">│   └── README.md</w:t>
+        <w:t xml:space="preserve">  └── Populate value_codes (72,955 codes from RData)</w:t>
       </w:r>
       <w:r>
         <w:br/>
       </w:r>
       <w:r>
-        <w:rPr>
-          <w:rStyle w:val="VerbatimChar"/>
-        </w:rPr>
-        <w:t xml:space="preserve">├── mcp-server/</w:t>
-      </w:r>
-      <w:r>
         <w:br/>
       </w:r>
       <w:r>
         <w:rPr>
           <w:rStyle w:val="VerbatimChar"/>
         </w:rPr>
-        <w:t xml:space="preserve">│   ├── server.py                  # FastMCP server</w:t>
+        <w:t xml:space="preserve">Phase 2: DDI XML enrichment</w:t>
       </w:r>
       <w:r>
         <w:br/>
@@ -2863,7 +4028,7 @@
         <w:rPr>
           <w:rStyle w:val="VerbatimChar"/>
         </w:rPr>
-        <w:t xml:space="preserve">│   ├── requirements.txt</w:t>
+        <w:t xml:space="preserve">  ├── Parse 11 DDI XML files (2001–2018 PUMF)</w:t>
       </w:r>
       <w:r>
         <w:br/>
@@ -2872,7 +4037,7 @@
         <w:rPr>
           <w:rStyle w:val="VerbatimChar"/>
         </w:rPr>
-        <w:t xml:space="preserve">│   └── README.md</w:t>
+        <w:t xml:space="preserve">  ├── Extract: question text, universe, frequencies, summary stats, module groups</w:t>
       </w:r>
       <w:r>
         <w:br/>
@@ -2881,7 +4046,7 @@
         <w:rPr>
           <w:rStyle w:val="VerbatimChar"/>
         </w:rPr>
-        <w:t xml:space="preserve">├── ddi-xml/                       # DDI XML files (~50 MB, kept in repo)</w:t>
+        <w:t xml:space="preserve">  ├── Enrich variable_datasets with DDI metadata</w:t>
       </w:r>
       <w:r>
         <w:br/>
@@ -2890,7 +4055,7 @@
         <w:rPr>
           <w:rStyle w:val="VerbatimChar"/>
         </w:rPr>
-        <w:t xml:space="preserve">├── data/</w:t>
+        <w:t xml:space="preserve">  ├── Add DDI value codes with weighted frequencies (72,955 codes)</w:t>
       </w:r>
       <w:r>
         <w:br/>
@@ -2899,25 +4064,19 @@
         <w:rPr>
           <w:rStyle w:val="VerbatimChar"/>
         </w:rPr>
-        <w:t xml:space="preserve">│   ├── cchs_variable_dictionary.csv  # Flat export for LLM consumption</w:t>
+        <w:t xml:space="preserve">  └── Populate variable_groups (562) and variable_summary_stats (10,893)</w:t>
       </w:r>
       <w:r>
         <w:br/>
       </w:r>
       <w:r>
-        <w:rPr>
-          <w:rStyle w:val="VerbatimChar"/>
-        </w:rPr>
-        <w:t xml:space="preserve">│   └── catalog/                      # YAML catalogs</w:t>
-      </w:r>
-      <w:r>
         <w:br/>
       </w:r>
       <w:r>
         <w:rPr>
           <w:rStyle w:val="VerbatimChar"/>
         </w:rPr>
-        <w:t xml:space="preserve">├── development/</w:t>
+        <w:t xml:space="preserve">Phase 3: Joel's data (future)</w:t>
       </w:r>
       <w:r>
         <w:br/>
@@ -2926,7 +4085,7 @@
         <w:rPr>
           <w:rStyle w:val="VerbatimChar"/>
         </w:rPr>
-        <w:t xml:space="preserve">│   ├── ontology/                  # Variable ontology (in progress)</w:t>
+        <w:t xml:space="preserve">  ├── Ingest variable/category data from flat files</w:t>
       </w:r>
       <w:r>
         <w:br/>
@@ -2935,7 +4094,7 @@
         <w:rPr>
           <w:rStyle w:val="VerbatimChar"/>
         </w:rPr>
-        <w:t xml:space="preserve">│   └── redevelopment/             # Planning documents</w:t>
+        <w:t xml:space="preserve">  ├── Register as new source with 'primary' authority</w:t>
       </w:r>
       <w:r>
         <w:br/>
@@ -2944,25 +4103,19 @@
         <w:rPr>
           <w:rStyle w:val="VerbatimChar"/>
         </w:rPr>
-        <w:t xml:space="preserve">├── reports/</w:t>
+        <w:t xml:space="preserve">  └── Cross-reference with existing PUMF and DDI data</w:t>
       </w:r>
       <w:r>
         <w:br/>
       </w:r>
       <w:r>
-        <w:rPr>
-          <w:rStyle w:val="VerbatimChar"/>
-        </w:rPr>
-        <w:t xml:space="preserve">│   └── cchs-variable-browser.html</w:t>
-      </w:r>
-      <w:r>
         <w:br/>
       </w:r>
       <w:r>
         <w:rPr>
           <w:rStyle w:val="VerbatimChar"/>
         </w:rPr>
-        <w:t xml:space="preserve">└── docs/</w:t>
+        <w:t xml:space="preserve">Phase 4: Variable families (future)</w:t>
       </w:r>
       <w:r>
         <w:br/>
@@ -2971,7 +4124,16 @@
         <w:rPr>
           <w:rStyle w:val="VerbatimChar"/>
         </w:rPr>
-        <w:t xml:space="preserve">    └── architecture.md</w:t>
+        <w:t xml:space="preserve">  ├── Populate cross-cycle equivalences from expert review</w:t>
+      </w:r>
+      <w:r>
+        <w:br/>
+      </w:r>
+      <w:r>
+        <w:rPr>
+          <w:rStyle w:val="VerbatimChar"/>
+        </w:rPr>
+        <w:t xml:space="preserve">  └── Enable true variable history across name changes</w:t>
       </w:r>
     </w:p>
     <w:p>
@@ -2979,444 +4141,38 @@
         <w:pStyle w:val="FirstParagraph"/>
       </w:pPr>
       <w:r>
-        <w:rPr>
-          <w:bCs/>
-          <w:b/>
-        </w:rPr>
-        <w:t xml:space="preserve">What gets removed</w:t>
-      </w:r>
-      <w:r>
-        <w:t xml:space="preserve">: ~1.3 GB of OSF documentation mirrors. PDFs are stored on Google Drive; this repo becomes the catalog and database.</w:t>
-      </w:r>
-    </w:p>
-    <w:bookmarkEnd w:id="37"/>
-    <w:bookmarkStart w:id="38" w:name="ingestion-pipeline"/>
+        <w:t xml:space="preserve">Each phase is idempotent — the full database can be rebuilt from source data at any time with</w:t>
+      </w:r>
+      <w:r>
+        <w:t xml:space="preserve"> </w:t>
+      </w:r>
+      <w:r>
+        <w:rPr>
+          <w:rStyle w:val="VerbatimChar"/>
+        </w:rPr>
+        <w:t xml:space="preserve">Rscript --vanilla database/build_db.R</w:t>
+      </w:r>
+      <w:r>
+        <w:t xml:space="preserve">.</w:t>
+      </w:r>
+    </w:p>
+    <w:bookmarkEnd w:id="41"/>
+    <w:bookmarkStart w:id="46" w:name="what-this-enables"/>
     <w:p>
       <w:pPr>
         <w:pStyle w:val="Heading2"/>
       </w:pPr>
       <w:r>
-        <w:t xml:space="preserve">Ingestion pipeline</w:t>
-      </w:r>
-    </w:p>
-    <w:p>
-      <w:pPr>
-        <w:pStyle w:val="FirstParagraph"/>
-      </w:pPr>
-      <w:r>
-        <w:t xml:space="preserve">The database is built from source data in a reproducible pipeline:</w:t>
-      </w:r>
-    </w:p>
-    <w:p>
-      <w:pPr>
-        <w:pStyle w:val="SourceCode"/>
-      </w:pPr>
-      <w:r>
-        <w:rPr>
-          <w:rStyle w:val="VerbatimChar"/>
-        </w:rPr>
-        <w:t xml:space="preserve">Phase 1: ICES scrape data</w:t>
-      </w:r>
-      <w:r>
-        <w:br/>
-      </w:r>
-      <w:r>
-        <w:rPr>
-          <w:rStyle w:val="VerbatimChar"/>
-        </w:rPr>
-        <w:t xml:space="preserve">  ├── Read existing data/ices_cchs_dictionary.duckdb</w:t>
-      </w:r>
-      <w:r>
-        <w:br/>
-      </w:r>
-      <w:r>
-        <w:rPr>
-          <w:rStyle w:val="VerbatimChar"/>
-        </w:rPr>
-        <w:t xml:space="preserve">  ├── Migrate 5 tables into unified database</w:t>
-      </w:r>
-      <w:r>
-        <w:br/>
-      </w:r>
-      <w:r>
-        <w:rPr>
-          <w:rStyle w:val="VerbatimChar"/>
-        </w:rPr>
-        <w:t xml:space="preserve">  └── Verify: 14,005 variables, 231 datasets</w:t>
-      </w:r>
-      <w:r>
-        <w:br/>
-      </w:r>
-      <w:r>
-        <w:br/>
-      </w:r>
-      <w:r>
-        <w:rPr>
-          <w:rStyle w:val="VerbatimChar"/>
-        </w:rPr>
-        <w:t xml:space="preserve">Phase 2: DDI XML enrichment</w:t>
-      </w:r>
-      <w:r>
-        <w:br/>
-      </w:r>
-      <w:r>
-        <w:rPr>
-          <w:rStyle w:val="VerbatimChar"/>
-        </w:rPr>
-        <w:t xml:space="preserve">  ├── Parse 14 DDI XML files (2001–2018 PUMF)</w:t>
-      </w:r>
-      <w:r>
-        <w:br/>
-      </w:r>
-      <w:r>
-        <w:rPr>
-          <w:rStyle w:val="VerbatimChar"/>
-        </w:rPr>
-        <w:t xml:space="preserve">  ├── Extract: variable_name, question_text, universe_logic, categories</w:t>
-      </w:r>
-      <w:r>
-        <w:br/>
-      </w:r>
-      <w:r>
-        <w:rPr>
-          <w:rStyle w:val="VerbatimChar"/>
-        </w:rPr>
-        <w:t xml:space="preserve">  ├── Match to existing variables by name</w:t>
-      </w:r>
-      <w:r>
-        <w:br/>
-      </w:r>
-      <w:r>
-        <w:rPr>
-          <w:rStyle w:val="VerbatimChar"/>
-        </w:rPr>
-        <w:t xml:space="preserve">  └── Load into ddi_variables table</w:t>
-      </w:r>
-      <w:r>
-        <w:br/>
-      </w:r>
-      <w:r>
-        <w:br/>
-      </w:r>
-      <w:r>
-        <w:rPr>
-          <w:rStyle w:val="VerbatimChar"/>
-        </w:rPr>
-        <w:t xml:space="preserve">Phase 3: StatCan data (future, with Joel)</w:t>
-      </w:r>
-      <w:r>
-        <w:br/>
-      </w:r>
-      <w:r>
-        <w:rPr>
-          <w:rStyle w:val="VerbatimChar"/>
-        </w:rPr>
-        <w:t xml:space="preserve">  ├── Ingest variable/category data from flat files</w:t>
-      </w:r>
-      <w:r>
-        <w:br/>
-      </w:r>
-      <w:r>
-        <w:rPr>
-          <w:rStyle w:val="VerbatimChar"/>
-        </w:rPr>
-        <w:t xml:space="preserve">  ├── Load into statcan_variables table</w:t>
-      </w:r>
-      <w:r>
-        <w:br/>
-      </w:r>
-      <w:r>
-        <w:rPr>
-          <w:rStyle w:val="VerbatimChar"/>
-        </w:rPr>
-        <w:t xml:space="preserve">  └── Cross-reference with ICES and DDI data</w:t>
-      </w:r>
-      <w:r>
-        <w:br/>
-      </w:r>
-      <w:r>
-        <w:br/>
-      </w:r>
-      <w:r>
-        <w:rPr>
-          <w:rStyle w:val="VerbatimChar"/>
-        </w:rPr>
-        <w:t xml:space="preserve">Phase 4: cchsflow worksheets (future)</w:t>
-      </w:r>
-      <w:r>
-        <w:br/>
-      </w:r>
-      <w:r>
-        <w:rPr>
-          <w:rStyle w:val="VerbatimChar"/>
-        </w:rPr>
-        <w:t xml:space="preserve">  ├── Import variable_details.csv harmonisation mappings</w:t>
-      </w:r>
-      <w:r>
-        <w:br/>
-      </w:r>
-      <w:r>
-        <w:rPr>
-          <w:rStyle w:val="VerbatimChar"/>
-        </w:rPr>
-        <w:t xml:space="preserve">  └── Load into harmonisation_mappings table</w:t>
-      </w:r>
-    </w:p>
-    <w:p>
-      <w:pPr>
-        <w:pStyle w:val="FirstParagraph"/>
-      </w:pPr>
-      <w:r>
-        <w:t xml:space="preserve">Each phase is idempotent — the full database can be rebuilt from source data at any time.</w:t>
-      </w:r>
-    </w:p>
-    <w:bookmarkEnd w:id="38"/>
-    <w:bookmarkStart w:id="43" w:name="what-this-enables"/>
-    <w:p>
-      <w:pPr>
-        <w:pStyle w:val="Heading2"/>
-      </w:pPr>
-      <w:r>
         <w:t xml:space="preserve">What this enables</w:t>
       </w:r>
     </w:p>
-    <w:bookmarkStart w:id="39" w:name="for-researchers"/>
+    <w:bookmarkStart w:id="42" w:name="for-researchers"/>
     <w:p>
       <w:pPr>
         <w:pStyle w:val="Heading3"/>
       </w:pPr>
       <w:r>
         <w:t xml:space="preserve">For researchers</w:t>
-      </w:r>
-    </w:p>
-    <w:p>
-      <w:pPr>
-        <w:numPr>
-          <w:ilvl w:val="0"/>
-          <w:numId w:val="1003"/>
-        </w:numPr>
-        <w:pStyle w:val="Compact"/>
-      </w:pPr>
-      <w:r>
-        <w:rPr>
-          <w:bCs/>
-          <w:b/>
-        </w:rPr>
-        <w:t xml:space="preserve">Instant lookups</w:t>
-      </w:r>
-      <w:r>
-        <w:t xml:space="preserve">:</w:t>
-      </w:r>
-      <w:r>
-        <w:t xml:space="preserve"> </w:t>
-      </w:r>
-      <w:r>
-        <w:t xml:space="preserve">“</w:t>
-      </w:r>
-      <w:r>
-        <w:t xml:space="preserve">What smoking variables are in CCHS 2015?</w:t>
-      </w:r>
-      <w:r>
-        <w:t xml:space="preserve">”</w:t>
-      </w:r>
-      <w:r>
-        <w:t xml:space="preserve"> </w:t>
-      </w:r>
-      <w:r>
-        <w:t xml:space="preserve">— answered in seconds via MCP or web interface, instead of 20 minutes with PDFs.</w:t>
-      </w:r>
-    </w:p>
-    <w:p>
-      <w:pPr>
-        <w:numPr>
-          <w:ilvl w:val="0"/>
-          <w:numId w:val="1003"/>
-        </w:numPr>
-        <w:pStyle w:val="Compact"/>
-      </w:pPr>
-      <w:r>
-        <w:rPr>
-          <w:bCs/>
-          <w:b/>
-        </w:rPr>
-        <w:t xml:space="preserve">Gap analysis</w:t>
-      </w:r>
-      <w:r>
-        <w:t xml:space="preserve">:</w:t>
-      </w:r>
-      <w:r>
-        <w:t xml:space="preserve"> </w:t>
-      </w:r>
-      <w:r>
-        <w:t xml:space="preserve">“</w:t>
-      </w:r>
-      <w:r>
-        <w:t xml:space="preserve">Which cycles have sleep duration data?</w:t>
-      </w:r>
-      <w:r>
-        <w:t xml:space="preserve">”</w:t>
-      </w:r>
-      <w:r>
-        <w:t xml:space="preserve"> </w:t>
-      </w:r>
-      <w:r>
-        <w:t xml:space="preserve">— query availability across all 231 datasets at once.</w:t>
-      </w:r>
-    </w:p>
-    <w:p>
-      <w:pPr>
-        <w:numPr>
-          <w:ilvl w:val="0"/>
-          <w:numId w:val="1003"/>
-        </w:numPr>
-        <w:pStyle w:val="Compact"/>
-      </w:pPr>
-      <w:r>
-        <w:rPr>
-          <w:bCs/>
-          <w:b/>
-        </w:rPr>
-        <w:t xml:space="preserve">Rich context</w:t>
-      </w:r>
-      <w:r>
-        <w:t xml:space="preserve">: Where DDI data is available, the actual survey question text and universe logic (</w:t>
-      </w:r>
-      <w:r>
-        <w:t xml:space="preserve">“</w:t>
-      </w:r>
-      <w:r>
-        <w:t xml:space="preserve">asked of respondents aged 12+ who reported smoking in last 30 days</w:t>
-      </w:r>
-      <w:r>
-        <w:t xml:space="preserve">”</w:t>
-      </w:r>
-      <w:r>
-        <w:t xml:space="preserve">) are returned alongside the variable metadata.</w:t>
-      </w:r>
-    </w:p>
-    <w:bookmarkEnd w:id="39"/>
-    <w:bookmarkStart w:id="40" w:name="for-cchsflow-developers"/>
-    <w:p>
-      <w:pPr>
-        <w:pStyle w:val="Heading3"/>
-      </w:pPr>
-      <w:r>
-        <w:t xml:space="preserve">For cchsflow developers</w:t>
-      </w:r>
-    </w:p>
-    <w:p>
-      <w:pPr>
-        <w:numPr>
-          <w:ilvl w:val="0"/>
-          <w:numId w:val="1004"/>
-        </w:numPr>
-        <w:pStyle w:val="Compact"/>
-      </w:pPr>
-      <w:r>
-        <w:rPr>
-          <w:bCs/>
-          <w:b/>
-        </w:rPr>
-        <w:t xml:space="preserve">New cycle onboarding</w:t>
-      </w:r>
-      <w:r>
-        <w:t xml:space="preserve">: When CCHS 2024 data arrives, query the database to identify new, renamed, and removed variables — instead of manually comparing codebooks.</w:t>
-      </w:r>
-    </w:p>
-    <w:p>
-      <w:pPr>
-        <w:numPr>
-          <w:ilvl w:val="0"/>
-          <w:numId w:val="1004"/>
-        </w:numPr>
-        <w:pStyle w:val="Compact"/>
-      </w:pPr>
-      <w:r>
-        <w:rPr>
-          <w:bCs/>
-          <w:b/>
-        </w:rPr>
-        <w:t xml:space="preserve">Harmonisation assistance</w:t>
-      </w:r>
-      <w:r>
-        <w:t xml:space="preserve">: LLM agents can query the database to understand variable changes and generate candidate recoding logic.</w:t>
-      </w:r>
-    </w:p>
-    <w:bookmarkEnd w:id="40"/>
-    <w:bookmarkStart w:id="41" w:name="for-joels-data-dictionary-builder"/>
-    <w:p>
-      <w:pPr>
-        <w:pStyle w:val="Heading3"/>
-      </w:pPr>
-      <w:r>
-        <w:t xml:space="preserve">For Joel’s Data Dictionary Builder</w:t>
-      </w:r>
-    </w:p>
-    <w:p>
-      <w:pPr>
-        <w:numPr>
-          <w:ilvl w:val="0"/>
-          <w:numId w:val="1005"/>
-        </w:numPr>
-        <w:pStyle w:val="Compact"/>
-      </w:pPr>
-      <w:r>
-        <w:rPr>
-          <w:bCs/>
-          <w:b/>
-        </w:rPr>
-        <w:t xml:space="preserve">Programmatic access</w:t>
-      </w:r>
-      <w:r>
-        <w:t xml:space="preserve">: The MCP server (or a REST wrapper) replaces the need to interact with a Shiny app manually. Any script or application can query the same metadata.</w:t>
-      </w:r>
-    </w:p>
-    <w:p>
-      <w:pPr>
-        <w:numPr>
-          <w:ilvl w:val="0"/>
-          <w:numId w:val="1005"/>
-        </w:numPr>
-        <w:pStyle w:val="Compact"/>
-      </w:pPr>
-      <w:r>
-        <w:rPr>
-          <w:bCs/>
-          <w:b/>
-        </w:rPr>
-        <w:t xml:space="preserve">Combined data</w:t>
-      </w:r>
-      <w:r>
-        <w:t xml:space="preserve">: Joel’s ground-truth data from actual PUMF/Master files, combined with ICES coverage data and DDI question text, creates a more complete picture than any single source.</w:t>
-      </w:r>
-    </w:p>
-    <w:p>
-      <w:pPr>
-        <w:numPr>
-          <w:ilvl w:val="0"/>
-          <w:numId w:val="1005"/>
-        </w:numPr>
-        <w:pStyle w:val="Compact"/>
-      </w:pPr>
-      <w:r>
-        <w:rPr>
-          <w:bCs/>
-          <w:b/>
-        </w:rPr>
-        <w:t xml:space="preserve">Shared maintenance</w:t>
-      </w:r>
-      <w:r>
-        <w:t xml:space="preserve">: New cycles or corrections update one database, benefiting all downstream consumers.</w:t>
-      </w:r>
-    </w:p>
-    <w:bookmarkEnd w:id="41"/>
-    <w:bookmarkStart w:id="42" w:name="for-llm-agents"/>
-    <w:p>
-      <w:pPr>
-        <w:pStyle w:val="Heading3"/>
-      </w:pPr>
-      <w:r>
-        <w:t xml:space="preserve">For LLM agents</w:t>
       </w:r>
     </w:p>
     <w:p>
@@ -3432,10 +4188,28 @@
           <w:bCs/>
           <w:b/>
         </w:rPr>
-        <w:t xml:space="preserve">Structured tool use</w:t>
-      </w:r>
-      <w:r>
-        <w:t xml:space="preserve">: Instead of dumping 14,000 rows of CSV into context, agents call targeted functions and get back exactly the data they need. This is more accurate, cheaper (fewer tokens), and auditable.</w:t>
+        <w:t xml:space="preserve">Instant lookups</w:t>
+      </w:r>
+      <w:r>
+        <w:t xml:space="preserve">:</w:t>
+      </w:r>
+      <w:r>
+        <w:t xml:space="preserve"> </w:t>
+      </w:r>
+      <w:r>
+        <w:t xml:space="preserve">“</w:t>
+      </w:r>
+      <w:r>
+        <w:t xml:space="preserve">What smoking variables are in CCHS 2015?</w:t>
+      </w:r>
+      <w:r>
+        <w:t xml:space="preserve">”</w:t>
+      </w:r>
+      <w:r>
+        <w:t xml:space="preserve"> </w:t>
+      </w:r>
+      <w:r>
+        <w:t xml:space="preserve">— answered in seconds via MCP or web interface, instead of 20 minutes with PDFs.</w:t>
       </w:r>
     </w:p>
     <w:p>
@@ -3451,57 +4225,69 @@
           <w:bCs/>
           <w:b/>
         </w:rPr>
-        <w:t xml:space="preserve">Harmonisation workflows</w:t>
-      </w:r>
-      <w:r>
-        <w:t xml:space="preserve">: An agent can query</w:t>
+        <w:t xml:space="preserve">Gap analysis</w:t>
+      </w:r>
+      <w:r>
+        <w:t xml:space="preserve">:</w:t>
       </w:r>
       <w:r>
         <w:t xml:space="preserve"> </w:t>
       </w:r>
       <w:r>
-        <w:rPr>
-          <w:rStyle w:val="VerbatimChar"/>
-        </w:rPr>
-        <w:t xml:space="preserve">get_variable_history("SMKDSTY")</w:t>
-      </w:r>
-      <w:r>
-        <w:t xml:space="preserve">, understand the naming chain across cycles, then query</w:t>
+        <w:t xml:space="preserve">“</w:t>
+      </w:r>
+      <w:r>
+        <w:t xml:space="preserve">Which cycles have sleep duration data?</w:t>
+      </w:r>
+      <w:r>
+        <w:t xml:space="preserve">”</w:t>
       </w:r>
       <w:r>
         <w:t xml:space="preserve"> </w:t>
       </w:r>
       <w:r>
-        <w:rPr>
-          <w:rStyle w:val="VerbatimChar"/>
-        </w:rPr>
-        <w:t xml:space="preserve">get_value_codes("SMKDSTY")</w:t>
-      </w:r>
-      <w:r>
-        <w:t xml:space="preserve"> </w:t>
-      </w:r>
-      <w:r>
-        <w:t xml:space="preserve">to see the response categories — and use that to generate cchsflow recoding logic.</w:t>
+        <w:t xml:space="preserve">— query availability across all 251 datasets at once.</w:t>
+      </w:r>
+    </w:p>
+    <w:p>
+      <w:pPr>
+        <w:numPr>
+          <w:ilvl w:val="0"/>
+          <w:numId w:val="1006"/>
+        </w:numPr>
+        <w:pStyle w:val="Compact"/>
+      </w:pPr>
+      <w:r>
+        <w:rPr>
+          <w:bCs/>
+          <w:b/>
+        </w:rPr>
+        <w:t xml:space="preserve">Rich context</w:t>
+      </w:r>
+      <w:r>
+        <w:t xml:space="preserve">: Where DDI data is available, the actual survey question text and universe logic (</w:t>
+      </w:r>
+      <w:r>
+        <w:t xml:space="preserve">“</w:t>
+      </w:r>
+      <w:r>
+        <w:t xml:space="preserve">asked of respondents aged 12+ who reported smoking in last 30 days</w:t>
+      </w:r>
+      <w:r>
+        <w:t xml:space="preserve">”</w:t>
+      </w:r>
+      <w:r>
+        <w:t xml:space="preserve">) are returned alongside the variable metadata.</w:t>
       </w:r>
     </w:p>
     <w:bookmarkEnd w:id="42"/>
-    <w:bookmarkEnd w:id="43"/>
-    <w:bookmarkStart w:id="47" w:name="scope-and-phasing"/>
-    <w:p>
-      <w:pPr>
-        <w:pStyle w:val="Heading2"/>
-      </w:pPr>
-      <w:r>
-        <w:t xml:space="preserve">Scope and phasing</w:t>
-      </w:r>
-    </w:p>
-    <w:bookmarkStart w:id="44" w:name="v1-current-plan"/>
+    <w:bookmarkStart w:id="43" w:name="for-cchsflow-developers"/>
     <w:p>
       <w:pPr>
         <w:pStyle w:val="Heading3"/>
       </w:pPr>
       <w:r>
-        <w:t xml:space="preserve">v1 (current plan)</w:t>
+        <w:t xml:space="preserve">For cchsflow developers</w:t>
       </w:r>
     </w:p>
     <w:p>
@@ -3513,7 +4299,14 @@
         <w:pStyle w:val="Compact"/>
       </w:pPr>
       <w:r>
-        <w:t xml:space="preserve">Unified DuckDB from ICES scrape + DDI XML</w:t>
+        <w:rPr>
+          <w:bCs/>
+          <w:b/>
+        </w:rPr>
+        <w:t xml:space="preserve">New cycle onboarding</w:t>
+      </w:r>
+      <w:r>
+        <w:t xml:space="preserve">: When CCHS 2024 data arrives, query the database to identify new, renamed, and removed variables — instead of manually comparing codebooks.</w:t>
       </w:r>
     </w:p>
     <w:p>
@@ -3525,7 +4318,14 @@
         <w:pStyle w:val="Compact"/>
       </w:pPr>
       <w:r>
-        <w:t xml:space="preserve">MCP server with 9 query tools (including</w:t>
+        <w:rPr>
+          <w:bCs/>
+          <w:b/>
+        </w:rPr>
+        <w:t xml:space="preserve">Harmonisation assistance</w:t>
+      </w:r>
+      <w:r>
+        <w:t xml:space="preserve">: LLM agents can query the database to understand variable changes and generate candidate recoding logic. The</w:t>
       </w:r>
       <w:r>
         <w:t xml:space="preserve"> </w:t>
@@ -3537,65 +4337,20 @@
         <w:t xml:space="preserve">suggest_cchsflow_row</w:t>
       </w:r>
       <w:r>
-        <w:t xml:space="preserve">)</w:t>
-      </w:r>
-    </w:p>
-    <w:p>
-      <w:pPr>
-        <w:numPr>
-          <w:ilvl w:val="0"/>
-          <w:numId w:val="1007"/>
-        </w:numPr>
-        <w:pStyle w:val="Compact"/>
-      </w:pPr>
-      <w:r>
-        <w:t xml:space="preserve">Repository restructured around database + MCP</w:t>
-      </w:r>
-    </w:p>
-    <w:p>
-      <w:pPr>
-        <w:numPr>
-          <w:ilvl w:val="0"/>
-          <w:numId w:val="1007"/>
-        </w:numPr>
-        <w:pStyle w:val="Compact"/>
-      </w:pPr>
-      <w:r>
-        <w:t xml:space="preserve">DDI ingestion pipeline (R, parsing 14 XML files)</w:t>
-      </w:r>
-    </w:p>
-    <w:p>
-      <w:pPr>
-        <w:numPr>
-          <w:ilvl w:val="0"/>
-          <w:numId w:val="1007"/>
-        </w:numPr>
-        <w:pStyle w:val="Compact"/>
-      </w:pPr>
-      <w:r>
-        <w:t xml:space="preserve">Flat CSV export with question text for LLM consumption</w:t>
-      </w:r>
-    </w:p>
-    <w:p>
-      <w:pPr>
-        <w:numPr>
-          <w:ilvl w:val="0"/>
-          <w:numId w:val="1007"/>
-        </w:numPr>
-        <w:pStyle w:val="Compact"/>
-      </w:pPr>
-      <w:r>
-        <w:t xml:space="preserve">Ontology stub tables (empty but structurally complete, ready for immediate use)</w:t>
-      </w:r>
-    </w:p>
-    <w:bookmarkEnd w:id="44"/>
-    <w:bookmarkStart w:id="45" w:name="v2-with-joels-data"/>
+        <w:t xml:space="preserve"> </w:t>
+      </w:r>
+      <w:r>
+        <w:t xml:space="preserve">tool drafts worksheet entries directly.</w:t>
+      </w:r>
+    </w:p>
+    <w:bookmarkEnd w:id="43"/>
+    <w:bookmarkStart w:id="44" w:name="X4a17eaccb5b72c59ff8a4a790986d3b95e7d960"/>
     <w:p>
       <w:pPr>
         <w:pStyle w:val="Heading3"/>
       </w:pPr>
       <w:r>
-        <w:t xml:space="preserve">v2 (with Joel’s data)</w:t>
+        <w:t xml:space="preserve">For Joel’s Data Dictionary Builder and 613apps.ca</w:t>
       </w:r>
     </w:p>
     <w:p>
@@ -3607,7 +4362,14 @@
         <w:pStyle w:val="Compact"/>
       </w:pPr>
       <w:r>
-        <w:t xml:space="preserve">Ingest Joel’s flat-file metadata into the database</w:t>
+        <w:rPr>
+          <w:bCs/>
+          <w:b/>
+        </w:rPr>
+        <w:t xml:space="preserve">Programmatic access</w:t>
+      </w:r>
+      <w:r>
+        <w:t xml:space="preserve">: The MCP server (or a REST wrapper) provides the programmatic API that the Shiny app currently lacks. Any script or application can query the same metadata.</w:t>
       </w:r>
     </w:p>
     <w:p>
@@ -3619,7 +4381,14 @@
         <w:pStyle w:val="Compact"/>
       </w:pPr>
       <w:r>
-        <w:t xml:space="preserve">REST API wrapper for web frontend consumption</w:t>
+        <w:rPr>
+          <w:bCs/>
+          <w:b/>
+        </w:rPr>
+        <w:t xml:space="preserve">Combined data</w:t>
+      </w:r>
+      <w:r>
+        <w:t xml:space="preserve">: Joel’s ground-truth data from actual PUMF/Master files, combined with DDI question text and ICES coverage data, would create a more complete picture than any single source.</w:t>
       </w:r>
     </w:p>
     <w:p>
@@ -3631,7 +4400,14 @@
         <w:pStyle w:val="Compact"/>
       </w:pPr>
       <w:r>
-        <w:t xml:space="preserve">Cross-referencing: reconcile ICES, DDI, and StatCan variable lists</w:t>
+        <w:rPr>
+          <w:bCs/>
+          <w:b/>
+        </w:rPr>
+        <w:t xml:space="preserve">Shared maintenance</w:t>
+      </w:r>
+      <w:r>
+        <w:t xml:space="preserve">: New cycles or corrections update one database, benefiting all downstream consumers.</w:t>
       </w:r>
     </w:p>
     <w:p>
@@ -3643,17 +4419,24 @@
         <w:pStyle w:val="Compact"/>
       </w:pPr>
       <w:r>
-        <w:t xml:space="preserve">Coverage dashboard: which cycles and file types have metadata from which sources</w:t>
-      </w:r>
-    </w:p>
-    <w:bookmarkEnd w:id="45"/>
-    <w:bookmarkStart w:id="46" w:name="v3-ontology-and-harmonisation"/>
+        <w:rPr>
+          <w:bCs/>
+          <w:b/>
+        </w:rPr>
+        <w:t xml:space="preserve">Assessment needed</w:t>
+      </w:r>
+      <w:r>
+        <w:t xml:space="preserve">: Whether the MCP/REST architecture is the right fit for 613apps.ca and other web applications depends on deployment requirements, hosting, and access patterns. This is worth discussing before building the REST layer.</w:t>
+      </w:r>
+    </w:p>
+    <w:bookmarkEnd w:id="44"/>
+    <w:bookmarkStart w:id="45" w:name="for-llm-agents"/>
     <w:p>
       <w:pPr>
         <w:pStyle w:val="Heading3"/>
       </w:pPr>
       <w:r>
-        <w:t xml:space="preserve">v3 (ontology and harmonisation)</w:t>
+        <w:t xml:space="preserve">For LLM agents</w:t>
       </w:r>
     </w:p>
     <w:p>
@@ -3665,7 +4448,14 @@
         <w:pStyle w:val="Compact"/>
       </w:pPr>
       <w:r>
-        <w:t xml:space="preserve">Populate ontology tables (conceptual variables, equivalence groups, harmonisation potential)</w:t>
+        <w:rPr>
+          <w:bCs/>
+          <w:b/>
+        </w:rPr>
+        <w:t xml:space="preserve">Structured tool use</w:t>
+      </w:r>
+      <w:r>
+        <w:t xml:space="preserve">: Instead of dumping 16,000 rows of CSV into context, agents call targeted functions and get back exactly the data they need. This is more accurate, cheaper (fewer tokens), and auditable.</w:t>
       </w:r>
     </w:p>
     <w:p>
@@ -3677,352 +4467,71 @@
         <w:pStyle w:val="Compact"/>
       </w:pPr>
       <w:r>
-        <w:t xml:space="preserve">Formal variable ontology — potentially OWL/SKOS or a graph database (e.g., Neo4j, DuckDB graph extensions) to model relationships: variable equivalences across cycles, derived-from chains (e.g., BMI requires HEIGHT and WEIGHT), and hierarchical subject groupings</w:t>
-      </w:r>
-    </w:p>
-    <w:p>
-      <w:pPr>
-        <w:numPr>
-          <w:ilvl w:val="0"/>
-          <w:numId w:val="1009"/>
-        </w:numPr>
-        <w:pStyle w:val="Compact"/>
-      </w:pPr>
-      <w:r>
-        <w:t xml:space="preserve">Automated candidate detection when new cycles arrive</w:t>
-      </w:r>
-    </w:p>
-    <w:p>
-      <w:pPr>
-        <w:numPr>
-          <w:ilvl w:val="0"/>
-          <w:numId w:val="1009"/>
-        </w:numPr>
-        <w:pStyle w:val="Compact"/>
-      </w:pPr>
-      <w:r>
-        <w:t xml:space="preserve">cchsflow worksheet generation from ontology relationships</w:t>
-      </w:r>
-    </w:p>
-    <w:p>
-      <w:pPr>
-        <w:numPr>
-          <w:ilvl w:val="0"/>
-          <w:numId w:val="1009"/>
-        </w:numPr>
-        <w:pStyle w:val="Compact"/>
-      </w:pPr>
-      <w:r>
-        <w:t xml:space="preserve">Vector embeddings for semantic variable search</w:t>
-      </w:r>
-    </w:p>
+        <w:rPr>
+          <w:bCs/>
+          <w:b/>
+        </w:rPr>
+        <w:t xml:space="preserve">Harmonisation workflows</w:t>
+      </w:r>
+      <w:r>
+        <w:t xml:space="preserve">: An agent can query</w:t>
+      </w:r>
+      <w:r>
+        <w:t xml:space="preserve"> </w:t>
+      </w:r>
+      <w:r>
+        <w:rPr>
+          <w:rStyle w:val="VerbatimChar"/>
+        </w:rPr>
+        <w:t xml:space="preserve">get_variable_history("SMKDSTY")</w:t>
+      </w:r>
+      <w:r>
+        <w:t xml:space="preserve">, understand the naming chain across cycles, then query</w:t>
+      </w:r>
+      <w:r>
+        <w:t xml:space="preserve"> </w:t>
+      </w:r>
+      <w:r>
+        <w:rPr>
+          <w:rStyle w:val="VerbatimChar"/>
+        </w:rPr>
+        <w:t xml:space="preserve">get_value_codes("SMKDSTY")</w:t>
+      </w:r>
+      <w:r>
+        <w:t xml:space="preserve"> </w:t>
+      </w:r>
+      <w:r>
+        <w:t xml:space="preserve">to see the response categories — and use that to generate cchsflow recoding logic.</w:t>
+      </w:r>
+      <w:r>
+        <w:t xml:space="preserve"> </w:t>
+      </w:r>
+      <w:r>
+        <w:rPr>
+          <w:iCs/>
+          <w:i/>
+        </w:rPr>
+        <w:t xml:space="preserve">We are piloting this workflow now with the cchsflow package.</w:t>
+      </w:r>
+    </w:p>
+    <w:bookmarkEnd w:id="45"/>
     <w:bookmarkEnd w:id="46"/>
-    <w:bookmarkEnd w:id="47"/>
-    <w:bookmarkStart w:id="51" w:name="technical-details"/>
+    <w:bookmarkStart w:id="50" w:name="scope-and-phasing"/>
     <w:p>
       <w:pPr>
         <w:pStyle w:val="Heading2"/>
       </w:pPr>
       <w:r>
-        <w:t xml:space="preserve">Technical details</w:t>
-      </w:r>
-    </w:p>
-    <w:bookmarkStart w:id="48" w:name="existing-data"/>
+        <w:t xml:space="preserve">Scope and phasing</w:t>
+      </w:r>
+    </w:p>
+    <w:bookmarkStart w:id="47" w:name="pilot-complete"/>
     <w:p>
       <w:pPr>
         <w:pStyle w:val="Heading3"/>
       </w:pPr>
       <w:r>
-        <w:t xml:space="preserve">Existing data</w:t>
-      </w:r>
-    </w:p>
-    <w:tbl>
-      <w:tblPr>
-        <w:tblStyle w:val="Table"/>
-        <w:tblW w:type="pct" w:w="5000"/>
-        <w:tblLook w:firstRow="1" w:lastRow="0" w:firstColumn="0" w:lastColumn="0" w:noHBand="0" w:noVBand="0" w:val="0020"/>
-        <w:jc w:val="start"/>
-      </w:tblPr>
-      <w:tblGrid>
-        <w:gridCol w:w="1788"/>
-        <w:gridCol w:w="2554"/>
-        <w:gridCol w:w="1532"/>
-        <w:gridCol w:w="2043"/>
-      </w:tblGrid>
-      <w:tr>
-        <w:trPr>
-          <w:tblHeader w:val="true"/>
-        </w:trPr>
-        <w:tc>
-          <w:tcPr/>
-          <w:p>
-            <w:pPr>
-              <w:pStyle w:val="Compact"/>
-              <w:jc w:val="left"/>
-            </w:pPr>
-            <w:r>
-              <w:t xml:space="preserve">Asset</w:t>
-            </w:r>
-          </w:p>
-        </w:tc>
-        <w:tc>
-          <w:tcPr/>
-          <w:p>
-            <w:pPr>
-              <w:pStyle w:val="Compact"/>
-              <w:jc w:val="left"/>
-            </w:pPr>
-            <w:r>
-              <w:t xml:space="preserve">Location</w:t>
-            </w:r>
-          </w:p>
-        </w:tc>
-        <w:tc>
-          <w:tcPr/>
-          <w:p>
-            <w:pPr>
-              <w:pStyle w:val="Compact"/>
-              <w:jc w:val="left"/>
-            </w:pPr>
-            <w:r>
-              <w:t xml:space="preserve">Size</w:t>
-            </w:r>
-          </w:p>
-        </w:tc>
-        <w:tc>
-          <w:tcPr/>
-          <w:p>
-            <w:pPr>
-              <w:pStyle w:val="Compact"/>
-              <w:jc w:val="left"/>
-            </w:pPr>
-            <w:r>
-              <w:t xml:space="preserve">Status</w:t>
-            </w:r>
-          </w:p>
-        </w:tc>
-      </w:tr>
-      <w:tr>
-        <w:tc>
-          <w:tcPr/>
-          <w:p>
-            <w:pPr>
-              <w:pStyle w:val="Compact"/>
-              <w:jc w:val="left"/>
-            </w:pPr>
-            <w:r>
-              <w:t xml:space="preserve">ICES DuckDB</w:t>
-            </w:r>
-          </w:p>
-        </w:tc>
-        <w:tc>
-          <w:tcPr/>
-          <w:p>
-            <w:pPr>
-              <w:pStyle w:val="Compact"/>
-              <w:jc w:val="left"/>
-            </w:pPr>
-            <w:r>
-              <w:rPr>
-                <w:rStyle w:val="VerbatimChar"/>
-              </w:rPr>
-              <w:t xml:space="preserve">data/ices_cchs_dictionary.duckdb</w:t>
-            </w:r>
-          </w:p>
-        </w:tc>
-        <w:tc>
-          <w:tcPr/>
-          <w:p>
-            <w:pPr>
-              <w:pStyle w:val="Compact"/>
-              <w:jc w:val="left"/>
-            </w:pPr>
-            <w:r>
-              <w:t xml:space="preserve">33 MB</w:t>
-            </w:r>
-          </w:p>
-        </w:tc>
-        <w:tc>
-          <w:tcPr/>
-          <w:p>
-            <w:pPr>
-              <w:pStyle w:val="Compact"/>
-              <w:jc w:val="left"/>
-            </w:pPr>
-            <w:r>
-              <w:t xml:space="preserve">Complete: 14,005 variables, 231 datasets</w:t>
-            </w:r>
-          </w:p>
-        </w:tc>
-      </w:tr>
-      <w:tr>
-        <w:tc>
-          <w:tcPr/>
-          <w:p>
-            <w:pPr>
-              <w:pStyle w:val="Compact"/>
-              <w:jc w:val="left"/>
-            </w:pPr>
-            <w:r>
-              <w:t xml:space="preserve">DDI XML files</w:t>
-            </w:r>
-          </w:p>
-        </w:tc>
-        <w:tc>
-          <w:tcPr/>
-          <w:p>
-            <w:pPr>
-              <w:pStyle w:val="Compact"/>
-              <w:jc w:val="left"/>
-            </w:pPr>
-            <w:r>
-              <w:rPr>
-                <w:rStyle w:val="VerbatimChar"/>
-              </w:rPr>
-              <w:t xml:space="preserve">cchs-pumf-docs/CCHS-PUMF/CCHS_DDI/</w:t>
-            </w:r>
-          </w:p>
-        </w:tc>
-        <w:tc>
-          <w:tcPr/>
-          <w:p>
-            <w:pPr>
-              <w:pStyle w:val="Compact"/>
-              <w:jc w:val="left"/>
-            </w:pPr>
-            <w:r>
-              <w:t xml:space="preserve">~50 MB</w:t>
-            </w:r>
-          </w:p>
-        </w:tc>
-        <w:tc>
-          <w:tcPr/>
-          <w:p>
-            <w:pPr>
-              <w:pStyle w:val="Compact"/>
-              <w:jc w:val="left"/>
-            </w:pPr>
-            <w:r>
-              <w:t xml:space="preserve">14 files, 2001–2018 PUMF</w:t>
-            </w:r>
-          </w:p>
-        </w:tc>
-      </w:tr>
-      <w:tr>
-        <w:tc>
-          <w:tcPr/>
-          <w:p>
-            <w:pPr>
-              <w:pStyle w:val="Compact"/>
-              <w:jc w:val="left"/>
-            </w:pPr>
-            <w:r>
-              <w:t xml:space="preserve">Variable dictionary CSV</w:t>
-            </w:r>
-          </w:p>
-        </w:tc>
-        <w:tc>
-          <w:tcPr/>
-          <w:p>
-            <w:pPr>
-              <w:pStyle w:val="Compact"/>
-              <w:jc w:val="left"/>
-            </w:pPr>
-            <w:r>
-              <w:rPr>
-                <w:rStyle w:val="VerbatimChar"/>
-              </w:rPr>
-              <w:t xml:space="preserve">data/cchs_variable_dictionary.csv</w:t>
-            </w:r>
-          </w:p>
-        </w:tc>
-        <w:tc>
-          <w:tcPr/>
-          <w:p>
-            <w:pPr>
-              <w:pStyle w:val="Compact"/>
-              <w:jc w:val="left"/>
-            </w:pPr>
-            <w:r>
-              <w:t xml:space="preserve">4.9 MB</w:t>
-            </w:r>
-          </w:p>
-        </w:tc>
-        <w:tc>
-          <w:tcPr/>
-          <w:p>
-            <w:pPr>
-              <w:pStyle w:val="Compact"/>
-              <w:jc w:val="left"/>
-            </w:pPr>
-            <w:r>
-              <w:t xml:space="preserve">14,005 variables with response categories</w:t>
-            </w:r>
-          </w:p>
-        </w:tc>
-      </w:tr>
-      <w:tr>
-        <w:tc>
-          <w:tcPr/>
-          <w:p>
-            <w:pPr>
-              <w:pStyle w:val="Compact"/>
-              <w:jc w:val="left"/>
-            </w:pPr>
-            <w:r>
-              <w:t xml:space="preserve">Ontology prototype</w:t>
-            </w:r>
-          </w:p>
-        </w:tc>
-        <w:tc>
-          <w:tcPr/>
-          <w:p>
-            <w:pPr>
-              <w:pStyle w:val="Compact"/>
-              <w:jc w:val="left"/>
-            </w:pPr>
-            <w:r>
-              <w:rPr>
-                <w:rStyle w:val="VerbatimChar"/>
-              </w:rPr>
-              <w:t xml:space="preserve">development/ontology/examples/</w:t>
-            </w:r>
-          </w:p>
-        </w:tc>
-        <w:tc>
-          <w:tcPr/>
-          <w:p>
-            <w:pPr>
-              <w:pStyle w:val="Compact"/>
-              <w:jc w:val="left"/>
-            </w:pPr>
-            <w:r>
-              <w:t xml:space="preserve">—</w:t>
-            </w:r>
-          </w:p>
-        </w:tc>
-        <w:tc>
-          <w:tcPr/>
-          <w:p>
-            <w:pPr>
-              <w:pStyle w:val="Compact"/>
-              <w:jc w:val="left"/>
-            </w:pPr>
-            <w:r>
-              <w:t xml:space="preserve">Smoking variables YAML (v0.3.0)</w:t>
-            </w:r>
-          </w:p>
-        </w:tc>
-      </w:tr>
-    </w:tbl>
-    <w:bookmarkEnd w:id="48"/>
-    <w:bookmarkStart w:id="49" w:name="dependencies"/>
-    <w:p>
-      <w:pPr>
-        <w:pStyle w:val="Heading3"/>
-      </w:pPr>
-      <w:r>
-        <w:t xml:space="preserve">Dependencies</w:t>
+        <w:t xml:space="preserve">Pilot (complete)</w:t>
       </w:r>
     </w:p>
     <w:p>
@@ -4035,13 +4544,15 @@
       </w:pPr>
       <w:r>
         <w:rPr>
-          <w:bCs/>
-          <w:b/>
-        </w:rPr>
-        <w:t xml:space="preserve">R</w:t>
-      </w:r>
-      <w:r>
-        <w:t xml:space="preserve">: DBI, duckdb, xml2, jsonlite (managed via renv)</w:t>
+          <w:strike/>
+        </w:rPr>
+        <w:t xml:space="preserve">Unified DuckDB from 6 data sources (16,899 variables, 251 datasets)</w:t>
+      </w:r>
+      <w:r>
+        <w:t xml:space="preserve"> </w:t>
+      </w:r>
+      <w:r>
+        <w:t xml:space="preserve">Done</w:t>
       </w:r>
     </w:p>
     <w:p>
@@ -4054,13 +4565,15 @@
       </w:pPr>
       <w:r>
         <w:rPr>
-          <w:bCs/>
-          <w:b/>
-        </w:rPr>
-        <w:t xml:space="preserve">Python</w:t>
-      </w:r>
-      <w:r>
-        <w:t xml:space="preserve">: fastmcp, duckdb</w:t>
+          <w:strike/>
+        </w:rPr>
+        <w:t xml:space="preserve">MCP server with 9 query tools</w:t>
+      </w:r>
+      <w:r>
+        <w:t xml:space="preserve"> </w:t>
+      </w:r>
+      <w:r>
+        <w:t xml:space="preserve">Done</w:t>
       </w:r>
     </w:p>
     <w:p>
@@ -4073,1567 +4586,109 @@
       </w:pPr>
       <w:r>
         <w:rPr>
-          <w:bCs/>
-          <w:b/>
-        </w:rPr>
-        <w:t xml:space="preserve">DuckDB</w:t>
-      </w:r>
-      <w:r>
-        <w:t xml:space="preserve">: v0.9.0+ (embedded, no server)</w:t>
-      </w:r>
-    </w:p>
-    <w:bookmarkEnd w:id="49"/>
-    <w:bookmarkStart w:id="50" w:name="duckdb-schema-detailed"/>
+          <w:strike/>
+        </w:rPr>
+        <w:t xml:space="preserve">Repository restructured around database + MCP</w:t>
+      </w:r>
+      <w:r>
+        <w:t xml:space="preserve"> </w:t>
+      </w:r>
+      <w:r>
+        <w:t xml:space="preserve">Done</w:t>
+      </w:r>
+    </w:p>
+    <w:p>
+      <w:pPr>
+        <w:numPr>
+          <w:ilvl w:val="0"/>
+          <w:numId w:val="1010"/>
+        </w:numPr>
+        <w:pStyle w:val="Compact"/>
+      </w:pPr>
+      <w:r>
+        <w:rPr>
+          <w:strike/>
+        </w:rPr>
+        <w:t xml:space="preserve">DDI ingestion pipeline (R, parsing 11 XML files)</w:t>
+      </w:r>
+      <w:r>
+        <w:t xml:space="preserve"> </w:t>
+      </w:r>
+      <w:r>
+        <w:t xml:space="preserve">Done</w:t>
+      </w:r>
+    </w:p>
+    <w:p>
+      <w:pPr>
+        <w:numPr>
+          <w:ilvl w:val="0"/>
+          <w:numId w:val="1010"/>
+        </w:numPr>
+        <w:pStyle w:val="Compact"/>
+      </w:pPr>
+      <w:r>
+        <w:rPr>
+          <w:strike/>
+        </w:rPr>
+        <w:t xml:space="preserve">Master SAS label ingestion (35 files, 2,166 Master-only variables)</w:t>
+      </w:r>
+      <w:r>
+        <w:t xml:space="preserve"> </w:t>
+      </w:r>
+      <w:r>
+        <w:t xml:space="preserve">Done</w:t>
+      </w:r>
+    </w:p>
+    <w:p>
+      <w:pPr>
+        <w:numPr>
+          <w:ilvl w:val="0"/>
+          <w:numId w:val="1010"/>
+        </w:numPr>
+        <w:pStyle w:val="Compact"/>
+      </w:pPr>
+      <w:r>
+        <w:rPr>
+          <w:strike/>
+        </w:rPr>
+        <w:t xml:space="preserve">Full provenance tracking with source authority levels</w:t>
+      </w:r>
+      <w:r>
+        <w:t xml:space="preserve"> </w:t>
+      </w:r>
+      <w:r>
+        <w:t xml:space="preserve">Done</w:t>
+      </w:r>
+    </w:p>
+    <w:p>
+      <w:pPr>
+        <w:numPr>
+          <w:ilvl w:val="0"/>
+          <w:numId w:val="1010"/>
+        </w:numPr>
+        <w:pStyle w:val="Compact"/>
+      </w:pPr>
+      <w:r>
+        <w:rPr>
+          <w:strike/>
+        </w:rPr>
+        <w:t xml:space="preserve">Documentation (architecture, MCP guide, tool reference)</w:t>
+      </w:r>
+      <w:r>
+        <w:t xml:space="preserve"> </w:t>
+      </w:r>
+      <w:r>
+        <w:t xml:space="preserve">Done</w:t>
+      </w:r>
+    </w:p>
+    <w:bookmarkEnd w:id="47"/>
+    <w:bookmarkStart w:id="48" w:name="next-with-joels-data"/>
     <w:p>
       <w:pPr>
         <w:pStyle w:val="Heading3"/>
       </w:pPr>
       <w:r>
-        <w:t xml:space="preserve">DuckDB schema (detailed)</w:t>
-      </w:r>
-    </w:p>
-    <w:p>
-      <w:pPr>
-        <w:pStyle w:val="SourceCode"/>
-      </w:pPr>
-      <w:r>
-        <w:rPr>
-          <w:rStyle w:val="CommentTok"/>
-        </w:rPr>
-        <w:t xml:space="preserve">-- Datasets: 231 entries from ICES scrape</w:t>
-      </w:r>
-      <w:r>
-        <w:br/>
-      </w:r>
-      <w:r>
-        <w:rPr>
-          <w:rStyle w:val="CommentTok"/>
-        </w:rPr>
-        <w:t xml:space="preserve">-- Cycle and file_type are parsed from dataset_id to support</w:t>
-      </w:r>
-      <w:r>
-        <w:br/>
-      </w:r>
-      <w:r>
-        <w:rPr>
-          <w:rStyle w:val="CommentTok"/>
-        </w:rPr>
-        <w:t xml:space="preserve">-- compare_master_pumf() and cycle-based filtering (Gemini rec. A)</w:t>
-      </w:r>
-      <w:r>
-        <w:br/>
-      </w:r>
-      <w:r>
-        <w:rPr>
-          <w:rStyle w:val="KeywordTok"/>
-        </w:rPr>
-        <w:t xml:space="preserve">CREATE</w:t>
-      </w:r>
-      <w:r>
-        <w:rPr>
-          <w:rStyle w:val="NormalTok"/>
-        </w:rPr>
-        <w:t xml:space="preserve"> </w:t>
-      </w:r>
-      <w:r>
-        <w:rPr>
-          <w:rStyle w:val="KeywordTok"/>
-        </w:rPr>
-        <w:t xml:space="preserve">TABLE</w:t>
-      </w:r>
-      <w:r>
-        <w:rPr>
-          <w:rStyle w:val="NormalTok"/>
-        </w:rPr>
-        <w:t xml:space="preserve"> datasets (</w:t>
-      </w:r>
-      <w:r>
-        <w:br/>
-      </w:r>
-      <w:r>
-        <w:rPr>
-          <w:rStyle w:val="NormalTok"/>
-        </w:rPr>
-        <w:t xml:space="preserve">    dataset_id </w:t>
-      </w:r>
-      <w:r>
-        <w:rPr>
-          <w:rStyle w:val="DataTypeTok"/>
-        </w:rPr>
-        <w:t xml:space="preserve">VARCHAR</w:t>
-      </w:r>
-      <w:r>
-        <w:rPr>
-          <w:rStyle w:val="NormalTok"/>
-        </w:rPr>
-        <w:t xml:space="preserve"> </w:t>
-      </w:r>
-      <w:r>
-        <w:rPr>
-          <w:rStyle w:val="KeywordTok"/>
-        </w:rPr>
-        <w:t xml:space="preserve">PRIMARY</w:t>
-      </w:r>
-      <w:r>
-        <w:rPr>
-          <w:rStyle w:val="NormalTok"/>
-        </w:rPr>
-        <w:t xml:space="preserve"> </w:t>
-      </w:r>
-      <w:r>
-        <w:rPr>
-          <w:rStyle w:val="KeywordTok"/>
-        </w:rPr>
-        <w:t xml:space="preserve">KEY</w:t>
-      </w:r>
-      <w:r>
-        <w:rPr>
-          <w:rStyle w:val="NormalTok"/>
-        </w:rPr>
-        <w:t xml:space="preserve">,   </w:t>
-      </w:r>
-      <w:r>
-        <w:rPr>
-          <w:rStyle w:val="CommentTok"/>
-        </w:rPr>
-        <w:t xml:space="preserve">-- e.g. 'CCHS201516_ONT_SHARE'</w:t>
-      </w:r>
-      <w:r>
-        <w:br/>
-      </w:r>
-      <w:r>
-        <w:rPr>
-          <w:rStyle w:val="NormalTok"/>
-        </w:rPr>
-        <w:t xml:space="preserve">    </w:t>
-      </w:r>
-      <w:r>
-        <w:rPr>
-          <w:rStyle w:val="KeywordTok"/>
-        </w:rPr>
-        <w:t xml:space="preserve">cycle</w:t>
-      </w:r>
-      <w:r>
-        <w:rPr>
-          <w:rStyle w:val="NormalTok"/>
-        </w:rPr>
-        <w:t xml:space="preserve"> </w:t>
-      </w:r>
-      <w:r>
-        <w:rPr>
-          <w:rStyle w:val="DataTypeTok"/>
-        </w:rPr>
-        <w:t xml:space="preserve">VARCHAR</w:t>
-      </w:r>
-      <w:r>
-        <w:rPr>
-          <w:rStyle w:val="NormalTok"/>
-        </w:rPr>
-        <w:t xml:space="preserve">,                    </w:t>
-      </w:r>
-      <w:r>
-        <w:rPr>
-          <w:rStyle w:val="CommentTok"/>
-        </w:rPr>
-        <w:t xml:space="preserve">-- e.g. '2015-2016' (parsed from ID)</w:t>
-      </w:r>
-      <w:r>
-        <w:br/>
-      </w:r>
-      <w:r>
-        <w:rPr>
-          <w:rStyle w:val="NormalTok"/>
-        </w:rPr>
-        <w:t xml:space="preserve">    file_type </w:t>
-      </w:r>
-      <w:r>
-        <w:rPr>
-          <w:rStyle w:val="DataTypeTok"/>
-        </w:rPr>
-        <w:t xml:space="preserve">VARCHAR</w:t>
-      </w:r>
-      <w:r>
-        <w:rPr>
-          <w:rStyle w:val="NormalTok"/>
-        </w:rPr>
-        <w:t xml:space="preserve">,                </w:t>
-      </w:r>
-      <w:r>
-        <w:rPr>
-          <w:rStyle w:val="CommentTok"/>
-        </w:rPr>
-        <w:t xml:space="preserve">-- 'PUMF', 'Share', 'Linked', 'Bootstrap', 'Other'</w:t>
-      </w:r>
-      <w:r>
-        <w:br/>
-      </w:r>
-      <w:r>
-        <w:rPr>
-          <w:rStyle w:val="NormalTok"/>
-        </w:rPr>
-        <w:t xml:space="preserve">    variable_count </w:t>
-      </w:r>
-      <w:r>
-        <w:rPr>
-          <w:rStyle w:val="DataTypeTok"/>
-        </w:rPr>
-        <w:t xml:space="preserve">INTEGER</w:t>
-      </w:r>
-      <w:r>
-        <w:br/>
-      </w:r>
-      <w:r>
-        <w:rPr>
-          <w:rStyle w:val="NormalTok"/>
-        </w:rPr>
-        <w:t xml:space="preserve">);</w:t>
-      </w:r>
-      <w:r>
-        <w:br/>
-      </w:r>
-      <w:r>
-        <w:br/>
-      </w:r>
-      <w:r>
-        <w:rPr>
-          <w:rStyle w:val="CommentTok"/>
-        </w:rPr>
-        <w:t xml:space="preserve">-- Variables: 14,005 unique variable names</w:t>
-      </w:r>
-      <w:r>
-        <w:br/>
-      </w:r>
-      <w:r>
-        <w:rPr>
-          <w:rStyle w:val="KeywordTok"/>
-        </w:rPr>
-        <w:t xml:space="preserve">CREATE</w:t>
-      </w:r>
-      <w:r>
-        <w:rPr>
-          <w:rStyle w:val="NormalTok"/>
-        </w:rPr>
-        <w:t xml:space="preserve"> </w:t>
-      </w:r>
-      <w:r>
-        <w:rPr>
-          <w:rStyle w:val="KeywordTok"/>
-        </w:rPr>
-        <w:t xml:space="preserve">TABLE</w:t>
-      </w:r>
-      <w:r>
-        <w:rPr>
-          <w:rStyle w:val="NormalTok"/>
-        </w:rPr>
-        <w:t xml:space="preserve"> variables (</w:t>
-      </w:r>
-      <w:r>
-        <w:br/>
-      </w:r>
-      <w:r>
-        <w:rPr>
-          <w:rStyle w:val="NormalTok"/>
-        </w:rPr>
-        <w:t xml:space="preserve">    variable_name </w:t>
-      </w:r>
-      <w:r>
-        <w:rPr>
-          <w:rStyle w:val="DataTypeTok"/>
-        </w:rPr>
-        <w:t xml:space="preserve">VARCHAR</w:t>
-      </w:r>
-      <w:r>
-        <w:rPr>
-          <w:rStyle w:val="NormalTok"/>
-        </w:rPr>
-        <w:t xml:space="preserve"> </w:t>
-      </w:r>
-      <w:r>
-        <w:rPr>
-          <w:rStyle w:val="KeywordTok"/>
-        </w:rPr>
-        <w:t xml:space="preserve">PRIMARY</w:t>
-      </w:r>
-      <w:r>
-        <w:rPr>
-          <w:rStyle w:val="NormalTok"/>
-        </w:rPr>
-        <w:t xml:space="preserve"> </w:t>
-      </w:r>
-      <w:r>
-        <w:rPr>
-          <w:rStyle w:val="KeywordTok"/>
-        </w:rPr>
-        <w:t xml:space="preserve">KEY</w:t>
-      </w:r>
-      <w:r>
-        <w:rPr>
-          <w:rStyle w:val="NormalTok"/>
-        </w:rPr>
-        <w:t xml:space="preserve">,</w:t>
-      </w:r>
-      <w:r>
-        <w:br/>
-      </w:r>
-      <w:r>
-        <w:rPr>
-          <w:rStyle w:val="NormalTok"/>
-        </w:rPr>
-        <w:t xml:space="preserve">    </w:t>
-      </w:r>
-      <w:r>
-        <w:rPr>
-          <w:rStyle w:val="KeywordTok"/>
-        </w:rPr>
-        <w:t xml:space="preserve">label</w:t>
-      </w:r>
-      <w:r>
-        <w:rPr>
-          <w:rStyle w:val="NormalTok"/>
-        </w:rPr>
-        <w:t xml:space="preserve"> </w:t>
-      </w:r>
-      <w:r>
-        <w:rPr>
-          <w:rStyle w:val="DataTypeTok"/>
-        </w:rPr>
-        <w:t xml:space="preserve">VARCHAR</w:t>
-      </w:r>
-      <w:r>
-        <w:rPr>
-          <w:rStyle w:val="NormalTok"/>
-        </w:rPr>
-        <w:t xml:space="preserve">,</w:t>
-      </w:r>
-      <w:r>
-        <w:br/>
-      </w:r>
-      <w:r>
-        <w:rPr>
-          <w:rStyle w:val="NormalTok"/>
-        </w:rPr>
-        <w:t xml:space="preserve">    </w:t>
-      </w:r>
-      <w:r>
-        <w:rPr>
-          <w:rStyle w:val="KeywordTok"/>
-        </w:rPr>
-        <w:t xml:space="preserve">type</w:t>
-      </w:r>
-      <w:r>
-        <w:rPr>
-          <w:rStyle w:val="NormalTok"/>
-        </w:rPr>
-        <w:t xml:space="preserve"> </w:t>
-      </w:r>
-      <w:r>
-        <w:rPr>
-          <w:rStyle w:val="DataTypeTok"/>
-        </w:rPr>
-        <w:t xml:space="preserve">VARCHAR</w:t>
-      </w:r>
-      <w:r>
-        <w:rPr>
-          <w:rStyle w:val="NormalTok"/>
-        </w:rPr>
-        <w:t xml:space="preserve">,</w:t>
-      </w:r>
-      <w:r>
-        <w:br/>
-      </w:r>
-      <w:r>
-        <w:rPr>
-          <w:rStyle w:val="NormalTok"/>
-        </w:rPr>
-        <w:t xml:space="preserve">    format </w:t>
-      </w:r>
-      <w:r>
-        <w:rPr>
-          <w:rStyle w:val="DataTypeTok"/>
-        </w:rPr>
-        <w:t xml:space="preserve">VARCHAR</w:t>
-      </w:r>
-      <w:r>
-        <w:rPr>
-          <w:rStyle w:val="NormalTok"/>
-        </w:rPr>
-        <w:t xml:space="preserve">,</w:t>
-      </w:r>
-      <w:r>
-        <w:br/>
-      </w:r>
-      <w:r>
-        <w:rPr>
-          <w:rStyle w:val="NormalTok"/>
-        </w:rPr>
-        <w:t xml:space="preserve">    dataset_count </w:t>
-      </w:r>
-      <w:r>
-        <w:rPr>
-          <w:rStyle w:val="DataTypeTok"/>
-        </w:rPr>
-        <w:t xml:space="preserve">INTEGER</w:t>
-      </w:r>
-      <w:r>
-        <w:br/>
-      </w:r>
-      <w:r>
-        <w:rPr>
-          <w:rStyle w:val="NormalTok"/>
-        </w:rPr>
-        <w:t xml:space="preserve">);</w:t>
-      </w:r>
-      <w:r>
-        <w:br/>
-      </w:r>
-      <w:r>
-        <w:br/>
-      </w:r>
-      <w:r>
-        <w:rPr>
-          <w:rStyle w:val="CommentTok"/>
-        </w:rPr>
-        <w:t xml:space="preserve">-- Availability: which variables appear in which datasets</w:t>
-      </w:r>
-      <w:r>
-        <w:br/>
-      </w:r>
-      <w:r>
-        <w:rPr>
-          <w:rStyle w:val="KeywordTok"/>
-        </w:rPr>
-        <w:t xml:space="preserve">CREATE</w:t>
-      </w:r>
-      <w:r>
-        <w:rPr>
-          <w:rStyle w:val="NormalTok"/>
-        </w:rPr>
-        <w:t xml:space="preserve"> </w:t>
-      </w:r>
-      <w:r>
-        <w:rPr>
-          <w:rStyle w:val="KeywordTok"/>
-        </w:rPr>
-        <w:t xml:space="preserve">TABLE</w:t>
-      </w:r>
-      <w:r>
-        <w:rPr>
-          <w:rStyle w:val="NormalTok"/>
-        </w:rPr>
-        <w:t xml:space="preserve"> variable_availability (</w:t>
-      </w:r>
-      <w:r>
-        <w:br/>
-      </w:r>
-      <w:r>
-        <w:rPr>
-          <w:rStyle w:val="NormalTok"/>
-        </w:rPr>
-        <w:t xml:space="preserve">    variable_name </w:t>
-      </w:r>
-      <w:r>
-        <w:rPr>
-          <w:rStyle w:val="DataTypeTok"/>
-        </w:rPr>
-        <w:t xml:space="preserve">VARCHAR</w:t>
-      </w:r>
-      <w:r>
-        <w:rPr>
-          <w:rStyle w:val="NormalTok"/>
-        </w:rPr>
-        <w:t xml:space="preserve">,</w:t>
-      </w:r>
-      <w:r>
-        <w:br/>
-      </w:r>
-      <w:r>
-        <w:rPr>
-          <w:rStyle w:val="NormalTok"/>
-        </w:rPr>
-        <w:t xml:space="preserve">    dataset_id </w:t>
-      </w:r>
-      <w:r>
-        <w:rPr>
-          <w:rStyle w:val="DataTypeTok"/>
-        </w:rPr>
-        <w:t xml:space="preserve">VARCHAR</w:t>
-      </w:r>
-      <w:r>
-        <w:rPr>
-          <w:rStyle w:val="NormalTok"/>
-        </w:rPr>
-        <w:t xml:space="preserve">,</w:t>
-      </w:r>
-      <w:r>
-        <w:br/>
-      </w:r>
-      <w:r>
-        <w:rPr>
-          <w:rStyle w:val="NormalTok"/>
-        </w:rPr>
-        <w:t xml:space="preserve">    </w:t>
-      </w:r>
-      <w:r>
-        <w:rPr>
-          <w:rStyle w:val="KeywordTok"/>
-        </w:rPr>
-        <w:t xml:space="preserve">PRIMARY</w:t>
-      </w:r>
-      <w:r>
-        <w:rPr>
-          <w:rStyle w:val="NormalTok"/>
-        </w:rPr>
-        <w:t xml:space="preserve"> </w:t>
-      </w:r>
-      <w:r>
-        <w:rPr>
-          <w:rStyle w:val="KeywordTok"/>
-        </w:rPr>
-        <w:t xml:space="preserve">KEY</w:t>
-      </w:r>
-      <w:r>
-        <w:rPr>
-          <w:rStyle w:val="NormalTok"/>
-        </w:rPr>
-        <w:t xml:space="preserve"> (variable_name, dataset_id)</w:t>
-      </w:r>
-      <w:r>
-        <w:br/>
-      </w:r>
-      <w:r>
-        <w:rPr>
-          <w:rStyle w:val="NormalTok"/>
-        </w:rPr>
-        <w:t xml:space="preserve">);</w:t>
-      </w:r>
-      <w:r>
-        <w:br/>
-      </w:r>
-      <w:r>
-        <w:br/>
-      </w:r>
-      <w:r>
-        <w:rPr>
-          <w:rStyle w:val="CommentTok"/>
-        </w:rPr>
-        <w:t xml:space="preserve">-- Response categories (normalised storage)</w:t>
-      </w:r>
-      <w:r>
-        <w:br/>
-      </w:r>
-      <w:r>
-        <w:rPr>
-          <w:rStyle w:val="KeywordTok"/>
-        </w:rPr>
-        <w:t xml:space="preserve">CREATE</w:t>
-      </w:r>
-      <w:r>
-        <w:rPr>
-          <w:rStyle w:val="NormalTok"/>
-        </w:rPr>
-        <w:t xml:space="preserve"> </w:t>
-      </w:r>
-      <w:r>
-        <w:rPr>
-          <w:rStyle w:val="KeywordTok"/>
-        </w:rPr>
-        <w:t xml:space="preserve">TABLE</w:t>
-      </w:r>
-      <w:r>
-        <w:rPr>
-          <w:rStyle w:val="NormalTok"/>
-        </w:rPr>
-        <w:t xml:space="preserve"> value_formats (</w:t>
-      </w:r>
-      <w:r>
-        <w:br/>
-      </w:r>
-      <w:r>
-        <w:rPr>
-          <w:rStyle w:val="NormalTok"/>
-        </w:rPr>
-        <w:t xml:space="preserve">    format_name </w:t>
-      </w:r>
-      <w:r>
-        <w:rPr>
-          <w:rStyle w:val="DataTypeTok"/>
-        </w:rPr>
-        <w:t xml:space="preserve">VARCHAR</w:t>
-      </w:r>
-      <w:r>
-        <w:rPr>
-          <w:rStyle w:val="NormalTok"/>
-        </w:rPr>
-        <w:t xml:space="preserve">,</w:t>
-      </w:r>
-      <w:r>
-        <w:br/>
-      </w:r>
-      <w:r>
-        <w:rPr>
-          <w:rStyle w:val="NormalTok"/>
-        </w:rPr>
-        <w:t xml:space="preserve">    code </w:t>
-      </w:r>
-      <w:r>
-        <w:rPr>
-          <w:rStyle w:val="DataTypeTok"/>
-        </w:rPr>
-        <w:t xml:space="preserve">VARCHAR</w:t>
-      </w:r>
-      <w:r>
-        <w:rPr>
-          <w:rStyle w:val="NormalTok"/>
-        </w:rPr>
-        <w:t xml:space="preserve">,</w:t>
-      </w:r>
-      <w:r>
-        <w:br/>
-      </w:r>
-      <w:r>
-        <w:rPr>
-          <w:rStyle w:val="NormalTok"/>
-        </w:rPr>
-        <w:t xml:space="preserve">    </w:t>
-      </w:r>
-      <w:r>
-        <w:rPr>
-          <w:rStyle w:val="KeywordTok"/>
-        </w:rPr>
-        <w:t xml:space="preserve">label</w:t>
-      </w:r>
-      <w:r>
-        <w:rPr>
-          <w:rStyle w:val="NormalTok"/>
-        </w:rPr>
-        <w:t xml:space="preserve"> </w:t>
-      </w:r>
-      <w:r>
-        <w:rPr>
-          <w:rStyle w:val="DataTypeTok"/>
-        </w:rPr>
-        <w:t xml:space="preserve">VARCHAR</w:t>
-      </w:r>
-      <w:r>
-        <w:br/>
-      </w:r>
-      <w:r>
-        <w:rPr>
-          <w:rStyle w:val="NormalTok"/>
-        </w:rPr>
-        <w:t xml:space="preserve">);</w:t>
-      </w:r>
-      <w:r>
-        <w:br/>
-      </w:r>
-      <w:r>
-        <w:br/>
-      </w:r>
-      <w:r>
-        <w:rPr>
-          <w:rStyle w:val="CommentTok"/>
-        </w:rPr>
-        <w:t xml:space="preserve">-- DDI enrichment: question text, universe logic, categories</w:t>
-      </w:r>
-      <w:r>
-        <w:br/>
-      </w:r>
-      <w:r>
-        <w:rPr>
-          <w:rStyle w:val="KeywordTok"/>
-        </w:rPr>
-        <w:t xml:space="preserve">CREATE</w:t>
-      </w:r>
-      <w:r>
-        <w:rPr>
-          <w:rStyle w:val="NormalTok"/>
-        </w:rPr>
-        <w:t xml:space="preserve"> </w:t>
-      </w:r>
-      <w:r>
-        <w:rPr>
-          <w:rStyle w:val="KeywordTok"/>
-        </w:rPr>
-        <w:t xml:space="preserve">TABLE</w:t>
-      </w:r>
-      <w:r>
-        <w:rPr>
-          <w:rStyle w:val="NormalTok"/>
-        </w:rPr>
-        <w:t xml:space="preserve"> ddi_variables (</w:t>
-      </w:r>
-      <w:r>
-        <w:br/>
-      </w:r>
-      <w:r>
-        <w:rPr>
-          <w:rStyle w:val="NormalTok"/>
-        </w:rPr>
-        <w:t xml:space="preserve">    variable_name </w:t>
-      </w:r>
-      <w:r>
-        <w:rPr>
-          <w:rStyle w:val="DataTypeTok"/>
-        </w:rPr>
-        <w:t xml:space="preserve">VARCHAR</w:t>
-      </w:r>
-      <w:r>
-        <w:rPr>
-          <w:rStyle w:val="NormalTok"/>
-        </w:rPr>
-        <w:t xml:space="preserve">,</w:t>
-      </w:r>
-      <w:r>
-        <w:br/>
-      </w:r>
-      <w:r>
-        <w:rPr>
-          <w:rStyle w:val="NormalTok"/>
-        </w:rPr>
-        <w:t xml:space="preserve">    dataset_id </w:t>
-      </w:r>
-      <w:r>
-        <w:rPr>
-          <w:rStyle w:val="DataTypeTok"/>
-        </w:rPr>
-        <w:t xml:space="preserve">VARCHAR</w:t>
-      </w:r>
-      <w:r>
-        <w:rPr>
-          <w:rStyle w:val="NormalTok"/>
-        </w:rPr>
-        <w:t xml:space="preserve">,</w:t>
-      </w:r>
-      <w:r>
-        <w:br/>
-      </w:r>
-      <w:r>
-        <w:rPr>
-          <w:rStyle w:val="NormalTok"/>
-        </w:rPr>
-        <w:t xml:space="preserve">    label_en </w:t>
-      </w:r>
-      <w:r>
-        <w:rPr>
-          <w:rStyle w:val="DataTypeTok"/>
-        </w:rPr>
-        <w:t xml:space="preserve">VARCHAR</w:t>
-      </w:r>
-      <w:r>
-        <w:rPr>
-          <w:rStyle w:val="NormalTok"/>
-        </w:rPr>
-        <w:t xml:space="preserve">,</w:t>
-      </w:r>
-      <w:r>
-        <w:br/>
-      </w:r>
-      <w:r>
-        <w:rPr>
-          <w:rStyle w:val="NormalTok"/>
-        </w:rPr>
-        <w:t xml:space="preserve">    question_text </w:t>
-      </w:r>
-      <w:r>
-        <w:rPr>
-          <w:rStyle w:val="DataTypeTok"/>
-        </w:rPr>
-        <w:t xml:space="preserve">VARCHAR</w:t>
-      </w:r>
-      <w:r>
-        <w:rPr>
-          <w:rStyle w:val="NormalTok"/>
-        </w:rPr>
-        <w:t xml:space="preserve">,</w:t>
-      </w:r>
-      <w:r>
-        <w:br/>
-      </w:r>
-      <w:r>
-        <w:rPr>
-          <w:rStyle w:val="NormalTok"/>
-        </w:rPr>
-        <w:t xml:space="preserve">    universe_logic </w:t>
-      </w:r>
-      <w:r>
-        <w:rPr>
-          <w:rStyle w:val="DataTypeTok"/>
-        </w:rPr>
-        <w:t xml:space="preserve">VARCHAR</w:t>
-      </w:r>
-      <w:r>
-        <w:rPr>
-          <w:rStyle w:val="NormalTok"/>
-        </w:rPr>
-        <w:t xml:space="preserve">,</w:t>
-      </w:r>
-      <w:r>
-        <w:br/>
-      </w:r>
-      <w:r>
-        <w:rPr>
-          <w:rStyle w:val="NormalTok"/>
-        </w:rPr>
-        <w:t xml:space="preserve">    notes </w:t>
-      </w:r>
-      <w:r>
-        <w:rPr>
-          <w:rStyle w:val="DataTypeTok"/>
-        </w:rPr>
-        <w:t xml:space="preserve">VARCHAR</w:t>
-      </w:r>
-      <w:r>
-        <w:rPr>
-          <w:rStyle w:val="NormalTok"/>
-        </w:rPr>
-        <w:t xml:space="preserve">,</w:t>
-      </w:r>
-      <w:r>
-        <w:br/>
-      </w:r>
-      <w:r>
-        <w:rPr>
-          <w:rStyle w:val="NormalTok"/>
-        </w:rPr>
-        <w:t xml:space="preserve">    categories_json JSON,             </w:t>
-      </w:r>
-      <w:r>
-        <w:rPr>
-          <w:rStyle w:val="CommentTok"/>
-        </w:rPr>
-        <w:t xml:space="preserve">-- denormalised for LLM consumption</w:t>
-      </w:r>
-      <w:r>
-        <w:br/>
-      </w:r>
-      <w:r>
-        <w:rPr>
-          <w:rStyle w:val="NormalTok"/>
-        </w:rPr>
-        <w:t xml:space="preserve">    source_filename </w:t>
-      </w:r>
-      <w:r>
-        <w:rPr>
-          <w:rStyle w:val="DataTypeTok"/>
-        </w:rPr>
-        <w:t xml:space="preserve">VARCHAR</w:t>
-      </w:r>
-      <w:r>
-        <w:rPr>
-          <w:rStyle w:val="NormalTok"/>
-        </w:rPr>
-        <w:t xml:space="preserve">,</w:t>
-      </w:r>
-      <w:r>
-        <w:br/>
-      </w:r>
-      <w:r>
-        <w:rPr>
-          <w:rStyle w:val="NormalTok"/>
-        </w:rPr>
-        <w:t xml:space="preserve">    </w:t>
-      </w:r>
-      <w:r>
-        <w:rPr>
-          <w:rStyle w:val="KeywordTok"/>
-        </w:rPr>
-        <w:t xml:space="preserve">PRIMARY</w:t>
-      </w:r>
-      <w:r>
-        <w:rPr>
-          <w:rStyle w:val="NormalTok"/>
-        </w:rPr>
-        <w:t xml:space="preserve"> </w:t>
-      </w:r>
-      <w:r>
-        <w:rPr>
-          <w:rStyle w:val="KeywordTok"/>
-        </w:rPr>
-        <w:t xml:space="preserve">KEY</w:t>
-      </w:r>
-      <w:r>
-        <w:rPr>
-          <w:rStyle w:val="NormalTok"/>
-        </w:rPr>
-        <w:t xml:space="preserve"> (variable_name, dataset_id)</w:t>
-      </w:r>
-      <w:r>
-        <w:br/>
-      </w:r>
-      <w:r>
-        <w:rPr>
-          <w:rStyle w:val="NormalTok"/>
-        </w:rPr>
-        <w:t xml:space="preserve">);</w:t>
-      </w:r>
-      <w:r>
-        <w:br/>
-      </w:r>
-      <w:r>
-        <w:br/>
-      </w:r>
-      <w:r>
-        <w:rPr>
-          <w:rStyle w:val="CommentTok"/>
-        </w:rPr>
-        <w:t xml:space="preserve">-- Ontology stubs: empty in v1, ready for immediate use when</w:t>
-      </w:r>
-      <w:r>
-        <w:br/>
-      </w:r>
-      <w:r>
-        <w:rPr>
-          <w:rStyle w:val="CommentTok"/>
-        </w:rPr>
-        <w:t xml:space="preserve">-- equivalences are discovered during v1 usage (Gemini rec. B)</w:t>
-      </w:r>
-      <w:r>
-        <w:br/>
-      </w:r>
-      <w:r>
-        <w:rPr>
-          <w:rStyle w:val="KeywordTok"/>
-        </w:rPr>
-        <w:t xml:space="preserve">CREATE</w:t>
-      </w:r>
-      <w:r>
-        <w:rPr>
-          <w:rStyle w:val="NormalTok"/>
-        </w:rPr>
-        <w:t xml:space="preserve"> </w:t>
-      </w:r>
-      <w:r>
-        <w:rPr>
-          <w:rStyle w:val="KeywordTok"/>
-        </w:rPr>
-        <w:t xml:space="preserve">TABLE</w:t>
-      </w:r>
-      <w:r>
-        <w:rPr>
-          <w:rStyle w:val="NormalTok"/>
-        </w:rPr>
-        <w:t xml:space="preserve"> variable_concepts (</w:t>
-      </w:r>
-      <w:r>
-        <w:br/>
-      </w:r>
-      <w:r>
-        <w:rPr>
-          <w:rStyle w:val="NormalTok"/>
-        </w:rPr>
-        <w:t xml:space="preserve">    variable_name </w:t>
-      </w:r>
-      <w:r>
-        <w:rPr>
-          <w:rStyle w:val="DataTypeTok"/>
-        </w:rPr>
-        <w:t xml:space="preserve">VARCHAR</w:t>
-      </w:r>
-      <w:r>
-        <w:rPr>
-          <w:rStyle w:val="NormalTok"/>
-        </w:rPr>
-        <w:t xml:space="preserve">,</w:t>
-      </w:r>
-      <w:r>
-        <w:br/>
-      </w:r>
-      <w:r>
-        <w:rPr>
-          <w:rStyle w:val="NormalTok"/>
-        </w:rPr>
-        <w:t xml:space="preserve">    concept_id </w:t>
-      </w:r>
-      <w:r>
-        <w:rPr>
-          <w:rStyle w:val="DataTypeTok"/>
-        </w:rPr>
-        <w:t xml:space="preserve">VARCHAR</w:t>
-      </w:r>
-      <w:r>
-        <w:rPr>
-          <w:rStyle w:val="NormalTok"/>
-        </w:rPr>
-        <w:t xml:space="preserve">,</w:t>
-      </w:r>
-      <w:r>
-        <w:br/>
-      </w:r>
-      <w:r>
-        <w:rPr>
-          <w:rStyle w:val="NormalTok"/>
-        </w:rPr>
-        <w:t xml:space="preserve">    match_confidence </w:t>
-      </w:r>
-      <w:r>
-        <w:rPr>
-          <w:rStyle w:val="DataTypeTok"/>
-        </w:rPr>
-        <w:t xml:space="preserve">FLOAT</w:t>
-      </w:r>
-      <w:r>
-        <w:rPr>
-          <w:rStyle w:val="NormalTok"/>
-        </w:rPr>
-        <w:t xml:space="preserve"> </w:t>
-      </w:r>
-      <w:r>
-        <w:rPr>
-          <w:rStyle w:val="KeywordTok"/>
-        </w:rPr>
-        <w:t xml:space="preserve">DEFAULT</w:t>
-      </w:r>
-      <w:r>
-        <w:rPr>
-          <w:rStyle w:val="NormalTok"/>
-        </w:rPr>
-        <w:t xml:space="preserve"> </w:t>
-      </w:r>
-      <w:r>
-        <w:rPr>
-          <w:rStyle w:val="FloatTok"/>
-        </w:rPr>
-        <w:t xml:space="preserve">1.0</w:t>
-      </w:r>
-      <w:r>
-        <w:rPr>
-          <w:rStyle w:val="NormalTok"/>
-        </w:rPr>
-        <w:t xml:space="preserve">,</w:t>
-      </w:r>
-      <w:r>
-        <w:br/>
-      </w:r>
-      <w:r>
-        <w:rPr>
-          <w:rStyle w:val="NormalTok"/>
-        </w:rPr>
-        <w:t xml:space="preserve">    match_source </w:t>
-      </w:r>
-      <w:r>
-        <w:rPr>
-          <w:rStyle w:val="DataTypeTok"/>
-        </w:rPr>
-        <w:t xml:space="preserve">VARCHAR</w:t>
-      </w:r>
-      <w:r>
-        <w:rPr>
-          <w:rStyle w:val="NormalTok"/>
-        </w:rPr>
-        <w:t xml:space="preserve">,             </w:t>
-      </w:r>
-      <w:r>
-        <w:rPr>
-          <w:rStyle w:val="CommentTok"/>
-        </w:rPr>
-        <w:t xml:space="preserve">-- 'manual', 'automated', 'cchsflow'</w:t>
-      </w:r>
-      <w:r>
-        <w:br/>
-      </w:r>
-      <w:r>
-        <w:rPr>
-          <w:rStyle w:val="NormalTok"/>
-        </w:rPr>
-        <w:t xml:space="preserve">    </w:t>
-      </w:r>
-      <w:r>
-        <w:rPr>
-          <w:rStyle w:val="KeywordTok"/>
-        </w:rPr>
-        <w:t xml:space="preserve">PRIMARY</w:t>
-      </w:r>
-      <w:r>
-        <w:rPr>
-          <w:rStyle w:val="NormalTok"/>
-        </w:rPr>
-        <w:t xml:space="preserve"> </w:t>
-      </w:r>
-      <w:r>
-        <w:rPr>
-          <w:rStyle w:val="KeywordTok"/>
-        </w:rPr>
-        <w:t xml:space="preserve">KEY</w:t>
-      </w:r>
-      <w:r>
-        <w:rPr>
-          <w:rStyle w:val="NormalTok"/>
-        </w:rPr>
-        <w:t xml:space="preserve"> (variable_name, concept_id)</w:t>
-      </w:r>
-      <w:r>
-        <w:br/>
-      </w:r>
-      <w:r>
-        <w:rPr>
-          <w:rStyle w:val="NormalTok"/>
-        </w:rPr>
-        <w:t xml:space="preserve">);</w:t>
-      </w:r>
-      <w:r>
-        <w:br/>
-      </w:r>
-      <w:r>
-        <w:br/>
-      </w:r>
-      <w:r>
-        <w:rPr>
-          <w:rStyle w:val="KeywordTok"/>
-        </w:rPr>
-        <w:t xml:space="preserve">CREATE</w:t>
-      </w:r>
-      <w:r>
-        <w:rPr>
-          <w:rStyle w:val="NormalTok"/>
-        </w:rPr>
-        <w:t xml:space="preserve"> </w:t>
-      </w:r>
-      <w:r>
-        <w:rPr>
-          <w:rStyle w:val="KeywordTok"/>
-        </w:rPr>
-        <w:t xml:space="preserve">TABLE</w:t>
-      </w:r>
-      <w:r>
-        <w:rPr>
-          <w:rStyle w:val="NormalTok"/>
-        </w:rPr>
-        <w:t xml:space="preserve"> ontology_concepts (</w:t>
-      </w:r>
-      <w:r>
-        <w:br/>
-      </w:r>
-      <w:r>
-        <w:rPr>
-          <w:rStyle w:val="NormalTok"/>
-        </w:rPr>
-        <w:t xml:space="preserve">    concept_id </w:t>
-      </w:r>
-      <w:r>
-        <w:rPr>
-          <w:rStyle w:val="DataTypeTok"/>
-        </w:rPr>
-        <w:t xml:space="preserve">VARCHAR</w:t>
-      </w:r>
-      <w:r>
-        <w:rPr>
-          <w:rStyle w:val="NormalTok"/>
-        </w:rPr>
-        <w:t xml:space="preserve"> </w:t>
-      </w:r>
-      <w:r>
-        <w:rPr>
-          <w:rStyle w:val="KeywordTok"/>
-        </w:rPr>
-        <w:t xml:space="preserve">PRIMARY</w:t>
-      </w:r>
-      <w:r>
-        <w:rPr>
-          <w:rStyle w:val="NormalTok"/>
-        </w:rPr>
-        <w:t xml:space="preserve"> </w:t>
-      </w:r>
-      <w:r>
-        <w:rPr>
-          <w:rStyle w:val="KeywordTok"/>
-        </w:rPr>
-        <w:t xml:space="preserve">KEY</w:t>
-      </w:r>
-      <w:r>
-        <w:rPr>
-          <w:rStyle w:val="NormalTok"/>
-        </w:rPr>
-        <w:t xml:space="preserve">,</w:t>
-      </w:r>
-      <w:r>
-        <w:br/>
-      </w:r>
-      <w:r>
-        <w:rPr>
-          <w:rStyle w:val="NormalTok"/>
-        </w:rPr>
-        <w:t xml:space="preserve">    preferred_label </w:t>
-      </w:r>
-      <w:r>
-        <w:rPr>
-          <w:rStyle w:val="DataTypeTok"/>
-        </w:rPr>
-        <w:t xml:space="preserve">VARCHAR</w:t>
-      </w:r>
-      <w:r>
-        <w:rPr>
-          <w:rStyle w:val="NormalTok"/>
-        </w:rPr>
-        <w:t xml:space="preserve">,</w:t>
-      </w:r>
-      <w:r>
-        <w:br/>
-      </w:r>
-      <w:r>
-        <w:rPr>
-          <w:rStyle w:val="NormalTok"/>
-        </w:rPr>
-        <w:t xml:space="preserve">    description </w:t>
-      </w:r>
-      <w:r>
-        <w:rPr>
-          <w:rStyle w:val="DataTypeTok"/>
-        </w:rPr>
-        <w:t xml:space="preserve">VARCHAR</w:t>
-      </w:r>
-      <w:r>
-        <w:br/>
-      </w:r>
-      <w:r>
-        <w:rPr>
-          <w:rStyle w:val="NormalTok"/>
-        </w:rPr>
-        <w:t xml:space="preserve">);</w:t>
-      </w:r>
-      <w:r>
-        <w:br/>
-      </w:r>
-      <w:r>
-        <w:br/>
-      </w:r>
-      <w:r>
-        <w:rPr>
-          <w:rStyle w:val="CommentTok"/>
-        </w:rPr>
-        <w:t xml:space="preserve">-- v_variable_detail: the primary view for MCP tools</w:t>
-      </w:r>
-      <w:r>
-        <w:br/>
-      </w:r>
-      <w:r>
-        <w:rPr>
-          <w:rStyle w:val="CommentTok"/>
-        </w:rPr>
-        <w:t xml:space="preserve">-- Aggregates categories into JSON so LLM agents get full context</w:t>
-      </w:r>
-      <w:r>
-        <w:br/>
-      </w:r>
-      <w:r>
-        <w:rPr>
-          <w:rStyle w:val="CommentTok"/>
-        </w:rPr>
-        <w:t xml:space="preserve">-- in a single round-trip (Gemini rec. on normalised vs document)</w:t>
-      </w:r>
-      <w:r>
-        <w:br/>
-      </w:r>
-      <w:r>
-        <w:rPr>
-          <w:rStyle w:val="KeywordTok"/>
-        </w:rPr>
-        <w:t xml:space="preserve">CREATE</w:t>
-      </w:r>
-      <w:r>
-        <w:rPr>
-          <w:rStyle w:val="NormalTok"/>
-        </w:rPr>
-        <w:t xml:space="preserve"> </w:t>
-      </w:r>
-      <w:r>
-        <w:rPr>
-          <w:rStyle w:val="KeywordTok"/>
-        </w:rPr>
-        <w:t xml:space="preserve">VIEW</w:t>
-      </w:r>
-      <w:r>
-        <w:rPr>
-          <w:rStyle w:val="NormalTok"/>
-        </w:rPr>
-        <w:t xml:space="preserve"> v_variable_detail </w:t>
-      </w:r>
-      <w:r>
-        <w:rPr>
-          <w:rStyle w:val="KeywordTok"/>
-        </w:rPr>
-        <w:t xml:space="preserve">AS</w:t>
-      </w:r>
-      <w:r>
-        <w:br/>
-      </w:r>
-      <w:r>
-        <w:rPr>
-          <w:rStyle w:val="KeywordTok"/>
-        </w:rPr>
-        <w:t xml:space="preserve">SELECT</w:t>
-      </w:r>
-      <w:r>
-        <w:br/>
-      </w:r>
-      <w:r>
-        <w:rPr>
-          <w:rStyle w:val="NormalTok"/>
-        </w:rPr>
-        <w:t xml:space="preserve">    v.variable_name, v.</w:t>
-      </w:r>
-      <w:r>
-        <w:rPr>
-          <w:rStyle w:val="KeywordTok"/>
-        </w:rPr>
-        <w:t xml:space="preserve">label</w:t>
-      </w:r>
-      <w:r>
-        <w:rPr>
-          <w:rStyle w:val="NormalTok"/>
-        </w:rPr>
-        <w:t xml:space="preserve">, v.</w:t>
-      </w:r>
-      <w:r>
-        <w:rPr>
-          <w:rStyle w:val="KeywordTok"/>
-        </w:rPr>
-        <w:t xml:space="preserve">type</w:t>
-      </w:r>
-      <w:r>
-        <w:rPr>
-          <w:rStyle w:val="NormalTok"/>
-        </w:rPr>
-        <w:t xml:space="preserve">,</w:t>
-      </w:r>
-      <w:r>
-        <w:br/>
-      </w:r>
-      <w:r>
-        <w:rPr>
-          <w:rStyle w:val="NormalTok"/>
-        </w:rPr>
-        <w:t xml:space="preserve">    d.question_text, d.universe_logic, d.categories_json,</w:t>
-      </w:r>
-      <w:r>
-        <w:br/>
-      </w:r>
-      <w:r>
-        <w:rPr>
-          <w:rStyle w:val="NormalTok"/>
-        </w:rPr>
-        <w:t xml:space="preserve">    ds.</w:t>
-      </w:r>
-      <w:r>
-        <w:rPr>
-          <w:rStyle w:val="KeywordTok"/>
-        </w:rPr>
-        <w:t xml:space="preserve">cycle</w:t>
-      </w:r>
-      <w:r>
-        <w:rPr>
-          <w:rStyle w:val="NormalTok"/>
-        </w:rPr>
-        <w:t xml:space="preserve">, ds.file_type,</w:t>
-      </w:r>
-      <w:r>
-        <w:br/>
-      </w:r>
-      <w:r>
-        <w:rPr>
-          <w:rStyle w:val="NormalTok"/>
-        </w:rPr>
-        <w:t xml:space="preserve">    va.dataset_id</w:t>
-      </w:r>
-      <w:r>
-        <w:br/>
-      </w:r>
-      <w:r>
-        <w:rPr>
-          <w:rStyle w:val="KeywordTok"/>
-        </w:rPr>
-        <w:t xml:space="preserve">FROM</w:t>
-      </w:r>
-      <w:r>
-        <w:rPr>
-          <w:rStyle w:val="NormalTok"/>
-        </w:rPr>
-        <w:t xml:space="preserve"> variables v</w:t>
-      </w:r>
-      <w:r>
-        <w:br/>
-      </w:r>
-      <w:r>
-        <w:rPr>
-          <w:rStyle w:val="KeywordTok"/>
-        </w:rPr>
-        <w:t xml:space="preserve">JOIN</w:t>
-      </w:r>
-      <w:r>
-        <w:rPr>
-          <w:rStyle w:val="NormalTok"/>
-        </w:rPr>
-        <w:t xml:space="preserve"> variable_availability va </w:t>
-      </w:r>
-      <w:r>
-        <w:rPr>
-          <w:rStyle w:val="KeywordTok"/>
-        </w:rPr>
-        <w:t xml:space="preserve">ON</w:t>
-      </w:r>
-      <w:r>
-        <w:rPr>
-          <w:rStyle w:val="NormalTok"/>
-        </w:rPr>
-        <w:t xml:space="preserve"> v.variable_name </w:t>
-      </w:r>
-      <w:r>
-        <w:rPr>
-          <w:rStyle w:val="OperatorTok"/>
-        </w:rPr>
-        <w:t xml:space="preserve">=</w:t>
-      </w:r>
-      <w:r>
-        <w:rPr>
-          <w:rStyle w:val="NormalTok"/>
-        </w:rPr>
-        <w:t xml:space="preserve"> va.variable_name</w:t>
-      </w:r>
-      <w:r>
-        <w:br/>
-      </w:r>
-      <w:r>
-        <w:rPr>
-          <w:rStyle w:val="KeywordTok"/>
-        </w:rPr>
-        <w:t xml:space="preserve">JOIN</w:t>
-      </w:r>
-      <w:r>
-        <w:rPr>
-          <w:rStyle w:val="NormalTok"/>
-        </w:rPr>
-        <w:t xml:space="preserve"> datasets ds </w:t>
-      </w:r>
-      <w:r>
-        <w:rPr>
-          <w:rStyle w:val="KeywordTok"/>
-        </w:rPr>
-        <w:t xml:space="preserve">ON</w:t>
-      </w:r>
-      <w:r>
-        <w:rPr>
-          <w:rStyle w:val="NormalTok"/>
-        </w:rPr>
-        <w:t xml:space="preserve"> va.dataset_id </w:t>
-      </w:r>
-      <w:r>
-        <w:rPr>
-          <w:rStyle w:val="OperatorTok"/>
-        </w:rPr>
-        <w:t xml:space="preserve">=</w:t>
-      </w:r>
-      <w:r>
-        <w:rPr>
-          <w:rStyle w:val="NormalTok"/>
-        </w:rPr>
-        <w:t xml:space="preserve"> ds.dataset_id</w:t>
-      </w:r>
-      <w:r>
-        <w:br/>
-      </w:r>
-      <w:r>
-        <w:rPr>
-          <w:rStyle w:val="KeywordTok"/>
-        </w:rPr>
-        <w:t xml:space="preserve">LEFT</w:t>
-      </w:r>
-      <w:r>
-        <w:rPr>
-          <w:rStyle w:val="NormalTok"/>
-        </w:rPr>
-        <w:t xml:space="preserve"> </w:t>
-      </w:r>
-      <w:r>
-        <w:rPr>
-          <w:rStyle w:val="KeywordTok"/>
-        </w:rPr>
-        <w:t xml:space="preserve">JOIN</w:t>
-      </w:r>
-      <w:r>
-        <w:rPr>
-          <w:rStyle w:val="NormalTok"/>
-        </w:rPr>
-        <w:t xml:space="preserve"> ddi_variables d</w:t>
-      </w:r>
-      <w:r>
-        <w:br/>
-      </w:r>
-      <w:r>
-        <w:rPr>
-          <w:rStyle w:val="NormalTok"/>
-        </w:rPr>
-        <w:t xml:space="preserve">    </w:t>
-      </w:r>
-      <w:r>
-        <w:rPr>
-          <w:rStyle w:val="KeywordTok"/>
-        </w:rPr>
-        <w:t xml:space="preserve">ON</w:t>
-      </w:r>
-      <w:r>
-        <w:rPr>
-          <w:rStyle w:val="NormalTok"/>
-        </w:rPr>
-        <w:t xml:space="preserve"> v.variable_name </w:t>
-      </w:r>
-      <w:r>
-        <w:rPr>
-          <w:rStyle w:val="OperatorTok"/>
-        </w:rPr>
-        <w:t xml:space="preserve">=</w:t>
-      </w:r>
-      <w:r>
-        <w:rPr>
-          <w:rStyle w:val="NormalTok"/>
-        </w:rPr>
-        <w:t xml:space="preserve"> d.variable_name</w:t>
-      </w:r>
-      <w:r>
-        <w:br/>
-      </w:r>
-      <w:r>
-        <w:rPr>
-          <w:rStyle w:val="NormalTok"/>
-        </w:rPr>
-        <w:t xml:space="preserve">    </w:t>
-      </w:r>
-      <w:r>
-        <w:rPr>
-          <w:rStyle w:val="KeywordTok"/>
-        </w:rPr>
-        <w:t xml:space="preserve">AND</w:t>
-      </w:r>
-      <w:r>
-        <w:rPr>
-          <w:rStyle w:val="NormalTok"/>
-        </w:rPr>
-        <w:t xml:space="preserve"> va.dataset_id </w:t>
-      </w:r>
-      <w:r>
-        <w:rPr>
-          <w:rStyle w:val="OperatorTok"/>
-        </w:rPr>
-        <w:t xml:space="preserve">=</w:t>
-      </w:r>
-      <w:r>
-        <w:rPr>
-          <w:rStyle w:val="NormalTok"/>
-        </w:rPr>
-        <w:t xml:space="preserve"> d.dataset_id;</w:t>
-      </w:r>
-    </w:p>
-    <w:p>
-      <w:pPr>
-        <w:pStyle w:val="FirstParagraph"/>
-      </w:pPr>
-      <w:r>
-        <w:rPr>
-          <w:bCs/>
-          <w:b/>
-        </w:rPr>
-        <w:t xml:space="preserve">Design notes on the schema</w:t>
-      </w:r>
-      <w:r>
-        <w:t xml:space="preserve">:</w:t>
+        <w:t xml:space="preserve">Next (with Joel’s data)</w:t>
       </w:r>
     </w:p>
     <w:p>
@@ -5642,64 +4697,10 @@
           <w:ilvl w:val="0"/>
           <w:numId w:val="1011"/>
         </w:numPr>
-      </w:pPr>
-      <w:r>
-        <w:rPr>
-          <w:bCs/>
-          <w:b/>
-        </w:rPr>
-        <w:t xml:space="preserve">Normalised storage, denormalised views.</w:t>
-      </w:r>
-      <w:r>
-        <w:t xml:space="preserve"> </w:t>
-      </w:r>
-      <w:r>
-        <w:t xml:space="preserve">The underlying tables are normalised for data integrity (e.g.,</w:t>
-      </w:r>
-      <w:r>
-        <w:t xml:space="preserve"> </w:t>
-      </w:r>
-      <w:r>
-        <w:rPr>
-          <w:rStyle w:val="VerbatimChar"/>
-        </w:rPr>
-        <w:t xml:space="preserve">value_formats</w:t>
-      </w:r>
-      <w:r>
-        <w:t xml:space="preserve"> </w:t>
-      </w:r>
-      <w:r>
-        <w:t xml:space="preserve">stores each code/label pair once). But the</w:t>
-      </w:r>
-      <w:r>
-        <w:t xml:space="preserve"> </w:t>
-      </w:r>
-      <w:r>
-        <w:rPr>
-          <w:rStyle w:val="VerbatimChar"/>
-        </w:rPr>
-        <w:t xml:space="preserve">v_variable_detail</w:t>
-      </w:r>
-      <w:r>
-        <w:t xml:space="preserve"> </w:t>
-      </w:r>
-      <w:r>
-        <w:t xml:space="preserve">view and the</w:t>
-      </w:r>
-      <w:r>
-        <w:t xml:space="preserve"> </w:t>
-      </w:r>
-      <w:r>
-        <w:rPr>
-          <w:rStyle w:val="VerbatimChar"/>
-        </w:rPr>
-        <w:t xml:space="preserve">ddi_variables.categories_json</w:t>
-      </w:r>
-      <w:r>
-        <w:t xml:space="preserve"> </w:t>
-      </w:r>
-      <w:r>
-        <w:t xml:space="preserve">column present data as JSON blobs so that MCP tools return complete context in a single call. LLMs prefer context windows over joins.</w:t>
+        <w:pStyle w:val="Compact"/>
+      </w:pPr>
+      <w:r>
+        <w:t xml:space="preserve">Ingest Joel’s ground-truth metadata into the database — this is the most valuable addition, as it provides full response categories and frequencies from actual Master files</w:t>
       </w:r>
     </w:p>
     <w:p>
@@ -5708,83 +4709,10 @@
           <w:ilvl w:val="0"/>
           <w:numId w:val="1011"/>
         </w:numPr>
-      </w:pPr>
-      <w:r>
-        <w:rPr>
-          <w:bCs/>
-          <w:b/>
-        </w:rPr>
-        <w:t xml:space="preserve">Explicit cycle and file_type columns on</w:t>
-      </w:r>
-      <w:r>
-        <w:rPr>
-          <w:bCs/>
-          <w:b/>
-        </w:rPr>
-        <w:t xml:space="preserve"> </w:t>
-      </w:r>
-      <w:r>
-        <w:rPr>
-          <w:rStyle w:val="VerbatimChar"/>
-          <w:bCs/>
-          <w:b/>
-        </w:rPr>
-        <w:t xml:space="preserve">datasets</w:t>
-      </w:r>
-      <w:r>
-        <w:rPr>
-          <w:bCs/>
-          <w:b/>
-        </w:rPr>
-        <w:t xml:space="preserve">.</w:t>
-      </w:r>
-      <w:r>
-        <w:t xml:space="preserve"> </w:t>
-      </w:r>
-      <w:r>
-        <w:t xml:space="preserve">The existing dataset IDs (e.g.,</w:t>
-      </w:r>
-      <w:r>
-        <w:t xml:space="preserve"> </w:t>
-      </w:r>
-      <w:r>
-        <w:rPr>
-          <w:rStyle w:val="VerbatimChar"/>
-        </w:rPr>
-        <w:t xml:space="preserve">CCHS201516_ONT_SHARE</w:t>
-      </w:r>
-      <w:r>
-        <w:t xml:space="preserve">) encode this information implicitly. Parsing it into explicit columns enables</w:t>
-      </w:r>
-      <w:r>
-        <w:t xml:space="preserve"> </w:t>
-      </w:r>
-      <w:r>
-        <w:rPr>
-          <w:rStyle w:val="VerbatimChar"/>
-        </w:rPr>
-        <w:t xml:space="preserve">WHERE cycle = '2015-2016' AND file_type = 'Share'</w:t>
-      </w:r>
-      <w:r>
-        <w:t xml:space="preserve"> </w:t>
-      </w:r>
-      <w:r>
-        <w:t xml:space="preserve">— which is what</w:t>
-      </w:r>
-      <w:r>
-        <w:t xml:space="preserve"> </w:t>
-      </w:r>
-      <w:r>
-        <w:rPr>
-          <w:rStyle w:val="VerbatimChar"/>
-        </w:rPr>
-        <w:t xml:space="preserve">compare_master_pumf()</w:t>
-      </w:r>
-      <w:r>
-        <w:t xml:space="preserve"> </w:t>
-      </w:r>
-      <w:r>
-        <w:t xml:space="preserve">needs.</w:t>
+        <w:pStyle w:val="Compact"/>
+      </w:pPr>
+      <w:r>
+        <w:t xml:space="preserve">Assess REST API requirements for web frontend consumption (613apps.ca, Data Dictionary Builder v2)</w:t>
       </w:r>
     </w:p>
     <w:p>
@@ -5793,72 +4721,44 @@
           <w:ilvl w:val="0"/>
           <w:numId w:val="1011"/>
         </w:numPr>
-      </w:pPr>
-      <w:r>
-        <w:rPr>
-          <w:bCs/>
-          <w:b/>
-        </w:rPr>
-        <w:t xml:space="preserve">Ontology stubs in v1.</w:t>
-      </w:r>
-      <w:r>
-        <w:t xml:space="preserve"> </w:t>
-      </w:r>
-      <w:r>
-        <w:t xml:space="preserve">The</w:t>
-      </w:r>
-      <w:r>
-        <w:t xml:space="preserve"> </w:t>
-      </w:r>
-      <w:r>
-        <w:rPr>
-          <w:rStyle w:val="VerbatimChar"/>
-        </w:rPr>
-        <w:t xml:space="preserve">ontology_concepts</w:t>
-      </w:r>
-      <w:r>
-        <w:t xml:space="preserve"> </w:t>
-      </w:r>
-      <w:r>
-        <w:t xml:space="preserve">and</w:t>
-      </w:r>
-      <w:r>
-        <w:t xml:space="preserve"> </w:t>
-      </w:r>
-      <w:r>
-        <w:rPr>
-          <w:rStyle w:val="VerbatimChar"/>
-        </w:rPr>
-        <w:t xml:space="preserve">variable_concepts</w:t>
-      </w:r>
-      <w:r>
-        <w:t xml:space="preserve"> </w:t>
-      </w:r>
-      <w:r>
-        <w:t xml:space="preserve">tables ship empty but structurally complete. As soon as v1 launches and users spot synonyms (</w:t>
-      </w:r>
-      <w:r>
-        <w:t xml:space="preserve">“</w:t>
-      </w:r>
-      <w:r>
-        <w:t xml:space="preserve">SMK_01 is definitely SMK_202</w:t>
-      </w:r>
-      <w:r>
-        <w:t xml:space="preserve">”</w:t>
-      </w:r>
-      <w:r>
-        <w:t xml:space="preserve">), these can be captured immediately without a schema migration. In v3, these tables may evolve into a formal ontology (OWL/SKOS) or a graph structure to model richer relationships — variable equivalences, derived-from chains (BMI → HEIGHT + WEIGHT), and hierarchical subject groupings. The relational stubs serve as the seed data for whichever direction that takes.</w:t>
-      </w:r>
-    </w:p>
-    <w:bookmarkEnd w:id="50"/>
-    <w:bookmarkEnd w:id="51"/>
-    <w:bookmarkStart w:id="52" w:name="open-questions"/>
-    <w:p>
-      <w:pPr>
-        <w:pStyle w:val="Heading2"/>
-      </w:pPr>
-      <w:r>
-        <w:t xml:space="preserve">Open questions</w:t>
+        <w:pStyle w:val="Compact"/>
+      </w:pPr>
+      <w:r>
+        <w:t xml:space="preserve">Cross-referencing: reconcile all sources to identify coverage gaps and conflicts</w:t>
+      </w:r>
+    </w:p>
+    <w:p>
+      <w:pPr>
+        <w:numPr>
+          <w:ilvl w:val="0"/>
+          <w:numId w:val="1011"/>
+        </w:numPr>
+        <w:pStyle w:val="Compact"/>
+      </w:pPr>
+      <w:r>
+        <w:t xml:space="preserve">Coverage dashboard: which cycles and file types have metadata from which sources</w:t>
+      </w:r>
+    </w:p>
+    <w:p>
+      <w:pPr>
+        <w:numPr>
+          <w:ilvl w:val="0"/>
+          <w:numId w:val="1011"/>
+        </w:numPr>
+        <w:pStyle w:val="Compact"/>
+      </w:pPr>
+      <w:r>
+        <w:t xml:space="preserve">Fill missing cycles: 2019–2022 DDI data, recent Master file documentation</w:t>
+      </w:r>
+    </w:p>
+    <w:bookmarkEnd w:id="48"/>
+    <w:bookmarkStart w:id="49" w:name="future-ontology-and-harmonisation"/>
+    <w:p>
+      <w:pPr>
+        <w:pStyle w:val="Heading3"/>
+      </w:pPr>
+      <w:r>
+        <w:t xml:space="preserve">Future (ontology and harmonisation)</w:t>
       </w:r>
     </w:p>
     <w:p>
@@ -5867,31 +4767,10 @@
           <w:ilvl w:val="0"/>
           <w:numId w:val="1012"/>
         </w:numPr>
-      </w:pPr>
-      <w:r>
-        <w:rPr>
-          <w:bCs/>
-          <w:b/>
-        </w:rPr>
-        <w:t xml:space="preserve">Joel’s data format</w:t>
-      </w:r>
-      <w:r>
-        <w:t xml:space="preserve">: What structure are the flat files in? CSV, JSON, something else? What columns/fields are available? Understanding this determines how we design the</w:t>
-      </w:r>
-      <w:r>
-        <w:t xml:space="preserve"> </w:t>
-      </w:r>
-      <w:r>
-        <w:rPr>
-          <w:rStyle w:val="VerbatimChar"/>
-        </w:rPr>
-        <w:t xml:space="preserve">statcan_variables</w:t>
-      </w:r>
-      <w:r>
-        <w:t xml:space="preserve"> </w:t>
-      </w:r>
-      <w:r>
-        <w:t xml:space="preserve">table.</w:t>
+        <w:pStyle w:val="Compact"/>
+      </w:pPr>
+      <w:r>
+        <w:t xml:space="preserve">Populate variable family tables (cross-cycle equivalences from expert review)</w:t>
       </w:r>
     </w:p>
     <w:p>
@@ -5900,16 +4779,10 @@
           <w:ilvl w:val="0"/>
           <w:numId w:val="1012"/>
         </w:numPr>
-      </w:pPr>
-      <w:r>
-        <w:rPr>
-          <w:bCs/>
-          <w:b/>
-        </w:rPr>
-        <w:t xml:space="preserve">Coverage overlap</w:t>
-      </w:r>
-      <w:r>
-        <w:t xml:space="preserve">: How much do the ICES, DDI, and StatCan sources overlap vs complement? A reconciliation analysis would be valuable early on.</w:t>
+        <w:pStyle w:val="Compact"/>
+      </w:pPr>
+      <w:r>
+        <w:t xml:space="preserve">Formal variable ontology — potentially OWL/SKOS or a graph database to model relationships: variable equivalences across cycles, derived-from chains (e.g., BMI requires HEIGHT and WEIGHT), and hierarchical subject groupings</w:t>
       </w:r>
     </w:p>
     <w:p>
@@ -5918,16 +4791,10 @@
           <w:ilvl w:val="0"/>
           <w:numId w:val="1012"/>
         </w:numPr>
-      </w:pPr>
-      <w:r>
-        <w:rPr>
-          <w:bCs/>
-          <w:b/>
-        </w:rPr>
-        <w:t xml:space="preserve">Hosting the MCP server</w:t>
-      </w:r>
-      <w:r>
-        <w:t xml:space="preserve">: For LLM agents (Claude Code, etc.), the MCP server runs locally. For a web frontend, it would need to be hosted. What’s the deployment target?</w:t>
+        <w:pStyle w:val="Compact"/>
+      </w:pPr>
+      <w:r>
+        <w:t xml:space="preserve">Automated candidate detection when new cycles arrive</w:t>
       </w:r>
     </w:p>
     <w:p>
@@ -5936,16 +4803,10 @@
           <w:ilvl w:val="0"/>
           <w:numId w:val="1012"/>
         </w:numPr>
-      </w:pPr>
-      <w:r>
-        <w:rPr>
-          <w:bCs/>
-          <w:b/>
-        </w:rPr>
-        <w:t xml:space="preserve">Authentication and access</w:t>
-      </w:r>
-      <w:r>
-        <w:t xml:space="preserve">: The CCHS metadata itself is not restricted (it describes variable definitions, not individual responses). But do we want access controls on the API?</w:t>
+        <w:pStyle w:val="Compact"/>
+      </w:pPr>
+      <w:r>
+        <w:t xml:space="preserve">cchsflow worksheet generation from ontology relationships</w:t>
       </w:r>
     </w:p>
     <w:p>
@@ -5954,26 +4815,21 @@
           <w:ilvl w:val="0"/>
           <w:numId w:val="1012"/>
         </w:numPr>
-      </w:pPr>
-      <w:r>
-        <w:rPr>
-          <w:bCs/>
-          <w:b/>
-        </w:rPr>
-        <w:t xml:space="preserve">Update frequency</w:t>
-      </w:r>
-      <w:r>
-        <w:t xml:space="preserve">: How often does new CCHS data arrive, and what’s the process for updating the database? Annual? Ad hoc?</w:t>
-      </w:r>
-    </w:p>
-    <w:bookmarkEnd w:id="52"/>
-    <w:bookmarkStart w:id="53" w:name="next-steps"/>
+        <w:pStyle w:val="Compact"/>
+      </w:pPr>
+      <w:r>
+        <w:t xml:space="preserve">Vector embeddings for semantic variable search</w:t>
+      </w:r>
+    </w:p>
+    <w:bookmarkEnd w:id="49"/>
+    <w:bookmarkEnd w:id="50"/>
+    <w:bookmarkStart w:id="51" w:name="open-questions"/>
     <w:p>
       <w:pPr>
         <w:pStyle w:val="Heading2"/>
       </w:pPr>
       <w:r>
-        <w:t xml:space="preserve">Next steps</w:t>
+        <w:t xml:space="preserve">Open questions</w:t>
       </w:r>
     </w:p>
     <w:p>
@@ -5982,10 +4838,16 @@
           <w:ilvl w:val="0"/>
           <w:numId w:val="1013"/>
         </w:numPr>
-        <w:pStyle w:val="Compact"/>
-      </w:pPr>
-      <w:r>
-        <w:t xml:space="preserve">Build v1 (unified DuckDB + DDI ingestion + MCP server) — this can proceed immediately with existing data</w:t>
+      </w:pPr>
+      <w:r>
+        <w:rPr>
+          <w:bCs/>
+          <w:b/>
+        </w:rPr>
+        <w:t xml:space="preserve">Joel’s data format</w:t>
+      </w:r>
+      <w:r>
+        <w:t xml:space="preserve">: What structure are the flat files in? CSV, JSON, something else? What columns/fields are available? Understanding this determines how we design the ingestion.</w:t>
       </w:r>
     </w:p>
     <w:p>
@@ -5994,10 +4856,16 @@
           <w:ilvl w:val="0"/>
           <w:numId w:val="1013"/>
         </w:numPr>
-        <w:pStyle w:val="Compact"/>
-      </w:pPr>
-      <w:r>
-        <w:t xml:space="preserve">Share this document with Joel and other reviewers for feedback</w:t>
+      </w:pPr>
+      <w:r>
+        <w:rPr>
+          <w:bCs/>
+          <w:b/>
+        </w:rPr>
+        <w:t xml:space="preserve">Coverage overlap</w:t>
+      </w:r>
+      <w:r>
+        <w:t xml:space="preserve">: How much do the existing 6 sources and Joel’s data overlap vs complement? A reconciliation analysis would be valuable and straightforward to run against the pilot database.</w:t>
       </w:r>
     </w:p>
     <w:p>
@@ -6006,10 +4874,16 @@
           <w:ilvl w:val="0"/>
           <w:numId w:val="1013"/>
         </w:numPr>
-        <w:pStyle w:val="Compact"/>
-      </w:pPr>
-      <w:r>
-        <w:t xml:space="preserve">Explore Joel’s flat-file data format and plan the ingestion</w:t>
+      </w:pPr>
+      <w:r>
+        <w:rPr>
+          <w:bCs/>
+          <w:b/>
+        </w:rPr>
+        <w:t xml:space="preserve">613apps.ca and web use cases</w:t>
+      </w:r>
+      <w:r>
+        <w:t xml:space="preserve">: The MCP server works well for LLM agents and local scripts. For web applications like 613apps.ca, what are the specific data needs? Would a REST API serve them, or is the Shiny app pattern better suited? This assessment should happen before building infrastructure.</w:t>
       </w:r>
     </w:p>
     <w:p>
@@ -6018,10 +4892,16 @@
           <w:ilvl w:val="0"/>
           <w:numId w:val="1013"/>
         </w:numPr>
-        <w:pStyle w:val="Compact"/>
-      </w:pPr>
-      <w:r>
-        <w:t xml:space="preserve">Discuss REST API requirements if a web frontend is in scope</w:t>
+      </w:pPr>
+      <w:r>
+        <w:rPr>
+          <w:bCs/>
+          <w:b/>
+        </w:rPr>
+        <w:t xml:space="preserve">Hosting</w:t>
+      </w:r>
+      <w:r>
+        <w:t xml:space="preserve">: For LLM agents (Claude Code, etc.), the MCP server runs locally. For a web frontend, it would need to be hosted. What’s the deployment target?</w:t>
       </w:r>
     </w:p>
     <w:p>
@@ -6030,14 +4910,138 @@
           <w:ilvl w:val="0"/>
           <w:numId w:val="1013"/>
         </w:numPr>
+      </w:pPr>
+      <w:r>
+        <w:rPr>
+          <w:bCs/>
+          <w:b/>
+        </w:rPr>
+        <w:t xml:space="preserve">Authentication and access</w:t>
+      </w:r>
+      <w:r>
+        <w:t xml:space="preserve">: The CCHS metadata itself is not restricted (it describes variable definitions, not individual responses). But do we want access controls on the API?</w:t>
+      </w:r>
+    </w:p>
+    <w:p>
+      <w:pPr>
+        <w:numPr>
+          <w:ilvl w:val="0"/>
+          <w:numId w:val="1013"/>
+        </w:numPr>
+      </w:pPr>
+      <w:r>
+        <w:rPr>
+          <w:bCs/>
+          <w:b/>
+        </w:rPr>
+        <w:t xml:space="preserve">Update frequency</w:t>
+      </w:r>
+      <w:r>
+        <w:t xml:space="preserve">: How often does new CCHS data arrive, and what’s the process for updating the database? Annual? Ad hoc?</w:t>
+      </w:r>
+    </w:p>
+    <w:bookmarkEnd w:id="51"/>
+    <w:bookmarkStart w:id="52" w:name="next-steps"/>
+    <w:p>
+      <w:pPr>
+        <w:pStyle w:val="Heading2"/>
+      </w:pPr>
+      <w:r>
+        <w:t xml:space="preserve">Next steps</w:t>
+      </w:r>
+    </w:p>
+    <w:p>
+      <w:pPr>
+        <w:numPr>
+          <w:ilvl w:val="0"/>
+          <w:numId w:val="1014"/>
+        </w:numPr>
         <w:pStyle w:val="Compact"/>
       </w:pPr>
       <w:r>
-        <w:t xml:space="preserve">Test the MCP server with Claude Code and other LLM agents against real harmonisation tasks</w:t>
-      </w:r>
-    </w:p>
+        <w:rPr>
+          <w:strike/>
+        </w:rPr>
+        <w:t xml:space="preserve">Build pilot (unified DuckDB + DDI ingestion + MCP server)</w:t>
+      </w:r>
+      <w:r>
+        <w:t xml:space="preserve"> </w:t>
+      </w:r>
+      <w:r>
+        <w:t xml:space="preserve">Complete</w:t>
+      </w:r>
+    </w:p>
+    <w:p>
+      <w:pPr>
+        <w:numPr>
+          <w:ilvl w:val="0"/>
+          <w:numId w:val="1014"/>
+        </w:numPr>
+        <w:pStyle w:val="Compact"/>
+      </w:pPr>
+      <w:r>
+        <w:rPr>
+          <w:strike/>
+        </w:rPr>
+        <w:t xml:space="preserve">Test the MCP server with Claude Code against real harmonisation tasks</w:t>
+      </w:r>
+      <w:r>
+        <w:t xml:space="preserve"> </w:t>
+      </w:r>
+      <w:r>
+        <w:t xml:space="preserve">In progress (cchsflow)</w:t>
+      </w:r>
+    </w:p>
+    <w:p>
+      <w:pPr>
+        <w:numPr>
+          <w:ilvl w:val="0"/>
+          <w:numId w:val="1014"/>
+        </w:numPr>
+        <w:pStyle w:val="Compact"/>
+      </w:pPr>
+      <w:r>
+        <w:t xml:space="preserve">Share this updated document with Joel and other reviewers for feedback</w:t>
+      </w:r>
+    </w:p>
+    <w:p>
+      <w:pPr>
+        <w:numPr>
+          <w:ilvl w:val="0"/>
+          <w:numId w:val="1014"/>
+        </w:numPr>
+        <w:pStyle w:val="Compact"/>
+      </w:pPr>
+      <w:r>
+        <w:t xml:space="preserve">Explore Joel’s flat-file data format and plan the ingestion</w:t>
+      </w:r>
+    </w:p>
+    <w:p>
+      <w:pPr>
+        <w:numPr>
+          <w:ilvl w:val="0"/>
+          <w:numId w:val="1014"/>
+        </w:numPr>
+        <w:pStyle w:val="Compact"/>
+      </w:pPr>
+      <w:r>
+        <w:t xml:space="preserve">Assess REST API requirements for 613apps.ca and other web applications</w:t>
+      </w:r>
+    </w:p>
+    <w:p>
+      <w:pPr>
+        <w:numPr>
+          <w:ilvl w:val="0"/>
+          <w:numId w:val="1014"/>
+        </w:numPr>
+        <w:pStyle w:val="Compact"/>
+      </w:pPr>
+      <w:r>
+        <w:t xml:space="preserve">Discuss deployment options if a hosted API is in scope</w:t>
+      </w:r>
+    </w:p>
+    <w:bookmarkEnd w:id="52"/>
     <w:bookmarkEnd w:id="53"/>
-    <w:bookmarkEnd w:id="54"/>
     <w:sectPr/>
   </w:body>
 </w:document>
@@ -6305,11 +5309,11 @@
       </w:pPr>
     </w:lvl>
   </w:abstractNum>
-  <w:abstractNum w:abstractNumId="99417">
-    <w:nsid w:val="A99417"/>
+  <w:abstractNum w:abstractNumId="99418">
+    <w:nsid w:val="A99418"/>
     <w:multiLevelType w:val="multilevel"/>
     <w:lvl w:ilvl="0">
-      <w:start w:val="7"/>
+      <w:start w:val="8"/>
       <w:numFmt w:val="decimal"/>
       <w:lvlText w:val="%1."/>
       <w:lvlJc w:val="left"/>
@@ -6318,7 +5322,7 @@
       </w:pPr>
     </w:lvl>
     <w:lvl w:ilvl="1">
-      <w:start w:val="7"/>
+      <w:start w:val="8"/>
       <w:numFmt w:val="decimal"/>
       <w:lvlText w:val="%2."/>
       <w:lvlJc w:val="left"/>
@@ -6327,7 +5331,7 @@
       </w:pPr>
     </w:lvl>
     <w:lvl w:ilvl="2">
-      <w:start w:val="7"/>
+      <w:start w:val="8"/>
       <w:numFmt w:val="decimal"/>
       <w:lvlText w:val="%3."/>
       <w:lvlJc w:val="left"/>
@@ -6336,7 +5340,7 @@
       </w:pPr>
     </w:lvl>
     <w:lvl w:ilvl="3">
-      <w:start w:val="7"/>
+      <w:start w:val="8"/>
       <w:numFmt w:val="decimal"/>
       <w:lvlText w:val="%4."/>
       <w:lvlJc w:val="left"/>
@@ -6345,7 +5349,7 @@
       </w:pPr>
     </w:lvl>
     <w:lvl w:ilvl="4">
-      <w:start w:val="7"/>
+      <w:start w:val="8"/>
       <w:numFmt w:val="decimal"/>
       <w:lvlText w:val="%5."/>
       <w:lvlJc w:val="left"/>
@@ -6354,7 +5358,7 @@
       </w:pPr>
     </w:lvl>
     <w:lvl w:ilvl="5">
-      <w:start w:val="7"/>
+      <w:start w:val="8"/>
       <w:numFmt w:val="decimal"/>
       <w:lvlText w:val="%6."/>
       <w:lvlJc w:val="left"/>
@@ -6363,7 +5367,7 @@
       </w:pPr>
     </w:lvl>
     <w:lvl w:ilvl="6">
-      <w:start w:val="7"/>
+      <w:start w:val="8"/>
       <w:numFmt w:val="decimal"/>
       <w:lvlText w:val="%7."/>
       <w:lvlJc w:val="left"/>
@@ -6372,7 +5376,7 @@
       </w:pPr>
     </w:lvl>
     <w:lvl w:ilvl="7">
-      <w:start w:val="7"/>
+      <w:start w:val="8"/>
       <w:numFmt w:val="decimal"/>
       <w:lvlText w:val="%8."/>
       <w:lvlJc w:val="left"/>
@@ -6381,7 +5385,7 @@
       </w:pPr>
     </w:lvl>
     <w:lvl w:ilvl="8">
-      <w:start w:val="7"/>
+      <w:start w:val="8"/>
       <w:numFmt w:val="decimal"/>
       <w:lvlText w:val="%9."/>
       <w:lvlJc w:val="left"/>
@@ -6390,11 +5394,11 @@
       </w:pPr>
     </w:lvl>
   </w:abstractNum>
-  <w:abstractNum w:abstractNumId="994111">
-    <w:nsid w:val="A994111"/>
+  <w:abstractNum w:abstractNumId="994113">
+    <w:nsid w:val="A994113"/>
     <w:multiLevelType w:val="multilevel"/>
     <w:lvl w:ilvl="0">
-      <w:start w:val="11"/>
+      <w:start w:val="13"/>
       <w:numFmt w:val="decimal"/>
       <w:lvlText w:val="%1."/>
       <w:lvlJc w:val="left"/>
@@ -6403,7 +5407,7 @@
       </w:pPr>
     </w:lvl>
     <w:lvl w:ilvl="1">
-      <w:start w:val="11"/>
+      <w:start w:val="13"/>
       <w:numFmt w:val="decimal"/>
       <w:lvlText w:val="%2."/>
       <w:lvlJc w:val="left"/>
@@ -6412,7 +5416,7 @@
       </w:pPr>
     </w:lvl>
     <w:lvl w:ilvl="2">
-      <w:start w:val="11"/>
+      <w:start w:val="13"/>
       <w:numFmt w:val="decimal"/>
       <w:lvlText w:val="%3."/>
       <w:lvlJc w:val="left"/>
@@ -6421,7 +5425,7 @@
       </w:pPr>
     </w:lvl>
     <w:lvl w:ilvl="3">
-      <w:start w:val="11"/>
+      <w:start w:val="13"/>
       <w:numFmt w:val="decimal"/>
       <w:lvlText w:val="%4."/>
       <w:lvlJc w:val="left"/>
@@ -6430,7 +5434,7 @@
       </w:pPr>
     </w:lvl>
     <w:lvl w:ilvl="4">
-      <w:start w:val="11"/>
+      <w:start w:val="13"/>
       <w:numFmt w:val="decimal"/>
       <w:lvlText w:val="%5."/>
       <w:lvlJc w:val="left"/>
@@ -6439,7 +5443,7 @@
       </w:pPr>
     </w:lvl>
     <w:lvl w:ilvl="5">
-      <w:start w:val="11"/>
+      <w:start w:val="13"/>
       <w:numFmt w:val="decimal"/>
       <w:lvlText w:val="%6."/>
       <w:lvlJc w:val="left"/>
@@ -6448,7 +5452,7 @@
       </w:pPr>
     </w:lvl>
     <w:lvl w:ilvl="6">
-      <w:start w:val="11"/>
+      <w:start w:val="13"/>
       <w:numFmt w:val="decimal"/>
       <w:lvlText w:val="%7."/>
       <w:lvlJc w:val="left"/>
@@ -6457,7 +5461,7 @@
       </w:pPr>
     </w:lvl>
     <w:lvl w:ilvl="7">
-      <w:start w:val="11"/>
+      <w:start w:val="13"/>
       <w:numFmt w:val="decimal"/>
       <w:lvlText w:val="%8."/>
       <w:lvlJc w:val="left"/>
@@ -6466,7 +5470,7 @@
       </w:pPr>
     </w:lvl>
     <w:lvl w:ilvl="8">
-      <w:start w:val="11"/>
+      <w:start w:val="13"/>
       <w:numFmt w:val="decimal"/>
       <w:lvlText w:val="%9."/>
       <w:lvlJc w:val="left"/>
@@ -6524,6 +5528,15 @@
     <w:abstractNumId w:val="991"/>
   </w:num>
   <w:num w:numId="1007">
+    <w:abstractNumId w:val="991"/>
+  </w:num>
+  <w:num w:numId="1008">
+    <w:abstractNumId w:val="991"/>
+  </w:num>
+  <w:num w:numId="1009">
+    <w:abstractNumId w:val="991"/>
+  </w:num>
+  <w:num w:numId="1010">
     <w:abstractNumId w:val="99411"/>
     <w:lvlOverride w:ilvl="0">
       <w:startOverride w:val="1"/>
@@ -6553,73 +5566,67 @@
       <w:startOverride w:val="1"/>
     </w:lvlOverride>
   </w:num>
-  <w:num w:numId="1008">
-    <w:abstractNumId w:val="99417"/>
+  <w:num w:numId="1011">
+    <w:abstractNumId w:val="99418"/>
     <w:lvlOverride w:ilvl="0">
-      <w:startOverride w:val="7"/>
+      <w:startOverride w:val="8"/>
     </w:lvlOverride>
     <w:lvlOverride w:ilvl="1">
-      <w:startOverride w:val="7"/>
+      <w:startOverride w:val="8"/>
     </w:lvlOverride>
     <w:lvlOverride w:ilvl="2">
-      <w:startOverride w:val="7"/>
+      <w:startOverride w:val="8"/>
     </w:lvlOverride>
     <w:lvlOverride w:ilvl="3">
-      <w:startOverride w:val="7"/>
+      <w:startOverride w:val="8"/>
     </w:lvlOverride>
     <w:lvlOverride w:ilvl="4">
-      <w:startOverride w:val="7"/>
+      <w:startOverride w:val="8"/>
     </w:lvlOverride>
     <w:lvlOverride w:ilvl="5">
-      <w:startOverride w:val="7"/>
+      <w:startOverride w:val="8"/>
     </w:lvlOverride>
     <w:lvlOverride w:ilvl="6">
-      <w:startOverride w:val="7"/>
+      <w:startOverride w:val="8"/>
     </w:lvlOverride>
     <w:lvlOverride w:ilvl="7">
-      <w:startOverride w:val="7"/>
+      <w:startOverride w:val="8"/>
     </w:lvlOverride>
     <w:lvlOverride w:ilvl="8">
-      <w:startOverride w:val="7"/>
+      <w:startOverride w:val="8"/>
     </w:lvlOverride>
   </w:num>
-  <w:num w:numId="1009">
-    <w:abstractNumId w:val="994111"/>
+  <w:num w:numId="1012">
+    <w:abstractNumId w:val="994113"/>
     <w:lvlOverride w:ilvl="0">
-      <w:startOverride w:val="11"/>
+      <w:startOverride w:val="13"/>
     </w:lvlOverride>
     <w:lvlOverride w:ilvl="1">
-      <w:startOverride w:val="11"/>
+      <w:startOverride w:val="13"/>
     </w:lvlOverride>
     <w:lvlOverride w:ilvl="2">
-      <w:startOverride w:val="11"/>
+      <w:startOverride w:val="13"/>
     </w:lvlOverride>
     <w:lvlOverride w:ilvl="3">
-      <w:startOverride w:val="11"/>
+      <w:startOverride w:val="13"/>
     </w:lvlOverride>
     <w:lvlOverride w:ilvl="4">
-      <w:startOverride w:val="11"/>
+      <w:startOverride w:val="13"/>
     </w:lvlOverride>
     <w:lvlOverride w:ilvl="5">
-      <w:startOverride w:val="11"/>
+      <w:startOverride w:val="13"/>
     </w:lvlOverride>
     <w:lvlOverride w:ilvl="6">
-      <w:startOverride w:val="11"/>
+      <w:startOverride w:val="13"/>
     </w:lvlOverride>
     <w:lvlOverride w:ilvl="7">
-      <w:startOverride w:val="11"/>
+      <w:startOverride w:val="13"/>
     </w:lvlOverride>
     <w:lvlOverride w:ilvl="8">
-      <w:startOverride w:val="11"/>
+      <w:startOverride w:val="13"/>
     </w:lvlOverride>
   </w:num>
-  <w:num w:numId="1010">
-    <w:abstractNumId w:val="991"/>
-  </w:num>
-  <w:num w:numId="1011">
-    <w:abstractNumId w:val="991"/>
-  </w:num>
-  <w:num w:numId="1012">
+  <w:num w:numId="1013">
     <w:abstractNumId w:val="99411"/>
     <w:lvlOverride w:ilvl="0">
       <w:startOverride w:val="1"/>
@@ -6649,7 +5656,7 @@
       <w:startOverride w:val="1"/>
     </w:lvlOverride>
   </w:num>
-  <w:num w:numId="1013">
+  <w:num w:numId="1014">
     <w:abstractNumId w:val="99411"/>
     <w:lvlOverride w:ilvl="0">
       <w:startOverride w:val="1"/>
